--- a/Student Skill Exchange SE Assohm,ent.docx
+++ b/Student Skill Exchange SE Assohm,ent.docx
@@ -62,24 +62,62 @@
     </w:p>
     <w:p>
       <w:pPr>
-        <w:rPr>
-          <w:rFonts w:ascii="Arial" w:hAnsi="Arial" w:cs="Arial"/>
-          <w:b/>
-          <w:bCs/>
-          <w:sz w:val="32"/>
-          <w:szCs w:val="32"/>
-        </w:rPr>
-      </w:pPr>
-      <w:r>
-        <w:rPr>
-          <w:rFonts w:ascii="Arial" w:hAnsi="Arial" w:cs="Arial"/>
-          <w:b/>
-          <w:bCs/>
-          <w:sz w:val="32"/>
-          <w:szCs w:val="32"/>
-        </w:rPr>
-        <w:br/>
-        <w:t xml:space="preserve">Project Title: </w:t>
+        <w:pStyle w:val="ListParagraph"/>
+        <w:ind w:left="360"/>
+        <w:rPr>
+          <w:rFonts w:ascii="Arial" w:hAnsi="Arial" w:cs="Arial"/>
+          <w:b/>
+          <w:bCs/>
+          <w:sz w:val="40"/>
+          <w:szCs w:val="40"/>
+        </w:rPr>
+      </w:pPr>
+    </w:p>
+    <w:p>
+      <w:pPr>
+        <w:pStyle w:val="ListParagraph"/>
+        <w:numPr>
+          <w:ilvl w:val="1"/>
+          <w:numId w:val="14"/>
+        </w:numPr>
+        <w:rPr>
+          <w:rFonts w:ascii="Arial" w:hAnsi="Arial" w:cs="Arial"/>
+          <w:b/>
+          <w:bCs/>
+          <w:sz w:val="32"/>
+          <w:szCs w:val="32"/>
+        </w:rPr>
+      </w:pPr>
+      <w:r>
+        <w:rPr>
+          <w:rFonts w:ascii="Arial" w:hAnsi="Arial" w:cs="Arial"/>
+          <w:b/>
+          <w:bCs/>
+          <w:sz w:val="32"/>
+          <w:szCs w:val="32"/>
+        </w:rPr>
+        <w:t>Project Title:</w:t>
+      </w:r>
+    </w:p>
+    <w:p>
+      <w:pPr>
+        <w:rPr>
+          <w:rFonts w:ascii="Arial" w:hAnsi="Arial" w:cs="Arial"/>
+          <w:b/>
+          <w:bCs/>
+          <w:sz w:val="32"/>
+          <w:szCs w:val="32"/>
+        </w:rPr>
+      </w:pPr>
+      <w:r>
+        <w:rPr>
+          <w:rFonts w:ascii="Arial" w:hAnsi="Arial" w:cs="Arial"/>
+          <w:b/>
+          <w:bCs/>
+          <w:sz w:val="32"/>
+          <w:szCs w:val="32"/>
+        </w:rPr>
+        <w:t xml:space="preserve"> </w:t>
       </w:r>
       <w:r>
         <w:rPr>
@@ -229,23 +267,7 @@
           <w:sz w:val="32"/>
           <w:szCs w:val="32"/>
         </w:rPr>
-        <w:t xml:space="preserve">, </w:t>
-      </w:r>
-      <w:r>
-        <w:rPr>
-          <w:rFonts w:ascii="Arial" w:hAnsi="Arial" w:cs="Arial"/>
-          <w:sz w:val="32"/>
-          <w:szCs w:val="32"/>
-        </w:rPr>
-        <w:t>poor time management</w:t>
-      </w:r>
-      <w:r>
-        <w:rPr>
-          <w:rFonts w:ascii="Arial" w:hAnsi="Arial" w:cs="Arial"/>
-          <w:sz w:val="32"/>
-          <w:szCs w:val="32"/>
-        </w:rPr>
-        <w:t>, lack of communication, writing and other basic skills they don’t learn in class</w:t>
+        <w:t>, poor time management, lack of communication, writing and other basic skills they don’t learn in class</w:t>
       </w:r>
       <w:r>
         <w:rPr>
@@ -329,17 +351,16 @@
           <w:sz w:val="32"/>
           <w:szCs w:val="32"/>
         </w:rPr>
-        <w:t>vices.</w:t>
-      </w:r>
-    </w:p>
-    <w:p>
-      <w:pPr>
-        <w:rPr>
-          <w:rFonts w:ascii="Arial" w:hAnsi="Arial" w:cs="Arial"/>
-          <w:sz w:val="32"/>
-          <w:szCs w:val="32"/>
-        </w:rPr>
-      </w:pPr>
+        <w:t>vices</w:t>
+      </w:r>
+      <w:r>
+        <w:rPr>
+          <w:rFonts w:ascii="Arial" w:hAnsi="Arial" w:cs="Arial"/>
+          <w:sz w:val="32"/>
+          <w:szCs w:val="32"/>
+        </w:rPr>
+        <w:t>.</w:t>
+      </w:r>
     </w:p>
     <w:p>
       <w:pPr>
@@ -364,6 +385,7 @@
           <w:sz w:val="32"/>
           <w:szCs w:val="32"/>
         </w:rPr>
+        <w:lastRenderedPageBreak/>
         <w:t>Aim</w:t>
       </w:r>
       <w:r>
@@ -602,27 +624,89 @@
     </w:p>
     <w:p>
       <w:pPr>
-        <w:pStyle w:val="ListParagraph"/>
-        <w:numPr>
-          <w:ilvl w:val="0"/>
-          <w:numId w:val="4"/>
-        </w:numPr>
-        <w:rPr>
-          <w:rFonts w:ascii="Arial" w:hAnsi="Arial" w:cs="Arial"/>
-          <w:b/>
-          <w:bCs/>
-          <w:sz w:val="32"/>
-          <w:szCs w:val="32"/>
-        </w:rPr>
-      </w:pPr>
-      <w:r>
-        <w:rPr>
-          <w:rFonts w:ascii="Arial" w:hAnsi="Arial" w:cs="Arial"/>
-          <w:b/>
-          <w:bCs/>
-          <w:sz w:val="32"/>
-          <w:szCs w:val="32"/>
-        </w:rPr>
+        <w:rPr>
+          <w:rFonts w:ascii="Arial" w:hAnsi="Arial" w:cs="Arial"/>
+          <w:b/>
+          <w:bCs/>
+          <w:sz w:val="32"/>
+          <w:szCs w:val="32"/>
+        </w:rPr>
+      </w:pPr>
+    </w:p>
+    <w:p>
+      <w:pPr>
+        <w:rPr>
+          <w:rFonts w:ascii="Arial" w:hAnsi="Arial" w:cs="Arial"/>
+          <w:b/>
+          <w:bCs/>
+          <w:sz w:val="32"/>
+          <w:szCs w:val="32"/>
+        </w:rPr>
+      </w:pPr>
+    </w:p>
+    <w:p>
+      <w:pPr>
+        <w:rPr>
+          <w:rFonts w:ascii="Arial" w:hAnsi="Arial" w:cs="Arial"/>
+          <w:b/>
+          <w:bCs/>
+          <w:sz w:val="32"/>
+          <w:szCs w:val="32"/>
+        </w:rPr>
+      </w:pPr>
+    </w:p>
+    <w:p>
+      <w:pPr>
+        <w:rPr>
+          <w:rFonts w:ascii="Arial" w:hAnsi="Arial" w:cs="Arial"/>
+          <w:b/>
+          <w:bCs/>
+          <w:sz w:val="32"/>
+          <w:szCs w:val="32"/>
+        </w:rPr>
+      </w:pPr>
+    </w:p>
+    <w:p>
+      <w:pPr>
+        <w:rPr>
+          <w:rFonts w:ascii="Arial" w:hAnsi="Arial" w:cs="Arial"/>
+          <w:b/>
+          <w:bCs/>
+          <w:sz w:val="32"/>
+          <w:szCs w:val="32"/>
+        </w:rPr>
+      </w:pPr>
+    </w:p>
+    <w:p>
+      <w:pPr>
+        <w:rPr>
+          <w:rFonts w:ascii="Arial" w:hAnsi="Arial" w:cs="Arial"/>
+          <w:b/>
+          <w:bCs/>
+          <w:sz w:val="32"/>
+          <w:szCs w:val="32"/>
+        </w:rPr>
+      </w:pPr>
+    </w:p>
+    <w:p>
+      <w:pPr>
+        <w:rPr>
+          <w:rFonts w:ascii="Arial" w:hAnsi="Arial" w:cs="Arial"/>
+          <w:b/>
+          <w:bCs/>
+          <w:sz w:val="32"/>
+          <w:szCs w:val="32"/>
+        </w:rPr>
+      </w:pPr>
+      <w:r>
+        <w:rPr>
+          <w:rFonts w:ascii="Arial" w:hAnsi="Arial" w:cs="Arial"/>
+          <w:b/>
+          <w:bCs/>
+          <w:sz w:val="32"/>
+          <w:szCs w:val="32"/>
+        </w:rPr>
+        <w:lastRenderedPageBreak/>
         <w:t>Project Scope</w:t>
       </w:r>
     </w:p>
@@ -769,7 +853,6 @@
           <w:sz w:val="32"/>
           <w:szCs w:val="32"/>
         </w:rPr>
-        <w:lastRenderedPageBreak/>
         <w:t>Tutor dashboard</w:t>
       </w:r>
     </w:p>
@@ -1207,6 +1290,7 @@
           <w:sz w:val="32"/>
           <w:szCs w:val="32"/>
         </w:rPr>
+        <w:lastRenderedPageBreak/>
         <w:t>Development Methodology</w:t>
       </w:r>
     </w:p>
@@ -1256,7 +1340,6 @@
           <w:sz w:val="32"/>
           <w:szCs w:val="32"/>
         </w:rPr>
-        <w:lastRenderedPageBreak/>
         <w:t>For the project agile selected because of the following reasons:</w:t>
       </w:r>
     </w:p>
@@ -1631,7 +1714,6 @@
           <w:sz w:val="32"/>
           <w:szCs w:val="32"/>
         </w:rPr>
-        <w:lastRenderedPageBreak/>
         <w:t>Requirements Specifications</w:t>
       </w:r>
     </w:p>
@@ -1814,11 +1896,11 @@
   <w:abstractNum w:abstractNumId="1" w15:restartNumberingAfterBreak="0">
     <w:nsid w:val="17E14126"/>
     <w:multiLevelType w:val="multilevel"/>
-    <w:tmpl w:val="CB3E98A4"/>
+    <w:tmpl w:val="5B96FF80"/>
     <w:lvl w:ilvl="0">
       <w:start w:val="1"/>
       <w:numFmt w:val="none"/>
-      <w:lvlText w:val="1.3"/>
+      <w:lvlText w:val="Task 1.0"/>
       <w:lvlJc w:val="left"/>
       <w:pPr>
         <w:ind w:left="360" w:hanging="360"/>
@@ -1927,11 +2009,11 @@
   <w:abstractNum w:abstractNumId="2" w15:restartNumberingAfterBreak="0">
     <w:nsid w:val="21E5068F"/>
     <w:multiLevelType w:val="multilevel"/>
-    <w:tmpl w:val="4B940164"/>
+    <w:tmpl w:val="55227002"/>
     <w:lvl w:ilvl="0">
       <w:start w:val="1"/>
-      <w:numFmt w:val="decimal"/>
-      <w:lvlText w:val="%1.2"/>
+      <w:numFmt w:val="none"/>
+      <w:lvlText w:val="Task 2.0"/>
       <w:lvlJc w:val="left"/>
       <w:pPr>
         <w:ind w:left="360" w:hanging="360"/>
@@ -1942,8 +2024,8 @@
     </w:lvl>
     <w:lvl w:ilvl="1">
       <w:start w:val="1"/>
-      <w:numFmt w:val="decimal"/>
-      <w:lvlText w:val="%2.2"/>
+      <w:numFmt w:val="none"/>
+      <w:lvlText w:val="Task 2.0"/>
       <w:lvlJc w:val="left"/>
       <w:pPr>
         <w:ind w:left="792" w:hanging="432"/>
@@ -2917,6 +2999,178 @@
     </w:lvl>
   </w:abstractNum>
   <w:abstractNum w:abstractNumId="11" w15:restartNumberingAfterBreak="0">
+    <w:nsid w:val="5D6B2DC2"/>
+    <w:multiLevelType w:val="multilevel"/>
+    <w:tmpl w:val="0409001F"/>
+    <w:lvl w:ilvl="0">
+      <w:start w:val="1"/>
+      <w:numFmt w:val="decimal"/>
+      <w:lvlText w:val="%1."/>
+      <w:lvlJc w:val="left"/>
+      <w:pPr>
+        <w:ind w:left="360" w:hanging="360"/>
+      </w:pPr>
+    </w:lvl>
+    <w:lvl w:ilvl="1">
+      <w:start w:val="1"/>
+      <w:numFmt w:val="decimal"/>
+      <w:lvlText w:val="%1.%2."/>
+      <w:lvlJc w:val="left"/>
+      <w:pPr>
+        <w:ind w:left="432" w:hanging="432"/>
+      </w:pPr>
+    </w:lvl>
+    <w:lvl w:ilvl="2">
+      <w:start w:val="1"/>
+      <w:numFmt w:val="decimal"/>
+      <w:lvlText w:val="%1.%2.%3."/>
+      <w:lvlJc w:val="left"/>
+      <w:pPr>
+        <w:ind w:left="1224" w:hanging="504"/>
+      </w:pPr>
+    </w:lvl>
+    <w:lvl w:ilvl="3">
+      <w:start w:val="1"/>
+      <w:numFmt w:val="decimal"/>
+      <w:lvlText w:val="%1.%2.%3.%4."/>
+      <w:lvlJc w:val="left"/>
+      <w:pPr>
+        <w:ind w:left="1728" w:hanging="648"/>
+      </w:pPr>
+    </w:lvl>
+    <w:lvl w:ilvl="4">
+      <w:start w:val="1"/>
+      <w:numFmt w:val="decimal"/>
+      <w:lvlText w:val="%1.%2.%3.%4.%5."/>
+      <w:lvlJc w:val="left"/>
+      <w:pPr>
+        <w:ind w:left="2232" w:hanging="792"/>
+      </w:pPr>
+    </w:lvl>
+    <w:lvl w:ilvl="5">
+      <w:start w:val="1"/>
+      <w:numFmt w:val="decimal"/>
+      <w:lvlText w:val="%1.%2.%3.%4.%5.%6."/>
+      <w:lvlJc w:val="left"/>
+      <w:pPr>
+        <w:ind w:left="2736" w:hanging="936"/>
+      </w:pPr>
+    </w:lvl>
+    <w:lvl w:ilvl="6">
+      <w:start w:val="1"/>
+      <w:numFmt w:val="decimal"/>
+      <w:lvlText w:val="%1.%2.%3.%4.%5.%6.%7."/>
+      <w:lvlJc w:val="left"/>
+      <w:pPr>
+        <w:ind w:left="3240" w:hanging="1080"/>
+      </w:pPr>
+    </w:lvl>
+    <w:lvl w:ilvl="7">
+      <w:start w:val="1"/>
+      <w:numFmt w:val="decimal"/>
+      <w:lvlText w:val="%1.%2.%3.%4.%5.%6.%7.%8."/>
+      <w:lvlJc w:val="left"/>
+      <w:pPr>
+        <w:ind w:left="3744" w:hanging="1224"/>
+      </w:pPr>
+    </w:lvl>
+    <w:lvl w:ilvl="8">
+      <w:start w:val="1"/>
+      <w:numFmt w:val="decimal"/>
+      <w:lvlText w:val="%1.%2.%3.%4.%5.%6.%7.%8.%9."/>
+      <w:lvlJc w:val="left"/>
+      <w:pPr>
+        <w:ind w:left="4320" w:hanging="1440"/>
+      </w:pPr>
+    </w:lvl>
+  </w:abstractNum>
+  <w:abstractNum w:abstractNumId="12" w15:restartNumberingAfterBreak="0">
+    <w:nsid w:val="69EE0C73"/>
+    <w:multiLevelType w:val="multilevel"/>
+    <w:tmpl w:val="0409001F"/>
+    <w:lvl w:ilvl="0">
+      <w:start w:val="1"/>
+      <w:numFmt w:val="decimal"/>
+      <w:lvlText w:val="%1."/>
+      <w:lvlJc w:val="left"/>
+      <w:pPr>
+        <w:ind w:left="360" w:hanging="360"/>
+      </w:pPr>
+    </w:lvl>
+    <w:lvl w:ilvl="1">
+      <w:start w:val="1"/>
+      <w:numFmt w:val="decimal"/>
+      <w:lvlText w:val="%1.%2."/>
+      <w:lvlJc w:val="left"/>
+      <w:pPr>
+        <w:ind w:left="792" w:hanging="432"/>
+      </w:pPr>
+    </w:lvl>
+    <w:lvl w:ilvl="2">
+      <w:start w:val="1"/>
+      <w:numFmt w:val="decimal"/>
+      <w:lvlText w:val="%1.%2.%3."/>
+      <w:lvlJc w:val="left"/>
+      <w:pPr>
+        <w:ind w:left="1224" w:hanging="504"/>
+      </w:pPr>
+    </w:lvl>
+    <w:lvl w:ilvl="3">
+      <w:start w:val="1"/>
+      <w:numFmt w:val="decimal"/>
+      <w:lvlText w:val="%1.%2.%3.%4."/>
+      <w:lvlJc w:val="left"/>
+      <w:pPr>
+        <w:ind w:left="1728" w:hanging="648"/>
+      </w:pPr>
+    </w:lvl>
+    <w:lvl w:ilvl="4">
+      <w:start w:val="1"/>
+      <w:numFmt w:val="decimal"/>
+      <w:lvlText w:val="%1.%2.%3.%4.%5."/>
+      <w:lvlJc w:val="left"/>
+      <w:pPr>
+        <w:ind w:left="2232" w:hanging="792"/>
+      </w:pPr>
+    </w:lvl>
+    <w:lvl w:ilvl="5">
+      <w:start w:val="1"/>
+      <w:numFmt w:val="decimal"/>
+      <w:lvlText w:val="%1.%2.%3.%4.%5.%6."/>
+      <w:lvlJc w:val="left"/>
+      <w:pPr>
+        <w:ind w:left="2736" w:hanging="936"/>
+      </w:pPr>
+    </w:lvl>
+    <w:lvl w:ilvl="6">
+      <w:start w:val="1"/>
+      <w:numFmt w:val="decimal"/>
+      <w:lvlText w:val="%1.%2.%3.%4.%5.%6.%7."/>
+      <w:lvlJc w:val="left"/>
+      <w:pPr>
+        <w:ind w:left="3240" w:hanging="1080"/>
+      </w:pPr>
+    </w:lvl>
+    <w:lvl w:ilvl="7">
+      <w:start w:val="1"/>
+      <w:numFmt w:val="decimal"/>
+      <w:lvlText w:val="%1.%2.%3.%4.%5.%6.%7.%8."/>
+      <w:lvlJc w:val="left"/>
+      <w:pPr>
+        <w:ind w:left="3744" w:hanging="1224"/>
+      </w:pPr>
+    </w:lvl>
+    <w:lvl w:ilvl="8">
+      <w:start w:val="1"/>
+      <w:numFmt w:val="decimal"/>
+      <w:lvlText w:val="%1.%2.%3.%4.%5.%6.%7.%8.%9."/>
+      <w:lvlJc w:val="left"/>
+      <w:pPr>
+        <w:ind w:left="4320" w:hanging="1440"/>
+      </w:pPr>
+    </w:lvl>
+  </w:abstractNum>
+  <w:abstractNum w:abstractNumId="13" w15:restartNumberingAfterBreak="0">
     <w:nsid w:val="7B5C3A34"/>
     <w:multiLevelType w:val="hybridMultilevel"/>
     <w:tmpl w:val="E90C26C6"/>
@@ -3021,7 +3275,7 @@
     <w:abstractNumId w:val="0"/>
   </w:num>
   <w:num w:numId="7" w16cid:durableId="346297070">
-    <w:abstractNumId w:val="11"/>
+    <w:abstractNumId w:val="13"/>
   </w:num>
   <w:num w:numId="8" w16cid:durableId="51974382">
     <w:abstractNumId w:val="3"/>
@@ -3037,6 +3291,12 @@
   </w:num>
   <w:num w:numId="12" w16cid:durableId="1532105700">
     <w:abstractNumId w:val="5"/>
+  </w:num>
+  <w:num w:numId="13" w16cid:durableId="201941691">
+    <w:abstractNumId w:val="12"/>
+  </w:num>
+  <w:num w:numId="14" w16cid:durableId="2058045249">
+    <w:abstractNumId w:val="11"/>
   </w:num>
 </w:numbering>
 </file>

--- a/Student Skill Exchange SE Assohm,ent.docx
+++ b/Student Skill Exchange SE Assohm,ent.docx
@@ -1768,6 +1768,350 @@
           <w:szCs w:val="32"/>
         </w:rPr>
       </w:pPr>
+    </w:p>
+    <w:p>
+      <w:pPr>
+        <w:pStyle w:val="ListParagraph"/>
+        <w:ind w:left="1800"/>
+        <w:rPr>
+          <w:rFonts w:ascii="Arial" w:hAnsi="Arial" w:cs="Arial"/>
+          <w:b/>
+          <w:bCs/>
+          <w:sz w:val="32"/>
+          <w:szCs w:val="32"/>
+        </w:rPr>
+      </w:pPr>
+    </w:p>
+    <w:p>
+      <w:pPr>
+        <w:pStyle w:val="ListParagraph"/>
+        <w:ind w:left="1800"/>
+        <w:rPr>
+          <w:rFonts w:ascii="Arial" w:hAnsi="Arial" w:cs="Arial"/>
+          <w:b/>
+          <w:bCs/>
+          <w:sz w:val="32"/>
+          <w:szCs w:val="32"/>
+        </w:rPr>
+      </w:pPr>
+    </w:p>
+    <w:p>
+      <w:pPr>
+        <w:pStyle w:val="ListParagraph"/>
+        <w:ind w:left="1800"/>
+        <w:rPr>
+          <w:rFonts w:ascii="Arial" w:hAnsi="Arial" w:cs="Arial"/>
+          <w:b/>
+          <w:bCs/>
+          <w:sz w:val="32"/>
+          <w:szCs w:val="32"/>
+        </w:rPr>
+      </w:pPr>
+    </w:p>
+    <w:p>
+      <w:pPr>
+        <w:pStyle w:val="ListParagraph"/>
+        <w:ind w:left="1800"/>
+        <w:rPr>
+          <w:rFonts w:ascii="Arial" w:hAnsi="Arial" w:cs="Arial"/>
+          <w:b/>
+          <w:bCs/>
+          <w:sz w:val="32"/>
+          <w:szCs w:val="32"/>
+        </w:rPr>
+      </w:pPr>
+    </w:p>
+    <w:p>
+      <w:pPr>
+        <w:pStyle w:val="ListParagraph"/>
+        <w:ind w:left="1800"/>
+        <w:rPr>
+          <w:rFonts w:ascii="Arial" w:hAnsi="Arial" w:cs="Arial"/>
+          <w:b/>
+          <w:bCs/>
+          <w:sz w:val="32"/>
+          <w:szCs w:val="32"/>
+        </w:rPr>
+      </w:pPr>
+    </w:p>
+    <w:p>
+      <w:pPr>
+        <w:pStyle w:val="ListParagraph"/>
+        <w:ind w:left="1800"/>
+        <w:rPr>
+          <w:rFonts w:ascii="Arial" w:hAnsi="Arial" w:cs="Arial"/>
+          <w:b/>
+          <w:bCs/>
+          <w:sz w:val="32"/>
+          <w:szCs w:val="32"/>
+        </w:rPr>
+      </w:pPr>
+    </w:p>
+    <w:p>
+      <w:pPr>
+        <w:pStyle w:val="ListParagraph"/>
+        <w:ind w:left="1800"/>
+        <w:rPr>
+          <w:rFonts w:ascii="Arial" w:hAnsi="Arial" w:cs="Arial"/>
+          <w:b/>
+          <w:bCs/>
+          <w:sz w:val="32"/>
+          <w:szCs w:val="32"/>
+        </w:rPr>
+      </w:pPr>
+    </w:p>
+    <w:p>
+      <w:pPr>
+        <w:pStyle w:val="ListParagraph"/>
+        <w:ind w:left="1800"/>
+        <w:rPr>
+          <w:rFonts w:ascii="Arial" w:hAnsi="Arial" w:cs="Arial"/>
+          <w:b/>
+          <w:bCs/>
+          <w:sz w:val="32"/>
+          <w:szCs w:val="32"/>
+        </w:rPr>
+      </w:pPr>
+    </w:p>
+    <w:p>
+      <w:pPr>
+        <w:pStyle w:val="ListParagraph"/>
+        <w:ind w:left="1800"/>
+        <w:rPr>
+          <w:rFonts w:ascii="Arial" w:hAnsi="Arial" w:cs="Arial"/>
+          <w:b/>
+          <w:bCs/>
+          <w:sz w:val="32"/>
+          <w:szCs w:val="32"/>
+        </w:rPr>
+      </w:pPr>
+    </w:p>
+    <w:p>
+      <w:pPr>
+        <w:pStyle w:val="ListParagraph"/>
+        <w:ind w:left="1800"/>
+        <w:rPr>
+          <w:rFonts w:ascii="Arial" w:hAnsi="Arial" w:cs="Arial"/>
+          <w:b/>
+          <w:bCs/>
+          <w:sz w:val="32"/>
+          <w:szCs w:val="32"/>
+        </w:rPr>
+      </w:pPr>
+    </w:p>
+    <w:p>
+      <w:pPr>
+        <w:pStyle w:val="ListParagraph"/>
+        <w:ind w:left="1800"/>
+        <w:rPr>
+          <w:rFonts w:ascii="Arial" w:hAnsi="Arial" w:cs="Arial"/>
+          <w:b/>
+          <w:bCs/>
+          <w:sz w:val="32"/>
+          <w:szCs w:val="32"/>
+        </w:rPr>
+      </w:pPr>
+    </w:p>
+    <w:p>
+      <w:pPr>
+        <w:pStyle w:val="ListParagraph"/>
+        <w:ind w:left="1800"/>
+        <w:rPr>
+          <w:rFonts w:ascii="Arial" w:hAnsi="Arial" w:cs="Arial"/>
+          <w:b/>
+          <w:bCs/>
+          <w:sz w:val="32"/>
+          <w:szCs w:val="32"/>
+        </w:rPr>
+      </w:pPr>
+    </w:p>
+    <w:p>
+      <w:pPr>
+        <w:pStyle w:val="ListParagraph"/>
+        <w:ind w:left="1800"/>
+        <w:rPr>
+          <w:rFonts w:ascii="Arial" w:hAnsi="Arial" w:cs="Arial"/>
+          <w:b/>
+          <w:bCs/>
+          <w:sz w:val="32"/>
+          <w:szCs w:val="32"/>
+        </w:rPr>
+      </w:pPr>
+    </w:p>
+    <w:p>
+      <w:pPr>
+        <w:pStyle w:val="ListParagraph"/>
+        <w:ind w:left="1800"/>
+        <w:rPr>
+          <w:rFonts w:ascii="Arial" w:hAnsi="Arial" w:cs="Arial"/>
+          <w:b/>
+          <w:bCs/>
+          <w:sz w:val="32"/>
+          <w:szCs w:val="32"/>
+        </w:rPr>
+      </w:pPr>
+    </w:p>
+    <w:p>
+      <w:pPr>
+        <w:pStyle w:val="ListParagraph"/>
+        <w:ind w:left="1800"/>
+        <w:rPr>
+          <w:rFonts w:ascii="Arial" w:hAnsi="Arial" w:cs="Arial"/>
+          <w:b/>
+          <w:bCs/>
+          <w:sz w:val="32"/>
+          <w:szCs w:val="32"/>
+        </w:rPr>
+      </w:pPr>
+    </w:p>
+    <w:p>
+      <w:pPr>
+        <w:pStyle w:val="ListParagraph"/>
+        <w:ind w:left="1800"/>
+        <w:rPr>
+          <w:rFonts w:ascii="Arial" w:hAnsi="Arial" w:cs="Arial"/>
+          <w:b/>
+          <w:bCs/>
+          <w:sz w:val="32"/>
+          <w:szCs w:val="32"/>
+        </w:rPr>
+      </w:pPr>
+    </w:p>
+    <w:p>
+      <w:pPr>
+        <w:pStyle w:val="ListParagraph"/>
+        <w:ind w:left="1800"/>
+        <w:rPr>
+          <w:rFonts w:ascii="Arial" w:hAnsi="Arial" w:cs="Arial"/>
+          <w:b/>
+          <w:bCs/>
+          <w:sz w:val="32"/>
+          <w:szCs w:val="32"/>
+        </w:rPr>
+      </w:pPr>
+    </w:p>
+    <w:p>
+      <w:pPr>
+        <w:pStyle w:val="ListParagraph"/>
+        <w:ind w:left="1800"/>
+        <w:rPr>
+          <w:rFonts w:ascii="Arial" w:hAnsi="Arial" w:cs="Arial"/>
+          <w:b/>
+          <w:bCs/>
+          <w:sz w:val="32"/>
+          <w:szCs w:val="32"/>
+        </w:rPr>
+      </w:pPr>
+    </w:p>
+    <w:p>
+      <w:pPr>
+        <w:pStyle w:val="ListParagraph"/>
+        <w:ind w:left="1800"/>
+        <w:rPr>
+          <w:rFonts w:ascii="Arial" w:hAnsi="Arial" w:cs="Arial"/>
+          <w:b/>
+          <w:bCs/>
+          <w:sz w:val="32"/>
+          <w:szCs w:val="32"/>
+        </w:rPr>
+      </w:pPr>
+    </w:p>
+    <w:p>
+      <w:pPr>
+        <w:pStyle w:val="ListParagraph"/>
+        <w:ind w:left="1800"/>
+        <w:rPr>
+          <w:rFonts w:ascii="Arial" w:hAnsi="Arial" w:cs="Arial"/>
+          <w:b/>
+          <w:bCs/>
+          <w:sz w:val="32"/>
+          <w:szCs w:val="32"/>
+        </w:rPr>
+      </w:pPr>
+    </w:p>
+    <w:p>
+      <w:pPr>
+        <w:pStyle w:val="ListParagraph"/>
+        <w:ind w:left="1800"/>
+        <w:rPr>
+          <w:rFonts w:ascii="Arial" w:hAnsi="Arial" w:cs="Arial"/>
+          <w:b/>
+          <w:bCs/>
+          <w:sz w:val="32"/>
+          <w:szCs w:val="32"/>
+        </w:rPr>
+      </w:pPr>
+    </w:p>
+    <w:p>
+      <w:pPr>
+        <w:pStyle w:val="ListParagraph"/>
+        <w:ind w:left="1800"/>
+        <w:rPr>
+          <w:rFonts w:ascii="Arial" w:hAnsi="Arial" w:cs="Arial"/>
+          <w:b/>
+          <w:bCs/>
+          <w:sz w:val="32"/>
+          <w:szCs w:val="32"/>
+        </w:rPr>
+      </w:pPr>
+      <w:r>
+        <w:rPr>
+          <w:rFonts w:ascii="Arial" w:hAnsi="Arial" w:cs="Arial"/>
+          <w:b/>
+          <w:bCs/>
+          <w:sz w:val="32"/>
+          <w:szCs w:val="32"/>
+        </w:rPr>
+        <w:lastRenderedPageBreak/>
+        <w:drawing>
+          <wp:inline distT="0" distB="0" distL="0" distR="0" wp14:anchorId="3B600496" wp14:editId="40768931">
+            <wp:extent cx="3682365" cy="8229600"/>
+            <wp:effectExtent l="0" t="0" r="0" b="0"/>
+            <wp:docPr id="897993450" name="Picture 2"/>
+            <wp:cNvGraphicFramePr>
+              <a:graphicFrameLocks xmlns:a="http://schemas.openxmlformats.org/drawingml/2006/main" noChangeAspect="1"/>
+            </wp:cNvGraphicFramePr>
+            <a:graphic xmlns:a="http://schemas.openxmlformats.org/drawingml/2006/main">
+              <a:graphicData uri="http://schemas.openxmlformats.org/drawingml/2006/picture">
+                <pic:pic xmlns:pic="http://schemas.openxmlformats.org/drawingml/2006/picture">
+                  <pic:nvPicPr>
+                    <pic:cNvPr id="0" name="Picture 6"/>
+                    <pic:cNvPicPr>
+                      <a:picLocks noChangeAspect="1" noChangeArrowheads="1"/>
+                    </pic:cNvPicPr>
+                  </pic:nvPicPr>
+                  <pic:blipFill>
+                    <a:blip r:embed="rId6" cstate="print">
+                      <a:extLst>
+                        <a:ext uri="{28A0092B-C50C-407E-A947-70E740481C1C}">
+                          <a14:useLocalDpi xmlns:a14="http://schemas.microsoft.com/office/drawing/2010/main" val="0"/>
+                        </a:ext>
+                      </a:extLst>
+                    </a:blip>
+                    <a:srcRect/>
+                    <a:stretch>
+                      <a:fillRect/>
+                    </a:stretch>
+                  </pic:blipFill>
+                  <pic:spPr bwMode="auto">
+                    <a:xfrm>
+                      <a:off x="0" y="0"/>
+                      <a:ext cx="3682365" cy="8229600"/>
+                    </a:xfrm>
+                    <a:prstGeom prst="rect">
+                      <a:avLst/>
+                    </a:prstGeom>
+                    <a:noFill/>
+                    <a:ln>
+                      <a:noFill/>
+                    </a:ln>
+                  </pic:spPr>
+                </pic:pic>
+              </a:graphicData>
+            </a:graphic>
+          </wp:inline>
+        </w:drawing>
+      </w:r>
     </w:p>
     <w:p>
       <w:pPr>
@@ -3904,7 +4248,6 @@
   <w:style w:type="character" w:default="1" w:styleId="DefaultParagraphFont">
     <w:name w:val="Default Paragraph Font"/>
     <w:uiPriority w:val="1"/>
-    <w:semiHidden/>
     <w:unhideWhenUsed/>
   </w:style>
   <w:style w:type="table" w:default="1" w:styleId="TableNormal">

--- a/Student Skill Exchange SE Assohm,ent.docx
+++ b/Student Skill Exchange SE Assohm,ent.docx
@@ -77,8 +77,8 @@
       <w:pPr>
         <w:pStyle w:val="ListParagraph"/>
         <w:numPr>
-          <w:ilvl w:val="1"/>
-          <w:numId w:val="14"/>
+          <w:ilvl w:val="0"/>
+          <w:numId w:val="17"/>
         </w:numPr>
         <w:rPr>
           <w:rFonts w:ascii="Arial" w:hAnsi="Arial" w:cs="Arial"/>
@@ -96,19 +96,42 @@
           <w:sz w:val="32"/>
           <w:szCs w:val="32"/>
         </w:rPr>
+        <w:t>Problem Identification</w:t>
+      </w:r>
+    </w:p>
+    <w:p>
+      <w:pPr>
+        <w:pStyle w:val="ListParagraph"/>
+        <w:ind w:left="360"/>
+        <w:rPr>
+          <w:rFonts w:ascii="Arial" w:hAnsi="Arial" w:cs="Arial"/>
+          <w:b/>
+          <w:bCs/>
+          <w:sz w:val="40"/>
+          <w:szCs w:val="40"/>
+        </w:rPr>
+      </w:pPr>
+    </w:p>
+    <w:p>
+      <w:pPr>
+        <w:rPr>
+          <w:rFonts w:ascii="Arial" w:hAnsi="Arial" w:cs="Arial"/>
+          <w:b/>
+          <w:bCs/>
+          <w:sz w:val="32"/>
+          <w:szCs w:val="32"/>
+        </w:rPr>
+      </w:pPr>
+      <w:r>
+        <w:rPr>
+          <w:rFonts w:ascii="Arial" w:hAnsi="Arial" w:cs="Arial"/>
+          <w:b/>
+          <w:bCs/>
+          <w:sz w:val="32"/>
+          <w:szCs w:val="32"/>
+        </w:rPr>
         <w:t>Project Title:</w:t>
       </w:r>
-    </w:p>
-    <w:p>
-      <w:pPr>
-        <w:rPr>
-          <w:rFonts w:ascii="Arial" w:hAnsi="Arial" w:cs="Arial"/>
-          <w:b/>
-          <w:bCs/>
-          <w:sz w:val="32"/>
-          <w:szCs w:val="32"/>
-        </w:rPr>
-      </w:pPr>
       <w:r>
         <w:rPr>
           <w:rFonts w:ascii="Arial" w:hAnsi="Arial" w:cs="Arial"/>
@@ -141,28 +164,23 @@
     </w:p>
     <w:p>
       <w:pPr>
-        <w:pStyle w:val="ListParagraph"/>
-        <w:numPr>
-          <w:ilvl w:val="1"/>
-          <w:numId w:val="2"/>
-        </w:numPr>
-        <w:rPr>
-          <w:rFonts w:ascii="Arial" w:hAnsi="Arial" w:cs="Arial"/>
-          <w:b/>
-          <w:bCs/>
-          <w:sz w:val="32"/>
-          <w:szCs w:val="32"/>
-        </w:rPr>
-      </w:pPr>
-      <w:r>
-        <w:rPr>
-          <w:rFonts w:ascii="Arial" w:hAnsi="Arial" w:cs="Arial"/>
-          <w:b/>
-          <w:bCs/>
-          <w:sz w:val="32"/>
-          <w:szCs w:val="32"/>
-        </w:rPr>
-        <w:t>Problem Identification</w:t>
+        <w:rPr>
+          <w:rFonts w:ascii="Arial" w:hAnsi="Arial" w:cs="Arial"/>
+          <w:b/>
+          <w:bCs/>
+          <w:sz w:val="32"/>
+          <w:szCs w:val="32"/>
+        </w:rPr>
+      </w:pPr>
+      <w:r>
+        <w:rPr>
+          <w:rFonts w:ascii="Arial" w:hAnsi="Arial" w:cs="Arial"/>
+          <w:b/>
+          <w:bCs/>
+          <w:sz w:val="32"/>
+          <w:szCs w:val="32"/>
+        </w:rPr>
+        <w:t>Literature Review:</w:t>
       </w:r>
     </w:p>
     <w:p>
@@ -335,6 +353,7 @@
           <w:sz w:val="32"/>
           <w:szCs w:val="32"/>
         </w:rPr>
+        <w:lastRenderedPageBreak/>
         <w:t>The project aims to reduce the gap between students seeking academic assistance and skilled individuals who can provide tutoring, mentorship and other academic related se</w:t>
       </w:r>
       <w:r>
@@ -361,13 +380,22 @@
         </w:rPr>
         <w:t>.</w:t>
       </w:r>
+    </w:p>
+    <w:p>
+      <w:pPr>
+        <w:rPr>
+          <w:rFonts w:ascii="Arial" w:hAnsi="Arial" w:cs="Arial"/>
+          <w:sz w:val="32"/>
+          <w:szCs w:val="32"/>
+        </w:rPr>
+      </w:pPr>
     </w:p>
     <w:p>
       <w:pPr>
         <w:pStyle w:val="ListParagraph"/>
         <w:numPr>
           <w:ilvl w:val="0"/>
-          <w:numId w:val="3"/>
+          <w:numId w:val="14"/>
         </w:numPr>
         <w:rPr>
           <w:rFonts w:ascii="Arial" w:hAnsi="Arial" w:cs="Arial"/>
@@ -385,7 +413,6 @@
           <w:sz w:val="32"/>
           <w:szCs w:val="32"/>
         </w:rPr>
-        <w:lastRenderedPageBreak/>
         <w:t>Aim</w:t>
       </w:r>
       <w:r>
@@ -646,50 +673,11 @@
     </w:p>
     <w:p>
       <w:pPr>
-        <w:rPr>
-          <w:rFonts w:ascii="Arial" w:hAnsi="Arial" w:cs="Arial"/>
-          <w:b/>
-          <w:bCs/>
-          <w:sz w:val="32"/>
-          <w:szCs w:val="32"/>
-        </w:rPr>
-      </w:pPr>
-    </w:p>
-    <w:p>
-      <w:pPr>
-        <w:rPr>
-          <w:rFonts w:ascii="Arial" w:hAnsi="Arial" w:cs="Arial"/>
-          <w:b/>
-          <w:bCs/>
-          <w:sz w:val="32"/>
-          <w:szCs w:val="32"/>
-        </w:rPr>
-      </w:pPr>
-    </w:p>
-    <w:p>
-      <w:pPr>
-        <w:rPr>
-          <w:rFonts w:ascii="Arial" w:hAnsi="Arial" w:cs="Arial"/>
-          <w:b/>
-          <w:bCs/>
-          <w:sz w:val="32"/>
-          <w:szCs w:val="32"/>
-        </w:rPr>
-      </w:pPr>
-    </w:p>
-    <w:p>
-      <w:pPr>
-        <w:rPr>
-          <w:rFonts w:ascii="Arial" w:hAnsi="Arial" w:cs="Arial"/>
-          <w:b/>
-          <w:bCs/>
-          <w:sz w:val="32"/>
-          <w:szCs w:val="32"/>
-        </w:rPr>
-      </w:pPr>
-    </w:p>
-    <w:p>
-      <w:pPr>
+        <w:pStyle w:val="ListParagraph"/>
+        <w:numPr>
+          <w:ilvl w:val="0"/>
+          <w:numId w:val="16"/>
+        </w:numPr>
         <w:rPr>
           <w:rFonts w:ascii="Arial" w:hAnsi="Arial" w:cs="Arial"/>
           <w:b/>
@@ -1408,6 +1396,54 @@
     <w:p>
       <w:pPr>
         <w:pStyle w:val="ListParagraph"/>
+        <w:ind w:left="360"/>
+        <w:rPr>
+          <w:rFonts w:ascii="Arial" w:hAnsi="Arial" w:cs="Arial"/>
+          <w:sz w:val="32"/>
+          <w:szCs w:val="32"/>
+        </w:rPr>
+      </w:pPr>
+    </w:p>
+    <w:p>
+      <w:pPr>
+        <w:pStyle w:val="ListParagraph"/>
+        <w:ind w:left="360"/>
+        <w:rPr>
+          <w:rFonts w:ascii="Arial" w:hAnsi="Arial" w:cs="Arial"/>
+          <w:sz w:val="32"/>
+          <w:szCs w:val="32"/>
+        </w:rPr>
+      </w:pPr>
+    </w:p>
+    <w:p>
+      <w:pPr>
+        <w:pStyle w:val="ListParagraph"/>
+        <w:numPr>
+          <w:ilvl w:val="1"/>
+          <w:numId w:val="16"/>
+        </w:numPr>
+        <w:rPr>
+          <w:rFonts w:ascii="Arial" w:hAnsi="Arial" w:cs="Arial"/>
+          <w:b/>
+          <w:bCs/>
+          <w:sz w:val="32"/>
+          <w:szCs w:val="32"/>
+        </w:rPr>
+      </w:pPr>
+      <w:r>
+        <w:rPr>
+          <w:rFonts w:ascii="Arial" w:hAnsi="Arial" w:cs="Arial"/>
+          <w:b/>
+          <w:bCs/>
+          <w:sz w:val="32"/>
+          <w:szCs w:val="32"/>
+        </w:rPr>
+        <w:t>Project Plan</w:t>
+      </w:r>
+    </w:p>
+    <w:p>
+      <w:pPr>
+        <w:pStyle w:val="ListParagraph"/>
         <w:ind w:left="1800"/>
         <w:rPr>
           <w:rFonts w:ascii="Arial" w:hAnsi="Arial" w:cs="Arial"/>
@@ -1417,657 +1453,35 @@
           <w:szCs w:val="32"/>
         </w:rPr>
       </w:pPr>
-    </w:p>
-    <w:p>
-      <w:pPr>
-        <w:pStyle w:val="ListParagraph"/>
-        <w:ind w:left="1800"/>
-        <w:rPr>
-          <w:rFonts w:ascii="Arial" w:hAnsi="Arial" w:cs="Arial"/>
-          <w:b/>
-          <w:bCs/>
-          <w:sz w:val="32"/>
-          <w:szCs w:val="32"/>
-        </w:rPr>
-      </w:pPr>
-    </w:p>
-    <w:p>
-      <w:pPr>
-        <w:pStyle w:val="ListParagraph"/>
-        <w:ind w:left="1800"/>
-        <w:rPr>
-          <w:rFonts w:ascii="Arial" w:hAnsi="Arial" w:cs="Arial"/>
-          <w:b/>
-          <w:bCs/>
-          <w:sz w:val="32"/>
-          <w:szCs w:val="32"/>
-        </w:rPr>
-      </w:pPr>
-    </w:p>
-    <w:p>
-      <w:pPr>
-        <w:pStyle w:val="ListParagraph"/>
-        <w:ind w:left="1800"/>
-        <w:rPr>
-          <w:rFonts w:ascii="Arial" w:hAnsi="Arial" w:cs="Arial"/>
-          <w:b/>
-          <w:bCs/>
-          <w:sz w:val="32"/>
-          <w:szCs w:val="32"/>
-        </w:rPr>
-      </w:pPr>
-    </w:p>
-    <w:p>
-      <w:pPr>
-        <w:pStyle w:val="ListParagraph"/>
-        <w:ind w:left="1800"/>
-        <w:rPr>
-          <w:rFonts w:ascii="Arial" w:hAnsi="Arial" w:cs="Arial"/>
-          <w:b/>
-          <w:bCs/>
-          <w:sz w:val="32"/>
-          <w:szCs w:val="32"/>
-        </w:rPr>
-      </w:pPr>
-    </w:p>
-    <w:p>
-      <w:pPr>
-        <w:pStyle w:val="ListParagraph"/>
-        <w:ind w:left="1800"/>
-        <w:rPr>
-          <w:rFonts w:ascii="Arial" w:hAnsi="Arial" w:cs="Arial"/>
-          <w:b/>
-          <w:bCs/>
-          <w:sz w:val="32"/>
-          <w:szCs w:val="32"/>
-        </w:rPr>
-      </w:pPr>
-    </w:p>
-    <w:p>
-      <w:pPr>
-        <w:pStyle w:val="ListParagraph"/>
-        <w:ind w:left="1800"/>
-        <w:rPr>
-          <w:rFonts w:ascii="Arial" w:hAnsi="Arial" w:cs="Arial"/>
-          <w:b/>
-          <w:bCs/>
-          <w:sz w:val="32"/>
-          <w:szCs w:val="32"/>
-        </w:rPr>
-      </w:pPr>
-    </w:p>
-    <w:p>
-      <w:pPr>
-        <w:pStyle w:val="ListParagraph"/>
-        <w:ind w:left="1800"/>
-        <w:rPr>
-          <w:rFonts w:ascii="Arial" w:hAnsi="Arial" w:cs="Arial"/>
-          <w:b/>
-          <w:bCs/>
-          <w:sz w:val="32"/>
-          <w:szCs w:val="32"/>
-        </w:rPr>
-      </w:pPr>
-    </w:p>
-    <w:p>
-      <w:pPr>
-        <w:pStyle w:val="ListParagraph"/>
-        <w:ind w:left="1800"/>
-        <w:rPr>
-          <w:rFonts w:ascii="Arial" w:hAnsi="Arial" w:cs="Arial"/>
-          <w:b/>
-          <w:bCs/>
-          <w:sz w:val="32"/>
-          <w:szCs w:val="32"/>
-        </w:rPr>
-      </w:pPr>
-    </w:p>
-    <w:p>
-      <w:pPr>
-        <w:pStyle w:val="ListParagraph"/>
-        <w:ind w:left="1800"/>
-        <w:rPr>
-          <w:rFonts w:ascii="Arial" w:hAnsi="Arial" w:cs="Arial"/>
-          <w:b/>
-          <w:bCs/>
-          <w:sz w:val="32"/>
-          <w:szCs w:val="32"/>
-        </w:rPr>
-      </w:pPr>
-    </w:p>
-    <w:p>
-      <w:pPr>
-        <w:pStyle w:val="ListParagraph"/>
-        <w:ind w:left="1800"/>
-        <w:rPr>
-          <w:rFonts w:ascii="Arial" w:hAnsi="Arial" w:cs="Arial"/>
-          <w:b/>
-          <w:bCs/>
-          <w:sz w:val="32"/>
-          <w:szCs w:val="32"/>
-        </w:rPr>
-      </w:pPr>
-    </w:p>
-    <w:p>
-      <w:pPr>
-        <w:pStyle w:val="ListParagraph"/>
-        <w:ind w:left="1800"/>
-        <w:rPr>
-          <w:rFonts w:ascii="Arial" w:hAnsi="Arial" w:cs="Arial"/>
-          <w:b/>
-          <w:bCs/>
-          <w:sz w:val="32"/>
-          <w:szCs w:val="32"/>
-        </w:rPr>
-      </w:pPr>
-    </w:p>
-    <w:p>
-      <w:pPr>
-        <w:pStyle w:val="ListParagraph"/>
-        <w:ind w:left="1800"/>
-        <w:rPr>
-          <w:rFonts w:ascii="Arial" w:hAnsi="Arial" w:cs="Arial"/>
-          <w:b/>
-          <w:bCs/>
-          <w:sz w:val="32"/>
-          <w:szCs w:val="32"/>
-        </w:rPr>
-      </w:pPr>
-    </w:p>
-    <w:p>
-      <w:pPr>
-        <w:pStyle w:val="ListParagraph"/>
-        <w:ind w:left="1800"/>
-        <w:rPr>
-          <w:rFonts w:ascii="Arial" w:hAnsi="Arial" w:cs="Arial"/>
-          <w:b/>
-          <w:bCs/>
-          <w:sz w:val="32"/>
-          <w:szCs w:val="32"/>
-        </w:rPr>
-      </w:pPr>
-    </w:p>
-    <w:p>
-      <w:pPr>
-        <w:pStyle w:val="ListParagraph"/>
-        <w:ind w:left="1800"/>
-        <w:rPr>
-          <w:rFonts w:ascii="Arial" w:hAnsi="Arial" w:cs="Arial"/>
-          <w:b/>
-          <w:bCs/>
-          <w:sz w:val="32"/>
-          <w:szCs w:val="32"/>
-        </w:rPr>
-      </w:pPr>
-    </w:p>
-    <w:p>
-      <w:pPr>
-        <w:pStyle w:val="ListParagraph"/>
-        <w:ind w:left="1800"/>
-        <w:rPr>
-          <w:rFonts w:ascii="Arial" w:hAnsi="Arial" w:cs="Arial"/>
-          <w:b/>
-          <w:bCs/>
-          <w:sz w:val="32"/>
-          <w:szCs w:val="32"/>
-        </w:rPr>
-      </w:pPr>
-    </w:p>
-    <w:p>
-      <w:pPr>
-        <w:pStyle w:val="ListParagraph"/>
-        <w:ind w:left="1800"/>
-        <w:rPr>
-          <w:rFonts w:ascii="Arial" w:hAnsi="Arial" w:cs="Arial"/>
-          <w:b/>
-          <w:bCs/>
-          <w:sz w:val="32"/>
-          <w:szCs w:val="32"/>
-        </w:rPr>
-      </w:pPr>
-    </w:p>
-    <w:p>
-      <w:pPr>
-        <w:pStyle w:val="ListParagraph"/>
-        <w:ind w:left="1800"/>
-        <w:rPr>
-          <w:rFonts w:ascii="Arial" w:hAnsi="Arial" w:cs="Arial"/>
-          <w:b/>
-          <w:bCs/>
-          <w:sz w:val="32"/>
-          <w:szCs w:val="32"/>
-        </w:rPr>
-      </w:pPr>
-    </w:p>
-    <w:p>
-      <w:pPr>
-        <w:pStyle w:val="ListParagraph"/>
-        <w:ind w:left="1800"/>
-        <w:rPr>
-          <w:rFonts w:ascii="Arial" w:hAnsi="Arial" w:cs="Arial"/>
-          <w:b/>
-          <w:bCs/>
-          <w:sz w:val="32"/>
-          <w:szCs w:val="32"/>
-        </w:rPr>
-      </w:pPr>
-    </w:p>
-    <w:p>
-      <w:pPr>
-        <w:pStyle w:val="ListParagraph"/>
-        <w:ind w:left="1800"/>
-        <w:rPr>
-          <w:rFonts w:ascii="Arial" w:hAnsi="Arial" w:cs="Arial"/>
-          <w:b/>
-          <w:bCs/>
-          <w:sz w:val="32"/>
-          <w:szCs w:val="32"/>
-        </w:rPr>
-      </w:pPr>
-    </w:p>
-    <w:p>
-      <w:pPr>
-        <w:pStyle w:val="ListParagraph"/>
-        <w:ind w:left="1800"/>
-        <w:rPr>
-          <w:rFonts w:ascii="Arial" w:hAnsi="Arial" w:cs="Arial"/>
-          <w:b/>
-          <w:bCs/>
-          <w:sz w:val="32"/>
-          <w:szCs w:val="32"/>
-        </w:rPr>
-      </w:pPr>
-    </w:p>
-    <w:p>
-      <w:pPr>
-        <w:pStyle w:val="ListParagraph"/>
-        <w:ind w:left="1800"/>
-        <w:rPr>
-          <w:rFonts w:ascii="Arial" w:hAnsi="Arial" w:cs="Arial"/>
-          <w:b/>
-          <w:bCs/>
-          <w:sz w:val="32"/>
-          <w:szCs w:val="32"/>
-        </w:rPr>
-      </w:pPr>
-    </w:p>
-    <w:p>
-      <w:pPr>
-        <w:pStyle w:val="ListParagraph"/>
-        <w:numPr>
-          <w:ilvl w:val="0"/>
-          <w:numId w:val="12"/>
-        </w:numPr>
-        <w:rPr>
-          <w:rFonts w:ascii="Arial" w:hAnsi="Arial" w:cs="Arial"/>
-          <w:b/>
-          <w:bCs/>
-          <w:sz w:val="32"/>
-          <w:szCs w:val="32"/>
-        </w:rPr>
-      </w:pPr>
-      <w:r>
-        <w:rPr>
-          <w:rFonts w:ascii="Arial" w:hAnsi="Arial" w:cs="Arial"/>
-          <w:b/>
-          <w:bCs/>
-          <w:sz w:val="32"/>
-          <w:szCs w:val="32"/>
-        </w:rPr>
-        <w:t>Requirements Specifications</w:t>
-      </w:r>
-    </w:p>
-    <w:p>
-      <w:pPr>
-        <w:pStyle w:val="ListParagraph"/>
-        <w:ind w:left="360"/>
-        <w:rPr>
-          <w:rFonts w:ascii="Arial" w:hAnsi="Arial" w:cs="Arial"/>
-          <w:b/>
-          <w:bCs/>
-          <w:sz w:val="32"/>
-          <w:szCs w:val="32"/>
-        </w:rPr>
-      </w:pPr>
-    </w:p>
-    <w:p>
-      <w:pPr>
-        <w:pStyle w:val="ListParagraph"/>
-        <w:ind w:left="1800"/>
-        <w:rPr>
-          <w:rFonts w:ascii="Arial" w:hAnsi="Arial" w:cs="Arial"/>
-          <w:b/>
-          <w:bCs/>
-          <w:sz w:val="32"/>
-          <w:szCs w:val="32"/>
-        </w:rPr>
-      </w:pPr>
-    </w:p>
-    <w:p>
-      <w:pPr>
-        <w:pStyle w:val="ListParagraph"/>
-        <w:ind w:left="1800"/>
-        <w:rPr>
-          <w:rFonts w:ascii="Arial" w:hAnsi="Arial" w:cs="Arial"/>
-          <w:b/>
-          <w:bCs/>
-          <w:sz w:val="32"/>
-          <w:szCs w:val="32"/>
-        </w:rPr>
-      </w:pPr>
-    </w:p>
-    <w:p>
-      <w:pPr>
-        <w:pStyle w:val="ListParagraph"/>
-        <w:ind w:left="1800"/>
-        <w:rPr>
-          <w:rFonts w:ascii="Arial" w:hAnsi="Arial" w:cs="Arial"/>
-          <w:b/>
-          <w:bCs/>
-          <w:sz w:val="32"/>
-          <w:szCs w:val="32"/>
-        </w:rPr>
-      </w:pPr>
-    </w:p>
-    <w:p>
-      <w:pPr>
-        <w:pStyle w:val="ListParagraph"/>
-        <w:ind w:left="1800"/>
-        <w:rPr>
-          <w:rFonts w:ascii="Arial" w:hAnsi="Arial" w:cs="Arial"/>
-          <w:b/>
-          <w:bCs/>
-          <w:sz w:val="32"/>
-          <w:szCs w:val="32"/>
-        </w:rPr>
-      </w:pPr>
-    </w:p>
-    <w:p>
-      <w:pPr>
-        <w:pStyle w:val="ListParagraph"/>
-        <w:ind w:left="1800"/>
-        <w:rPr>
-          <w:rFonts w:ascii="Arial" w:hAnsi="Arial" w:cs="Arial"/>
-          <w:b/>
-          <w:bCs/>
-          <w:sz w:val="32"/>
-          <w:szCs w:val="32"/>
-        </w:rPr>
-      </w:pPr>
-    </w:p>
-    <w:p>
-      <w:pPr>
-        <w:pStyle w:val="ListParagraph"/>
-        <w:ind w:left="1800"/>
-        <w:rPr>
-          <w:rFonts w:ascii="Arial" w:hAnsi="Arial" w:cs="Arial"/>
-          <w:b/>
-          <w:bCs/>
-          <w:sz w:val="32"/>
-          <w:szCs w:val="32"/>
-        </w:rPr>
-      </w:pPr>
-    </w:p>
-    <w:p>
-      <w:pPr>
-        <w:pStyle w:val="ListParagraph"/>
-        <w:ind w:left="1800"/>
-        <w:rPr>
-          <w:rFonts w:ascii="Arial" w:hAnsi="Arial" w:cs="Arial"/>
-          <w:b/>
-          <w:bCs/>
-          <w:sz w:val="32"/>
-          <w:szCs w:val="32"/>
-        </w:rPr>
-      </w:pPr>
-    </w:p>
-    <w:p>
-      <w:pPr>
-        <w:pStyle w:val="ListParagraph"/>
-        <w:ind w:left="1800"/>
-        <w:rPr>
-          <w:rFonts w:ascii="Arial" w:hAnsi="Arial" w:cs="Arial"/>
-          <w:b/>
-          <w:bCs/>
-          <w:sz w:val="32"/>
-          <w:szCs w:val="32"/>
-        </w:rPr>
-      </w:pPr>
-    </w:p>
-    <w:p>
-      <w:pPr>
-        <w:pStyle w:val="ListParagraph"/>
-        <w:ind w:left="1800"/>
-        <w:rPr>
-          <w:rFonts w:ascii="Arial" w:hAnsi="Arial" w:cs="Arial"/>
-          <w:b/>
-          <w:bCs/>
-          <w:sz w:val="32"/>
-          <w:szCs w:val="32"/>
-        </w:rPr>
-      </w:pPr>
-    </w:p>
-    <w:p>
-      <w:pPr>
-        <w:pStyle w:val="ListParagraph"/>
-        <w:ind w:left="1800"/>
-        <w:rPr>
-          <w:rFonts w:ascii="Arial" w:hAnsi="Arial" w:cs="Arial"/>
-          <w:b/>
-          <w:bCs/>
-          <w:sz w:val="32"/>
-          <w:szCs w:val="32"/>
-        </w:rPr>
-      </w:pPr>
-    </w:p>
-    <w:p>
-      <w:pPr>
-        <w:pStyle w:val="ListParagraph"/>
-        <w:ind w:left="1800"/>
-        <w:rPr>
-          <w:rFonts w:ascii="Arial" w:hAnsi="Arial" w:cs="Arial"/>
-          <w:b/>
-          <w:bCs/>
-          <w:sz w:val="32"/>
-          <w:szCs w:val="32"/>
-        </w:rPr>
-      </w:pPr>
-    </w:p>
-    <w:p>
-      <w:pPr>
-        <w:pStyle w:val="ListParagraph"/>
-        <w:ind w:left="1800"/>
-        <w:rPr>
-          <w:rFonts w:ascii="Arial" w:hAnsi="Arial" w:cs="Arial"/>
-          <w:b/>
-          <w:bCs/>
-          <w:sz w:val="32"/>
-          <w:szCs w:val="32"/>
-        </w:rPr>
-      </w:pPr>
-    </w:p>
-    <w:p>
-      <w:pPr>
-        <w:pStyle w:val="ListParagraph"/>
-        <w:ind w:left="1800"/>
-        <w:rPr>
-          <w:rFonts w:ascii="Arial" w:hAnsi="Arial" w:cs="Arial"/>
-          <w:b/>
-          <w:bCs/>
-          <w:sz w:val="32"/>
-          <w:szCs w:val="32"/>
-        </w:rPr>
-      </w:pPr>
-    </w:p>
-    <w:p>
-      <w:pPr>
-        <w:pStyle w:val="ListParagraph"/>
-        <w:ind w:left="1800"/>
-        <w:rPr>
-          <w:rFonts w:ascii="Arial" w:hAnsi="Arial" w:cs="Arial"/>
-          <w:b/>
-          <w:bCs/>
-          <w:sz w:val="32"/>
-          <w:szCs w:val="32"/>
-        </w:rPr>
-      </w:pPr>
-    </w:p>
-    <w:p>
-      <w:pPr>
-        <w:pStyle w:val="ListParagraph"/>
-        <w:ind w:left="1800"/>
-        <w:rPr>
-          <w:rFonts w:ascii="Arial" w:hAnsi="Arial" w:cs="Arial"/>
-          <w:b/>
-          <w:bCs/>
-          <w:sz w:val="32"/>
-          <w:szCs w:val="32"/>
-        </w:rPr>
-      </w:pPr>
-    </w:p>
-    <w:p>
-      <w:pPr>
-        <w:pStyle w:val="ListParagraph"/>
-        <w:ind w:left="1800"/>
-        <w:rPr>
-          <w:rFonts w:ascii="Arial" w:hAnsi="Arial" w:cs="Arial"/>
-          <w:b/>
-          <w:bCs/>
-          <w:sz w:val="32"/>
-          <w:szCs w:val="32"/>
-        </w:rPr>
-      </w:pPr>
-    </w:p>
-    <w:p>
-      <w:pPr>
-        <w:pStyle w:val="ListParagraph"/>
-        <w:ind w:left="1800"/>
-        <w:rPr>
-          <w:rFonts w:ascii="Arial" w:hAnsi="Arial" w:cs="Arial"/>
-          <w:b/>
-          <w:bCs/>
-          <w:sz w:val="32"/>
-          <w:szCs w:val="32"/>
-        </w:rPr>
-      </w:pPr>
-    </w:p>
-    <w:p>
-      <w:pPr>
-        <w:pStyle w:val="ListParagraph"/>
-        <w:ind w:left="1800"/>
-        <w:rPr>
-          <w:rFonts w:ascii="Arial" w:hAnsi="Arial" w:cs="Arial"/>
-          <w:b/>
-          <w:bCs/>
-          <w:sz w:val="32"/>
-          <w:szCs w:val="32"/>
-        </w:rPr>
-      </w:pPr>
-    </w:p>
-    <w:p>
-      <w:pPr>
-        <w:pStyle w:val="ListParagraph"/>
-        <w:ind w:left="1800"/>
-        <w:rPr>
-          <w:rFonts w:ascii="Arial" w:hAnsi="Arial" w:cs="Arial"/>
-          <w:b/>
-          <w:bCs/>
-          <w:sz w:val="32"/>
-          <w:szCs w:val="32"/>
-        </w:rPr>
-      </w:pPr>
-    </w:p>
-    <w:p>
-      <w:pPr>
-        <w:pStyle w:val="ListParagraph"/>
-        <w:ind w:left="1800"/>
-        <w:rPr>
-          <w:rFonts w:ascii="Arial" w:hAnsi="Arial" w:cs="Arial"/>
-          <w:b/>
-          <w:bCs/>
-          <w:sz w:val="32"/>
-          <w:szCs w:val="32"/>
-        </w:rPr>
-      </w:pPr>
-    </w:p>
-    <w:p>
-      <w:pPr>
-        <w:pStyle w:val="ListParagraph"/>
-        <w:ind w:left="1800"/>
-        <w:rPr>
-          <w:rFonts w:ascii="Arial" w:hAnsi="Arial" w:cs="Arial"/>
-          <w:b/>
-          <w:bCs/>
-          <w:sz w:val="32"/>
-          <w:szCs w:val="32"/>
-        </w:rPr>
-      </w:pPr>
-    </w:p>
-    <w:p>
-      <w:pPr>
-        <w:pStyle w:val="ListParagraph"/>
-        <w:ind w:left="1800"/>
-        <w:rPr>
-          <w:rFonts w:ascii="Arial" w:hAnsi="Arial" w:cs="Arial"/>
-          <w:b/>
-          <w:bCs/>
-          <w:sz w:val="32"/>
-          <w:szCs w:val="32"/>
-        </w:rPr>
-      </w:pPr>
-    </w:p>
-    <w:p>
-      <w:pPr>
-        <w:pStyle w:val="ListParagraph"/>
-        <w:ind w:left="1800"/>
-        <w:rPr>
-          <w:rFonts w:ascii="Arial" w:hAnsi="Arial" w:cs="Arial"/>
-          <w:b/>
-          <w:bCs/>
-          <w:sz w:val="32"/>
-          <w:szCs w:val="32"/>
-        </w:rPr>
-      </w:pPr>
-    </w:p>
-    <w:p>
-      <w:pPr>
-        <w:pStyle w:val="ListParagraph"/>
-        <w:ind w:left="1800"/>
-        <w:rPr>
-          <w:rFonts w:ascii="Arial" w:hAnsi="Arial" w:cs="Arial"/>
-          <w:b/>
-          <w:bCs/>
-          <w:sz w:val="32"/>
-          <w:szCs w:val="32"/>
-        </w:rPr>
-      </w:pPr>
-    </w:p>
-    <w:p>
-      <w:pPr>
-        <w:pStyle w:val="ListParagraph"/>
-        <w:ind w:left="1800"/>
-        <w:rPr>
-          <w:rFonts w:ascii="Arial" w:hAnsi="Arial" w:cs="Arial"/>
-          <w:b/>
-          <w:bCs/>
-          <w:sz w:val="32"/>
-          <w:szCs w:val="32"/>
-        </w:rPr>
-      </w:pPr>
-      <w:r>
-        <w:rPr>
-          <w:rFonts w:ascii="Arial" w:hAnsi="Arial" w:cs="Arial"/>
-          <w:b/>
-          <w:bCs/>
-          <w:sz w:val="32"/>
-          <w:szCs w:val="32"/>
-        </w:rPr>
-        <w:lastRenderedPageBreak/>
+      <w:r>
+        <w:rPr>
+          <w:rFonts w:ascii="Arial" w:hAnsi="Arial" w:cs="Arial"/>
+          <w:b/>
+          <w:bCs/>
+          <w:sz w:val="32"/>
+          <w:szCs w:val="32"/>
+        </w:rPr>
         <w:drawing>
-          <wp:inline distT="0" distB="0" distL="0" distR="0" wp14:anchorId="3B600496" wp14:editId="40768931">
-            <wp:extent cx="3682365" cy="8229600"/>
+          <wp:anchor distT="0" distB="0" distL="114300" distR="114300" simplePos="0" relativeHeight="251658240" behindDoc="1" locked="0" layoutInCell="1" allowOverlap="1" wp14:anchorId="54217988" wp14:editId="4CDAE4B2">
+            <wp:simplePos x="0" y="0"/>
+            <wp:positionH relativeFrom="margin">
+              <wp:align>center</wp:align>
+            </wp:positionH>
+            <wp:positionV relativeFrom="paragraph">
+              <wp:posOffset>417830</wp:posOffset>
+            </wp:positionV>
+            <wp:extent cx="6943330" cy="1609725"/>
             <wp:effectExtent l="0" t="0" r="0" b="0"/>
-            <wp:docPr id="897993450" name="Picture 2"/>
+            <wp:wrapTight wrapText="bothSides">
+              <wp:wrapPolygon edited="0">
+                <wp:start x="0" y="0"/>
+                <wp:lineTo x="0" y="21217"/>
+                <wp:lineTo x="21513" y="21217"/>
+                <wp:lineTo x="21513" y="0"/>
+                <wp:lineTo x="0" y="0"/>
+              </wp:wrapPolygon>
+            </wp:wrapTight>
+            <wp:docPr id="1854677140" name="Picture 2"/>
             <wp:cNvGraphicFramePr>
               <a:graphicFrameLocks xmlns:a="http://schemas.openxmlformats.org/drawingml/2006/main" noChangeAspect="1"/>
             </wp:cNvGraphicFramePr>
@@ -2081,7 +1495,7 @@
                     </pic:cNvPicPr>
                   </pic:nvPicPr>
                   <pic:blipFill>
-                    <a:blip r:embed="rId6" cstate="print">
+                    <a:blip r:embed="rId6">
                       <a:extLst>
                         <a:ext uri="{28A0092B-C50C-407E-A947-70E740481C1C}">
                           <a14:useLocalDpi xmlns:a14="http://schemas.microsoft.com/office/drawing/2010/main" val="0"/>
@@ -2096,7 +1510,1123 @@
                   <pic:spPr bwMode="auto">
                     <a:xfrm>
                       <a:off x="0" y="0"/>
-                      <a:ext cx="3682365" cy="8229600"/>
+                      <a:ext cx="6943330" cy="1609725"/>
+                    </a:xfrm>
+                    <a:prstGeom prst="rect">
+                      <a:avLst/>
+                    </a:prstGeom>
+                    <a:noFill/>
+                    <a:ln>
+                      <a:noFill/>
+                    </a:ln>
+                  </pic:spPr>
+                </pic:pic>
+              </a:graphicData>
+            </a:graphic>
+            <wp14:sizeRelH relativeFrom="margin">
+              <wp14:pctWidth>0</wp14:pctWidth>
+            </wp14:sizeRelH>
+            <wp14:sizeRelV relativeFrom="margin">
+              <wp14:pctHeight>0</wp14:pctHeight>
+            </wp14:sizeRelV>
+          </wp:anchor>
+        </w:drawing>
+      </w:r>
+    </w:p>
+    <w:p>
+      <w:pPr>
+        <w:rPr>
+          <w:rFonts w:ascii="Arial" w:hAnsi="Arial" w:cs="Arial"/>
+          <w:b/>
+          <w:bCs/>
+          <w:sz w:val="32"/>
+          <w:szCs w:val="32"/>
+        </w:rPr>
+      </w:pPr>
+    </w:p>
+    <w:p>
+      <w:pPr>
+        <w:rPr>
+          <w:rFonts w:ascii="Arial" w:hAnsi="Arial" w:cs="Arial"/>
+          <w:b/>
+          <w:bCs/>
+          <w:sz w:val="32"/>
+          <w:szCs w:val="32"/>
+        </w:rPr>
+      </w:pPr>
+    </w:p>
+    <w:p>
+      <w:pPr>
+        <w:pStyle w:val="ListParagraph"/>
+        <w:ind w:left="1800"/>
+        <w:rPr>
+          <w:rFonts w:ascii="Arial" w:hAnsi="Arial" w:cs="Arial"/>
+          <w:b/>
+          <w:bCs/>
+          <w:sz w:val="32"/>
+          <w:szCs w:val="32"/>
+        </w:rPr>
+      </w:pPr>
+    </w:p>
+    <w:p>
+      <w:pPr>
+        <w:rPr>
+          <w:rFonts w:ascii="Arial" w:hAnsi="Arial" w:cs="Arial"/>
+          <w:b/>
+          <w:bCs/>
+          <w:sz w:val="32"/>
+          <w:szCs w:val="32"/>
+        </w:rPr>
+      </w:pPr>
+    </w:p>
+    <w:p>
+      <w:pPr>
+        <w:pStyle w:val="ListParagraph"/>
+        <w:ind w:left="1800"/>
+        <w:rPr>
+          <w:rFonts w:ascii="Arial" w:hAnsi="Arial" w:cs="Arial"/>
+          <w:b/>
+          <w:bCs/>
+          <w:sz w:val="32"/>
+          <w:szCs w:val="32"/>
+        </w:rPr>
+      </w:pPr>
+    </w:p>
+    <w:p>
+      <w:pPr>
+        <w:pStyle w:val="ListParagraph"/>
+        <w:ind w:left="1800"/>
+        <w:rPr>
+          <w:rFonts w:ascii="Arial" w:hAnsi="Arial" w:cs="Arial"/>
+          <w:b/>
+          <w:bCs/>
+          <w:sz w:val="32"/>
+          <w:szCs w:val="32"/>
+        </w:rPr>
+      </w:pPr>
+    </w:p>
+    <w:p>
+      <w:pPr>
+        <w:pStyle w:val="ListParagraph"/>
+        <w:numPr>
+          <w:ilvl w:val="0"/>
+          <w:numId w:val="12"/>
+        </w:numPr>
+        <w:rPr>
+          <w:rFonts w:ascii="Arial" w:hAnsi="Arial" w:cs="Arial"/>
+          <w:b/>
+          <w:bCs/>
+          <w:sz w:val="32"/>
+          <w:szCs w:val="32"/>
+        </w:rPr>
+      </w:pPr>
+      <w:r>
+        <w:rPr>
+          <w:rFonts w:ascii="Arial" w:hAnsi="Arial" w:cs="Arial"/>
+          <w:b/>
+          <w:bCs/>
+          <w:sz w:val="32"/>
+          <w:szCs w:val="32"/>
+        </w:rPr>
+        <w:t>Requirements Specifications</w:t>
+      </w:r>
+    </w:p>
+    <w:p>
+      <w:pPr>
+        <w:pStyle w:val="ListParagraph"/>
+        <w:ind w:left="360"/>
+        <w:rPr>
+          <w:rFonts w:ascii="Arial" w:hAnsi="Arial" w:cs="Arial"/>
+          <w:b/>
+          <w:bCs/>
+          <w:sz w:val="32"/>
+          <w:szCs w:val="32"/>
+        </w:rPr>
+      </w:pPr>
+    </w:p>
+    <w:p>
+      <w:pPr>
+        <w:pStyle w:val="ListParagraph"/>
+        <w:numPr>
+          <w:ilvl w:val="0"/>
+          <w:numId w:val="22"/>
+        </w:numPr>
+        <w:rPr>
+          <w:rFonts w:ascii="Arial" w:hAnsi="Arial" w:cs="Arial"/>
+          <w:b/>
+          <w:bCs/>
+          <w:sz w:val="32"/>
+          <w:szCs w:val="32"/>
+        </w:rPr>
+      </w:pPr>
+      <w:r>
+        <w:rPr>
+          <w:rFonts w:ascii="Arial" w:hAnsi="Arial" w:cs="Arial"/>
+          <w:b/>
+          <w:bCs/>
+          <w:sz w:val="32"/>
+          <w:szCs w:val="32"/>
+        </w:rPr>
+        <w:t xml:space="preserve">Requirements Gathering Methods </w:t>
+      </w:r>
+    </w:p>
+    <w:p>
+      <w:pPr>
+        <w:rPr>
+          <w:rFonts w:ascii="Arial" w:hAnsi="Arial" w:cs="Arial"/>
+          <w:sz w:val="32"/>
+          <w:szCs w:val="32"/>
+        </w:rPr>
+      </w:pPr>
+      <w:r>
+        <w:rPr>
+          <w:rFonts w:ascii="Arial" w:hAnsi="Arial" w:cs="Arial"/>
+          <w:sz w:val="32"/>
+          <w:szCs w:val="32"/>
+        </w:rPr>
+        <w:t xml:space="preserve">To ensure the “Student Academic Support and Skill Exchange </w:t>
+      </w:r>
+      <w:proofErr w:type="spellStart"/>
+      <w:r>
+        <w:rPr>
+          <w:rFonts w:ascii="Arial" w:hAnsi="Arial" w:cs="Arial"/>
+          <w:sz w:val="32"/>
+          <w:szCs w:val="32"/>
+        </w:rPr>
+        <w:t>Platoform</w:t>
+      </w:r>
+      <w:proofErr w:type="spellEnd"/>
+      <w:r>
+        <w:rPr>
+          <w:rFonts w:ascii="Arial" w:hAnsi="Arial" w:cs="Arial"/>
+          <w:sz w:val="32"/>
+          <w:szCs w:val="32"/>
+        </w:rPr>
+        <w:t xml:space="preserve">” meets the actual needs of its users, a combination of primary and secondary research methods was adopted to gather requirements. </w:t>
+      </w:r>
+    </w:p>
+    <w:p>
+      <w:pPr>
+        <w:rPr>
+          <w:rFonts w:ascii="Arial" w:hAnsi="Arial" w:cs="Arial"/>
+          <w:sz w:val="32"/>
+          <w:szCs w:val="32"/>
+        </w:rPr>
+      </w:pPr>
+    </w:p>
+    <w:p>
+      <w:pPr>
+        <w:pStyle w:val="ListParagraph"/>
+        <w:numPr>
+          <w:ilvl w:val="0"/>
+          <w:numId w:val="23"/>
+        </w:numPr>
+        <w:rPr>
+          <w:rFonts w:ascii="Arial" w:hAnsi="Arial" w:cs="Arial"/>
+          <w:sz w:val="32"/>
+          <w:szCs w:val="32"/>
+        </w:rPr>
+      </w:pPr>
+      <w:r>
+        <w:rPr>
+          <w:rFonts w:ascii="Arial" w:hAnsi="Arial" w:cs="Arial"/>
+          <w:sz w:val="32"/>
+          <w:szCs w:val="32"/>
+        </w:rPr>
+        <w:t>Primary Research (Online Surveys)</w:t>
+      </w:r>
+    </w:p>
+    <w:p>
+      <w:pPr>
+        <w:pStyle w:val="ListParagraph"/>
+        <w:ind w:left="1080"/>
+        <w:rPr>
+          <w:rFonts w:ascii="Arial" w:hAnsi="Arial" w:cs="Arial"/>
+          <w:sz w:val="32"/>
+          <w:szCs w:val="32"/>
+        </w:rPr>
+      </w:pPr>
+      <w:r>
+        <w:rPr>
+          <w:rFonts w:ascii="Arial" w:hAnsi="Arial" w:cs="Arial"/>
+          <w:sz w:val="32"/>
+          <w:szCs w:val="32"/>
+        </w:rPr>
+        <w:t>An online questionnaire was distributed to students from different universities to identify main academic challenges such as stress, lack of personalized support and difficulty finding affordable tutors. Surveys were chosen because they allow rapid collection of quantitative data from large sample size, ensuring the project addresses widespread student pain points rather than isolated issues.</w:t>
+      </w:r>
+    </w:p>
+    <w:p>
+      <w:pPr>
+        <w:pStyle w:val="ListParagraph"/>
+        <w:ind w:left="1080"/>
+        <w:rPr>
+          <w:rFonts w:ascii="Arial" w:hAnsi="Arial" w:cs="Arial"/>
+          <w:sz w:val="32"/>
+          <w:szCs w:val="32"/>
+        </w:rPr>
+      </w:pPr>
+    </w:p>
+    <w:p>
+      <w:pPr>
+        <w:pStyle w:val="ListParagraph"/>
+        <w:numPr>
+          <w:ilvl w:val="0"/>
+          <w:numId w:val="23"/>
+        </w:numPr>
+        <w:rPr>
+          <w:rFonts w:ascii="Arial" w:hAnsi="Arial" w:cs="Arial"/>
+          <w:sz w:val="32"/>
+          <w:szCs w:val="32"/>
+        </w:rPr>
+      </w:pPr>
+      <w:r>
+        <w:rPr>
+          <w:rFonts w:ascii="Arial" w:hAnsi="Arial" w:cs="Arial"/>
+          <w:sz w:val="32"/>
+          <w:szCs w:val="32"/>
+        </w:rPr>
+        <w:t>Secondary Research (Competitor Analysis)</w:t>
+      </w:r>
+    </w:p>
+    <w:p>
+      <w:pPr>
+        <w:pStyle w:val="ListParagraph"/>
+        <w:ind w:left="1080"/>
+        <w:rPr>
+          <w:rFonts w:ascii="Arial" w:hAnsi="Arial" w:cs="Arial"/>
+          <w:sz w:val="32"/>
+          <w:szCs w:val="32"/>
+        </w:rPr>
+      </w:pPr>
+      <w:r>
+        <w:rPr>
+          <w:rFonts w:ascii="Arial" w:hAnsi="Arial" w:cs="Arial"/>
+          <w:sz w:val="32"/>
+          <w:szCs w:val="32"/>
+        </w:rPr>
+        <w:t xml:space="preserve">This involved going through platforms like Fiverr and </w:t>
+      </w:r>
+      <w:proofErr w:type="spellStart"/>
+      <w:r>
+        <w:rPr>
+          <w:rFonts w:ascii="Arial" w:hAnsi="Arial" w:cs="Arial"/>
+          <w:sz w:val="32"/>
+          <w:szCs w:val="32"/>
+        </w:rPr>
+        <w:t>Preply</w:t>
+      </w:r>
+      <w:proofErr w:type="spellEnd"/>
+      <w:r>
+        <w:rPr>
+          <w:rFonts w:ascii="Arial" w:hAnsi="Arial" w:cs="Arial"/>
+          <w:sz w:val="32"/>
+          <w:szCs w:val="32"/>
+        </w:rPr>
+        <w:t xml:space="preserve"> </w:t>
+      </w:r>
+      <w:r>
+        <w:rPr>
+          <w:rFonts w:ascii="Arial" w:hAnsi="Arial" w:cs="Arial"/>
+          <w:sz w:val="32"/>
+          <w:szCs w:val="32"/>
+        </w:rPr>
+        <w:t>and analyzing</w:t>
+      </w:r>
+      <w:r>
+        <w:rPr>
+          <w:rFonts w:ascii="Arial" w:hAnsi="Arial" w:cs="Arial"/>
+          <w:sz w:val="32"/>
+          <w:szCs w:val="32"/>
+        </w:rPr>
+        <w:t xml:space="preserve"> them </w:t>
+      </w:r>
+      <w:proofErr w:type="spellStart"/>
+      <w:r>
+        <w:rPr>
+          <w:rFonts w:ascii="Arial" w:hAnsi="Arial" w:cs="Arial"/>
+          <w:sz w:val="32"/>
+          <w:szCs w:val="32"/>
+        </w:rPr>
+        <w:t>inorder</w:t>
+      </w:r>
+      <w:proofErr w:type="spellEnd"/>
+      <w:r>
+        <w:rPr>
+          <w:rFonts w:ascii="Arial" w:hAnsi="Arial" w:cs="Arial"/>
+          <w:sz w:val="32"/>
+          <w:szCs w:val="32"/>
+        </w:rPr>
+        <w:t xml:space="preserve"> to find </w:t>
+      </w:r>
+      <w:proofErr w:type="gramStart"/>
+      <w:r>
+        <w:rPr>
+          <w:rFonts w:ascii="Arial" w:hAnsi="Arial" w:cs="Arial"/>
+          <w:sz w:val="32"/>
+          <w:szCs w:val="32"/>
+        </w:rPr>
+        <w:t>industry based</w:t>
+      </w:r>
+      <w:proofErr w:type="gramEnd"/>
+      <w:r>
+        <w:rPr>
+          <w:rFonts w:ascii="Arial" w:hAnsi="Arial" w:cs="Arial"/>
+          <w:sz w:val="32"/>
+          <w:szCs w:val="32"/>
+        </w:rPr>
+        <w:t xml:space="preserve"> features. Analyzing competitors ensures that the platform includes expected functionalities such as secure payment gateways, rating systems and messaging and it helps to identify gaps in the current market that this project can fill such as the </w:t>
+      </w:r>
+      <w:proofErr w:type="spellStart"/>
+      <w:r>
+        <w:rPr>
+          <w:rFonts w:ascii="Arial" w:hAnsi="Arial" w:cs="Arial"/>
+          <w:sz w:val="32"/>
+          <w:szCs w:val="32"/>
+        </w:rPr>
+        <w:t>intergration</w:t>
+      </w:r>
+      <w:proofErr w:type="spellEnd"/>
+      <w:r>
+        <w:rPr>
+          <w:rFonts w:ascii="Arial" w:hAnsi="Arial" w:cs="Arial"/>
+          <w:sz w:val="32"/>
+          <w:szCs w:val="32"/>
+        </w:rPr>
+        <w:t xml:space="preserve"> for personalized tutor matching.</w:t>
+      </w:r>
+    </w:p>
+    <w:p>
+      <w:pPr>
+        <w:pStyle w:val="ListParagraph"/>
+        <w:ind w:left="360"/>
+        <w:rPr>
+          <w:rFonts w:ascii="Arial" w:hAnsi="Arial" w:cs="Arial"/>
+          <w:b/>
+          <w:bCs/>
+          <w:sz w:val="32"/>
+          <w:szCs w:val="32"/>
+        </w:rPr>
+      </w:pPr>
+    </w:p>
+    <w:p>
+      <w:pPr>
+        <w:rPr>
+          <w:rFonts w:ascii="Arial" w:hAnsi="Arial" w:cs="Arial"/>
+          <w:b/>
+          <w:bCs/>
+          <w:sz w:val="32"/>
+          <w:szCs w:val="32"/>
+        </w:rPr>
+      </w:pPr>
+    </w:p>
+    <w:p>
+      <w:pPr>
+        <w:pStyle w:val="ListParagraph"/>
+        <w:numPr>
+          <w:ilvl w:val="0"/>
+          <w:numId w:val="24"/>
+        </w:numPr>
+        <w:rPr>
+          <w:rFonts w:ascii="Arial" w:hAnsi="Arial" w:cs="Arial"/>
+          <w:b/>
+          <w:bCs/>
+          <w:sz w:val="32"/>
+          <w:szCs w:val="32"/>
+        </w:rPr>
+      </w:pPr>
+      <w:r>
+        <w:rPr>
+          <w:rFonts w:ascii="Arial" w:hAnsi="Arial" w:cs="Arial"/>
+          <w:b/>
+          <w:bCs/>
+          <w:sz w:val="32"/>
+          <w:szCs w:val="32"/>
+        </w:rPr>
+        <w:lastRenderedPageBreak/>
+        <w:t>Functional Requirements</w:t>
+      </w:r>
+    </w:p>
+    <w:p>
+      <w:pPr>
+        <w:rPr>
+          <w:rFonts w:ascii="Arial" w:hAnsi="Arial" w:cs="Arial"/>
+          <w:sz w:val="32"/>
+          <w:szCs w:val="32"/>
+        </w:rPr>
+      </w:pPr>
+      <w:proofErr w:type="spellStart"/>
+      <w:r>
+        <w:rPr>
+          <w:rFonts w:ascii="Arial" w:hAnsi="Arial" w:cs="Arial"/>
+          <w:sz w:val="32"/>
+          <w:szCs w:val="32"/>
+        </w:rPr>
+        <w:t>Accordint</w:t>
+      </w:r>
+      <w:proofErr w:type="spellEnd"/>
+      <w:r>
+        <w:rPr>
+          <w:rFonts w:ascii="Arial" w:hAnsi="Arial" w:cs="Arial"/>
+          <w:sz w:val="32"/>
+          <w:szCs w:val="32"/>
+        </w:rPr>
+        <w:t xml:space="preserve"> to </w:t>
+      </w:r>
+      <w:sdt>
+        <w:sdtPr>
+          <w:rPr>
+            <w:rFonts w:ascii="Arial" w:hAnsi="Arial" w:cs="Arial"/>
+            <w:sz w:val="32"/>
+            <w:szCs w:val="32"/>
+          </w:rPr>
+          <w:id w:val="2125723613"/>
+          <w:citation/>
+        </w:sdtPr>
+        <w:sdtContent>
+          <w:r>
+            <w:rPr>
+              <w:rFonts w:ascii="Arial" w:hAnsi="Arial" w:cs="Arial"/>
+              <w:sz w:val="32"/>
+              <w:szCs w:val="32"/>
+            </w:rPr>
+            <w:fldChar w:fldCharType="begin"/>
+          </w:r>
+          <w:r>
+            <w:rPr>
+              <w:rFonts w:ascii="Arial" w:hAnsi="Arial" w:cs="Arial"/>
+              <w:sz w:val="32"/>
+              <w:szCs w:val="32"/>
+              <w:lang w:val="en-GB"/>
+            </w:rPr>
+            <w:instrText xml:space="preserve"> CITATION gee26 \l 2057 </w:instrText>
+          </w:r>
+          <w:r>
+            <w:rPr>
+              <w:rFonts w:ascii="Arial" w:hAnsi="Arial" w:cs="Arial"/>
+              <w:sz w:val="32"/>
+              <w:szCs w:val="32"/>
+            </w:rPr>
+            <w:fldChar w:fldCharType="separate"/>
+          </w:r>
+          <w:r>
+            <w:rPr>
+              <w:rFonts w:ascii="Arial" w:hAnsi="Arial" w:cs="Arial"/>
+              <w:noProof/>
+              <w:sz w:val="32"/>
+              <w:szCs w:val="32"/>
+              <w:lang w:val="en-GB"/>
+            </w:rPr>
+            <w:t>(geeksforgeeks, 2026)</w:t>
+          </w:r>
+          <w:r>
+            <w:rPr>
+              <w:rFonts w:ascii="Arial" w:hAnsi="Arial" w:cs="Arial"/>
+              <w:sz w:val="32"/>
+              <w:szCs w:val="32"/>
+            </w:rPr>
+            <w:fldChar w:fldCharType="end"/>
+          </w:r>
+        </w:sdtContent>
+      </w:sdt>
+      <w:r>
+        <w:rPr>
+          <w:rFonts w:ascii="Arial" w:hAnsi="Arial" w:cs="Arial"/>
+          <w:sz w:val="32"/>
+          <w:szCs w:val="32"/>
+        </w:rPr>
+        <w:t>, Functional requirements are requirements that describes what the system should do</w:t>
+      </w:r>
+      <w:r>
+        <w:rPr>
+          <w:rFonts w:ascii="Arial" w:hAnsi="Arial" w:cs="Arial"/>
+          <w:sz w:val="32"/>
+          <w:szCs w:val="32"/>
+        </w:rPr>
+        <w:t xml:space="preserve"> and how the users interact with it</w:t>
+      </w:r>
+      <w:r>
+        <w:rPr>
+          <w:rFonts w:ascii="Arial" w:hAnsi="Arial" w:cs="Arial"/>
+          <w:sz w:val="32"/>
+          <w:szCs w:val="32"/>
+        </w:rPr>
+        <w:t>. It involves all features and operation.</w:t>
+      </w:r>
+      <w:r>
+        <w:rPr>
+          <w:rFonts w:ascii="Arial" w:hAnsi="Arial" w:cs="Arial"/>
+          <w:sz w:val="32"/>
+          <w:szCs w:val="32"/>
+        </w:rPr>
+        <w:t xml:space="preserve"> For this system functional requirements involves the following:</w:t>
+      </w:r>
+    </w:p>
+    <w:p>
+      <w:pPr>
+        <w:rPr>
+          <w:rFonts w:ascii="Arial" w:hAnsi="Arial" w:cs="Arial"/>
+          <w:b/>
+          <w:bCs/>
+          <w:sz w:val="32"/>
+          <w:szCs w:val="32"/>
+        </w:rPr>
+      </w:pPr>
+    </w:p>
+    <w:p>
+      <w:pPr>
+        <w:pStyle w:val="ListParagraph"/>
+        <w:numPr>
+          <w:ilvl w:val="0"/>
+          <w:numId w:val="25"/>
+        </w:numPr>
+        <w:rPr>
+          <w:rFonts w:ascii="Arial" w:hAnsi="Arial" w:cs="Arial"/>
+          <w:b/>
+          <w:bCs/>
+          <w:sz w:val="28"/>
+          <w:szCs w:val="28"/>
+        </w:rPr>
+      </w:pPr>
+      <w:r>
+        <w:rPr>
+          <w:rFonts w:ascii="Arial" w:hAnsi="Arial" w:cs="Arial"/>
+          <w:b/>
+          <w:bCs/>
+          <w:sz w:val="28"/>
+          <w:szCs w:val="28"/>
+        </w:rPr>
+        <w:t>Authentication</w:t>
+      </w:r>
+    </w:p>
+    <w:p>
+      <w:pPr>
+        <w:pStyle w:val="ListParagraph"/>
+        <w:numPr>
+          <w:ilvl w:val="0"/>
+          <w:numId w:val="25"/>
+        </w:numPr>
+        <w:rPr>
+          <w:rFonts w:ascii="Arial" w:hAnsi="Arial" w:cs="Arial"/>
+          <w:b/>
+          <w:bCs/>
+          <w:sz w:val="28"/>
+          <w:szCs w:val="28"/>
+        </w:rPr>
+      </w:pPr>
+      <w:r>
+        <w:rPr>
+          <w:rFonts w:ascii="Arial" w:hAnsi="Arial" w:cs="Arial"/>
+          <w:b/>
+          <w:bCs/>
+          <w:sz w:val="28"/>
+          <w:szCs w:val="28"/>
+        </w:rPr>
+        <w:t>Profile Management</w:t>
+      </w:r>
+    </w:p>
+    <w:p>
+      <w:pPr>
+        <w:pStyle w:val="ListParagraph"/>
+        <w:numPr>
+          <w:ilvl w:val="0"/>
+          <w:numId w:val="25"/>
+        </w:numPr>
+        <w:rPr>
+          <w:rFonts w:ascii="Arial" w:hAnsi="Arial" w:cs="Arial"/>
+          <w:b/>
+          <w:bCs/>
+          <w:sz w:val="28"/>
+          <w:szCs w:val="28"/>
+        </w:rPr>
+      </w:pPr>
+      <w:r>
+        <w:rPr>
+          <w:rFonts w:ascii="Arial" w:hAnsi="Arial" w:cs="Arial"/>
+          <w:b/>
+          <w:bCs/>
+          <w:sz w:val="28"/>
+          <w:szCs w:val="28"/>
+        </w:rPr>
+        <w:t>Search and AI Recommendations</w:t>
+      </w:r>
+    </w:p>
+    <w:p>
+      <w:pPr>
+        <w:pStyle w:val="ListParagraph"/>
+        <w:numPr>
+          <w:ilvl w:val="0"/>
+          <w:numId w:val="25"/>
+        </w:numPr>
+        <w:rPr>
+          <w:rFonts w:ascii="Arial" w:hAnsi="Arial" w:cs="Arial"/>
+          <w:b/>
+          <w:bCs/>
+          <w:sz w:val="28"/>
+          <w:szCs w:val="28"/>
+        </w:rPr>
+      </w:pPr>
+      <w:r>
+        <w:rPr>
+          <w:rFonts w:ascii="Arial" w:hAnsi="Arial" w:cs="Arial"/>
+          <w:b/>
+          <w:bCs/>
+          <w:sz w:val="28"/>
+          <w:szCs w:val="28"/>
+        </w:rPr>
+        <w:t>Hiring Requests</w:t>
+      </w:r>
+    </w:p>
+    <w:p>
+      <w:pPr>
+        <w:pStyle w:val="ListParagraph"/>
+        <w:numPr>
+          <w:ilvl w:val="0"/>
+          <w:numId w:val="25"/>
+        </w:numPr>
+        <w:rPr>
+          <w:rFonts w:ascii="Arial" w:hAnsi="Arial" w:cs="Arial"/>
+          <w:b/>
+          <w:bCs/>
+          <w:sz w:val="28"/>
+          <w:szCs w:val="28"/>
+        </w:rPr>
+      </w:pPr>
+      <w:r>
+        <w:rPr>
+          <w:rFonts w:ascii="Arial" w:hAnsi="Arial" w:cs="Arial"/>
+          <w:b/>
+          <w:bCs/>
+          <w:sz w:val="28"/>
+          <w:szCs w:val="28"/>
+        </w:rPr>
+        <w:t>Messaging</w:t>
+      </w:r>
+    </w:p>
+    <w:p>
+      <w:pPr>
+        <w:pStyle w:val="ListParagraph"/>
+        <w:numPr>
+          <w:ilvl w:val="0"/>
+          <w:numId w:val="25"/>
+        </w:numPr>
+        <w:rPr>
+          <w:rFonts w:ascii="Arial" w:hAnsi="Arial" w:cs="Arial"/>
+          <w:b/>
+          <w:bCs/>
+          <w:sz w:val="28"/>
+          <w:szCs w:val="28"/>
+        </w:rPr>
+      </w:pPr>
+      <w:r>
+        <w:rPr>
+          <w:rFonts w:ascii="Arial" w:hAnsi="Arial" w:cs="Arial"/>
+          <w:b/>
+          <w:bCs/>
+          <w:sz w:val="28"/>
+          <w:szCs w:val="28"/>
+        </w:rPr>
+        <w:t>Payments</w:t>
+      </w:r>
+    </w:p>
+    <w:p>
+      <w:pPr>
+        <w:pStyle w:val="ListParagraph"/>
+        <w:numPr>
+          <w:ilvl w:val="0"/>
+          <w:numId w:val="25"/>
+        </w:numPr>
+        <w:rPr>
+          <w:rFonts w:ascii="Arial" w:hAnsi="Arial" w:cs="Arial"/>
+          <w:b/>
+          <w:bCs/>
+          <w:sz w:val="28"/>
+          <w:szCs w:val="28"/>
+        </w:rPr>
+      </w:pPr>
+      <w:r>
+        <w:rPr>
+          <w:rFonts w:ascii="Arial" w:hAnsi="Arial" w:cs="Arial"/>
+          <w:b/>
+          <w:bCs/>
+          <w:sz w:val="28"/>
+          <w:szCs w:val="28"/>
+        </w:rPr>
+        <w:t>Review and Ratings</w:t>
+      </w:r>
+    </w:p>
+    <w:p>
+      <w:pPr>
+        <w:pStyle w:val="ListParagraph"/>
+        <w:numPr>
+          <w:ilvl w:val="0"/>
+          <w:numId w:val="25"/>
+        </w:numPr>
+        <w:rPr>
+          <w:rFonts w:ascii="Arial" w:hAnsi="Arial" w:cs="Arial"/>
+          <w:b/>
+          <w:bCs/>
+          <w:sz w:val="28"/>
+          <w:szCs w:val="28"/>
+        </w:rPr>
+      </w:pPr>
+      <w:proofErr w:type="spellStart"/>
+      <w:r>
+        <w:rPr>
+          <w:rFonts w:ascii="Arial" w:hAnsi="Arial" w:cs="Arial"/>
+          <w:b/>
+          <w:bCs/>
+          <w:sz w:val="28"/>
+          <w:szCs w:val="28"/>
+        </w:rPr>
+        <w:t>Adminstration</w:t>
+      </w:r>
+      <w:proofErr w:type="spellEnd"/>
+    </w:p>
+    <w:p>
+      <w:pPr>
+        <w:rPr>
+          <w:rFonts w:ascii="Arial" w:hAnsi="Arial" w:cs="Arial"/>
+          <w:b/>
+          <w:bCs/>
+          <w:sz w:val="32"/>
+          <w:szCs w:val="32"/>
+        </w:rPr>
+      </w:pPr>
+    </w:p>
+    <w:p>
+      <w:pPr>
+        <w:pStyle w:val="ListParagraph"/>
+        <w:numPr>
+          <w:ilvl w:val="0"/>
+          <w:numId w:val="26"/>
+        </w:numPr>
+        <w:rPr>
+          <w:rFonts w:ascii="Arial" w:hAnsi="Arial" w:cs="Arial"/>
+          <w:b/>
+          <w:bCs/>
+          <w:sz w:val="32"/>
+          <w:szCs w:val="32"/>
+        </w:rPr>
+      </w:pPr>
+      <w:r>
+        <w:rPr>
+          <w:rFonts w:ascii="Arial" w:hAnsi="Arial" w:cs="Arial"/>
+          <w:b/>
+          <w:bCs/>
+          <w:sz w:val="32"/>
+          <w:szCs w:val="32"/>
+        </w:rPr>
+        <w:t>Non-Functional Requirements</w:t>
+      </w:r>
+    </w:p>
+    <w:p>
+      <w:pPr>
+        <w:pStyle w:val="ListParagraph"/>
+        <w:numPr>
+          <w:ilvl w:val="0"/>
+          <w:numId w:val="29"/>
+        </w:numPr>
+        <w:rPr>
+          <w:rFonts w:ascii="Arial" w:hAnsi="Arial" w:cs="Arial"/>
+          <w:b/>
+          <w:bCs/>
+          <w:sz w:val="32"/>
+          <w:szCs w:val="32"/>
+        </w:rPr>
+      </w:pPr>
+      <w:r>
+        <w:rPr>
+          <w:rFonts w:ascii="Arial" w:hAnsi="Arial" w:cs="Arial"/>
+          <w:b/>
+          <w:bCs/>
+          <w:sz w:val="32"/>
+          <w:szCs w:val="32"/>
+        </w:rPr>
+        <w:t>Usability</w:t>
+      </w:r>
+    </w:p>
+    <w:p>
+      <w:pPr>
+        <w:pStyle w:val="ListParagraph"/>
+        <w:numPr>
+          <w:ilvl w:val="0"/>
+          <w:numId w:val="29"/>
+        </w:numPr>
+        <w:rPr>
+          <w:rFonts w:ascii="Arial" w:hAnsi="Arial" w:cs="Arial"/>
+          <w:b/>
+          <w:bCs/>
+          <w:sz w:val="32"/>
+          <w:szCs w:val="32"/>
+        </w:rPr>
+      </w:pPr>
+      <w:r>
+        <w:rPr>
+          <w:rFonts w:ascii="Arial" w:hAnsi="Arial" w:cs="Arial"/>
+          <w:b/>
+          <w:bCs/>
+          <w:sz w:val="32"/>
+          <w:szCs w:val="32"/>
+        </w:rPr>
+        <w:t>Security</w:t>
+      </w:r>
+    </w:p>
+    <w:p>
+      <w:pPr>
+        <w:pStyle w:val="ListParagraph"/>
+        <w:numPr>
+          <w:ilvl w:val="0"/>
+          <w:numId w:val="29"/>
+        </w:numPr>
+        <w:rPr>
+          <w:rFonts w:ascii="Arial" w:hAnsi="Arial" w:cs="Arial"/>
+          <w:b/>
+          <w:bCs/>
+          <w:sz w:val="32"/>
+          <w:szCs w:val="32"/>
+        </w:rPr>
+      </w:pPr>
+      <w:proofErr w:type="spellStart"/>
+      <w:r>
+        <w:rPr>
+          <w:rFonts w:ascii="Arial" w:hAnsi="Arial" w:cs="Arial"/>
+          <w:b/>
+          <w:bCs/>
+          <w:sz w:val="32"/>
+          <w:szCs w:val="32"/>
+        </w:rPr>
+        <w:t>Perfomance</w:t>
+      </w:r>
+      <w:proofErr w:type="spellEnd"/>
+    </w:p>
+    <w:p>
+      <w:pPr>
+        <w:pStyle w:val="ListParagraph"/>
+        <w:numPr>
+          <w:ilvl w:val="0"/>
+          <w:numId w:val="29"/>
+        </w:numPr>
+        <w:rPr>
+          <w:rFonts w:ascii="Arial" w:hAnsi="Arial" w:cs="Arial"/>
+          <w:b/>
+          <w:bCs/>
+          <w:sz w:val="32"/>
+          <w:szCs w:val="32"/>
+        </w:rPr>
+      </w:pPr>
+      <w:r>
+        <w:rPr>
+          <w:rFonts w:ascii="Arial" w:hAnsi="Arial" w:cs="Arial"/>
+          <w:b/>
+          <w:bCs/>
+          <w:sz w:val="32"/>
+          <w:szCs w:val="32"/>
+        </w:rPr>
+        <w:t>Availability</w:t>
+      </w:r>
+    </w:p>
+    <w:p>
+      <w:pPr>
+        <w:rPr>
+          <w:rFonts w:ascii="Arial" w:hAnsi="Arial" w:cs="Arial"/>
+          <w:b/>
+          <w:bCs/>
+          <w:sz w:val="32"/>
+          <w:szCs w:val="32"/>
+        </w:rPr>
+      </w:pPr>
+    </w:p>
+    <w:p>
+      <w:pPr>
+        <w:rPr>
+          <w:rFonts w:ascii="Arial" w:hAnsi="Arial" w:cs="Arial"/>
+          <w:b/>
+          <w:bCs/>
+          <w:sz w:val="32"/>
+          <w:szCs w:val="32"/>
+        </w:rPr>
+      </w:pPr>
+    </w:p>
+    <w:p>
+      <w:pPr>
+        <w:pStyle w:val="ListParagraph"/>
+        <w:ind w:left="1800"/>
+        <w:rPr>
+          <w:rFonts w:ascii="Arial" w:hAnsi="Arial" w:cs="Arial"/>
+          <w:b/>
+          <w:bCs/>
+          <w:sz w:val="32"/>
+          <w:szCs w:val="32"/>
+        </w:rPr>
+      </w:pPr>
+    </w:p>
+    <w:p>
+      <w:pPr>
+        <w:pStyle w:val="ListParagraph"/>
+        <w:ind w:left="1800"/>
+        <w:rPr>
+          <w:rFonts w:ascii="Arial" w:hAnsi="Arial" w:cs="Arial"/>
+          <w:b/>
+          <w:bCs/>
+          <w:sz w:val="32"/>
+          <w:szCs w:val="32"/>
+        </w:rPr>
+      </w:pPr>
+    </w:p>
+    <w:p>
+      <w:pPr>
+        <w:pStyle w:val="ListParagraph"/>
+        <w:ind w:left="1800"/>
+        <w:rPr>
+          <w:rFonts w:ascii="Arial" w:hAnsi="Arial" w:cs="Arial"/>
+          <w:b/>
+          <w:bCs/>
+          <w:sz w:val="32"/>
+          <w:szCs w:val="32"/>
+        </w:rPr>
+      </w:pPr>
+    </w:p>
+    <w:p>
+      <w:pPr>
+        <w:pStyle w:val="ListParagraph"/>
+        <w:ind w:left="1800"/>
+        <w:rPr>
+          <w:rFonts w:ascii="Arial" w:hAnsi="Arial" w:cs="Arial"/>
+          <w:b/>
+          <w:bCs/>
+          <w:sz w:val="32"/>
+          <w:szCs w:val="32"/>
+        </w:rPr>
+      </w:pPr>
+    </w:p>
+    <w:p>
+      <w:pPr>
+        <w:pStyle w:val="ListParagraph"/>
+        <w:ind w:left="1800"/>
+        <w:rPr>
+          <w:rFonts w:ascii="Arial" w:hAnsi="Arial" w:cs="Arial"/>
+          <w:b/>
+          <w:bCs/>
+          <w:sz w:val="32"/>
+          <w:szCs w:val="32"/>
+        </w:rPr>
+      </w:pPr>
+    </w:p>
+    <w:p>
+      <w:pPr>
+        <w:rPr>
+          <w:rFonts w:ascii="Arial" w:hAnsi="Arial" w:cs="Arial"/>
+          <w:b/>
+          <w:bCs/>
+          <w:sz w:val="32"/>
+          <w:szCs w:val="32"/>
+        </w:rPr>
+      </w:pPr>
+    </w:p>
+    <w:p>
+      <w:pPr>
+        <w:rPr>
+          <w:rFonts w:ascii="Arial" w:hAnsi="Arial" w:cs="Arial"/>
+          <w:b/>
+          <w:bCs/>
+          <w:sz w:val="32"/>
+          <w:szCs w:val="32"/>
+        </w:rPr>
+      </w:pPr>
+    </w:p>
+    <w:p>
+      <w:pPr>
+        <w:pStyle w:val="ListParagraph"/>
+        <w:numPr>
+          <w:ilvl w:val="0"/>
+          <w:numId w:val="18"/>
+        </w:numPr>
+        <w:rPr>
+          <w:rFonts w:ascii="Arial" w:hAnsi="Arial" w:cs="Arial"/>
+          <w:b/>
+          <w:bCs/>
+          <w:sz w:val="32"/>
+          <w:szCs w:val="32"/>
+        </w:rPr>
+      </w:pPr>
+      <w:r>
+        <w:rPr>
+          <w:rFonts w:ascii="Arial" w:hAnsi="Arial" w:cs="Arial"/>
+          <w:b/>
+          <w:bCs/>
+          <w:sz w:val="32"/>
+          <w:szCs w:val="32"/>
+        </w:rPr>
+        <w:t>Class Diagrams and Use Case Diagram</w:t>
+      </w:r>
+    </w:p>
+    <w:p>
+      <w:pPr>
+        <w:pStyle w:val="ListParagraph"/>
+        <w:numPr>
+          <w:ilvl w:val="1"/>
+          <w:numId w:val="19"/>
+        </w:numPr>
+        <w:rPr>
+          <w:rFonts w:ascii="Arial" w:hAnsi="Arial" w:cs="Arial"/>
+          <w:b/>
+          <w:bCs/>
+          <w:sz w:val="32"/>
+          <w:szCs w:val="32"/>
+        </w:rPr>
+      </w:pPr>
+      <w:r>
+        <w:rPr>
+          <w:rFonts w:ascii="Arial" w:hAnsi="Arial" w:cs="Arial"/>
+          <w:b/>
+          <w:bCs/>
+          <w:sz w:val="32"/>
+          <w:szCs w:val="32"/>
+        </w:rPr>
+        <w:t>Use Case Diagram</w:t>
+      </w:r>
+      <w:r>
+        <w:rPr>
+          <w:rFonts w:ascii="Arial" w:hAnsi="Arial" w:cs="Arial"/>
+          <w:b/>
+          <w:bCs/>
+          <w:sz w:val="32"/>
+          <w:szCs w:val="32"/>
+        </w:rPr>
+        <w:drawing>
+          <wp:inline distT="0" distB="0" distL="0" distR="0" wp14:anchorId="4DA37D5F" wp14:editId="1B4FD39B">
+            <wp:extent cx="4037471" cy="7315200"/>
+            <wp:effectExtent l="0" t="0" r="1270" b="0"/>
+            <wp:docPr id="1651335976" name="Picture 4"/>
+            <wp:cNvGraphicFramePr>
+              <a:graphicFrameLocks xmlns:a="http://schemas.openxmlformats.org/drawingml/2006/main" noChangeAspect="1"/>
+            </wp:cNvGraphicFramePr>
+            <a:graphic xmlns:a="http://schemas.openxmlformats.org/drawingml/2006/main">
+              <a:graphicData uri="http://schemas.openxmlformats.org/drawingml/2006/picture">
+                <pic:pic xmlns:pic="http://schemas.openxmlformats.org/drawingml/2006/picture">
+                  <pic:nvPicPr>
+                    <pic:cNvPr id="0" name="Picture 13"/>
+                    <pic:cNvPicPr>
+                      <a:picLocks noChangeAspect="1" noChangeArrowheads="1"/>
+                    </pic:cNvPicPr>
+                  </pic:nvPicPr>
+                  <pic:blipFill>
+                    <a:blip r:embed="rId7">
+                      <a:extLst>
+                        <a:ext uri="{28A0092B-C50C-407E-A947-70E740481C1C}">
+                          <a14:useLocalDpi xmlns:a14="http://schemas.microsoft.com/office/drawing/2010/main" val="0"/>
+                        </a:ext>
+                      </a:extLst>
+                    </a:blip>
+                    <a:srcRect/>
+                    <a:stretch>
+                      <a:fillRect/>
+                    </a:stretch>
+                  </pic:blipFill>
+                  <pic:spPr bwMode="auto">
+                    <a:xfrm>
+                      <a:off x="0" y="0"/>
+                      <a:ext cx="4039134" cy="7318213"/>
                     </a:xfrm>
                     <a:prstGeom prst="rect">
                       <a:avLst/>
@@ -2116,20 +2646,216 @@
     <w:p>
       <w:pPr>
         <w:pStyle w:val="ListParagraph"/>
-        <w:ind w:left="1800"/>
-        <w:rPr>
-          <w:rFonts w:ascii="Arial" w:hAnsi="Arial" w:cs="Arial"/>
-          <w:b/>
-          <w:bCs/>
-          <w:sz w:val="32"/>
-          <w:szCs w:val="32"/>
-        </w:rPr>
-      </w:pPr>
-    </w:p>
-    <w:p>
-      <w:pPr>
-        <w:pStyle w:val="ListParagraph"/>
-        <w:ind w:left="1800"/>
+        <w:ind w:left="792"/>
+        <w:rPr>
+          <w:rFonts w:ascii="Arial" w:hAnsi="Arial" w:cs="Arial"/>
+          <w:b/>
+          <w:bCs/>
+          <w:sz w:val="32"/>
+          <w:szCs w:val="32"/>
+        </w:rPr>
+      </w:pPr>
+    </w:p>
+    <w:p>
+      <w:pPr>
+        <w:pStyle w:val="ListParagraph"/>
+        <w:ind w:left="792"/>
+        <w:rPr>
+          <w:rFonts w:ascii="Arial" w:hAnsi="Arial" w:cs="Arial"/>
+          <w:b/>
+          <w:bCs/>
+          <w:sz w:val="32"/>
+          <w:szCs w:val="32"/>
+        </w:rPr>
+      </w:pPr>
+    </w:p>
+    <w:p>
+      <w:pPr>
+        <w:pStyle w:val="ListParagraph"/>
+        <w:ind w:left="792"/>
+        <w:rPr>
+          <w:rFonts w:ascii="Arial" w:hAnsi="Arial" w:cs="Arial"/>
+          <w:b/>
+          <w:bCs/>
+          <w:sz w:val="32"/>
+          <w:szCs w:val="32"/>
+        </w:rPr>
+      </w:pPr>
+    </w:p>
+    <w:p>
+      <w:pPr>
+        <w:pStyle w:val="ListParagraph"/>
+        <w:numPr>
+          <w:ilvl w:val="0"/>
+          <w:numId w:val="21"/>
+        </w:numPr>
+        <w:rPr>
+          <w:rFonts w:ascii="Arial" w:hAnsi="Arial" w:cs="Arial"/>
+          <w:b/>
+          <w:bCs/>
+          <w:sz w:val="32"/>
+          <w:szCs w:val="32"/>
+        </w:rPr>
+      </w:pPr>
+      <w:r>
+        <w:rPr>
+          <w:rFonts w:ascii="Arial" w:hAnsi="Arial" w:cs="Arial"/>
+          <w:b/>
+          <w:bCs/>
+          <w:sz w:val="32"/>
+          <w:szCs w:val="32"/>
+        </w:rPr>
+        <w:t>Class Diagram</w:t>
+      </w:r>
+    </w:p>
+    <w:p>
+      <w:pPr>
+        <w:pStyle w:val="NormalWeb"/>
+      </w:pPr>
+      <w:r>
+        <w:rPr>
+          <w:noProof/>
+        </w:rPr>
+        <w:drawing>
+          <wp:inline distT="0" distB="0" distL="0" distR="0" wp14:anchorId="0AE114D4" wp14:editId="6C4EF953">
+            <wp:extent cx="5943600" cy="4533265"/>
+            <wp:effectExtent l="0" t="0" r="0" b="635"/>
+            <wp:docPr id="1548113614" name="Picture 5"/>
+            <wp:cNvGraphicFramePr>
+              <a:graphicFrameLocks xmlns:a="http://schemas.openxmlformats.org/drawingml/2006/main" noChangeAspect="1"/>
+            </wp:cNvGraphicFramePr>
+            <a:graphic xmlns:a="http://schemas.openxmlformats.org/drawingml/2006/main">
+              <a:graphicData uri="http://schemas.openxmlformats.org/drawingml/2006/picture">
+                <pic:pic xmlns:pic="http://schemas.openxmlformats.org/drawingml/2006/picture">
+                  <pic:nvPicPr>
+                    <pic:cNvPr id="0" name="Picture 15"/>
+                    <pic:cNvPicPr>
+                      <a:picLocks noChangeAspect="1" noChangeArrowheads="1"/>
+                    </pic:cNvPicPr>
+                  </pic:nvPicPr>
+                  <pic:blipFill>
+                    <a:blip r:embed="rId8" cstate="print">
+                      <a:extLst>
+                        <a:ext uri="{28A0092B-C50C-407E-A947-70E740481C1C}">
+                          <a14:useLocalDpi xmlns:a14="http://schemas.microsoft.com/office/drawing/2010/main" val="0"/>
+                        </a:ext>
+                      </a:extLst>
+                    </a:blip>
+                    <a:srcRect/>
+                    <a:stretch>
+                      <a:fillRect/>
+                    </a:stretch>
+                  </pic:blipFill>
+                  <pic:spPr bwMode="auto">
+                    <a:xfrm>
+                      <a:off x="0" y="0"/>
+                      <a:ext cx="5943600" cy="4533265"/>
+                    </a:xfrm>
+                    <a:prstGeom prst="rect">
+                      <a:avLst/>
+                    </a:prstGeom>
+                    <a:noFill/>
+                    <a:ln>
+                      <a:noFill/>
+                    </a:ln>
+                  </pic:spPr>
+                </pic:pic>
+              </a:graphicData>
+            </a:graphic>
+          </wp:inline>
+        </w:drawing>
+      </w:r>
+    </w:p>
+    <w:p>
+      <w:pPr>
+        <w:rPr>
+          <w:rFonts w:ascii="Arial" w:hAnsi="Arial" w:cs="Arial"/>
+          <w:b/>
+          <w:bCs/>
+          <w:sz w:val="32"/>
+          <w:szCs w:val="32"/>
+        </w:rPr>
+      </w:pPr>
+    </w:p>
+    <w:p>
+      <w:pPr>
+        <w:rPr>
+          <w:rFonts w:ascii="Arial" w:hAnsi="Arial" w:cs="Arial"/>
+          <w:b/>
+          <w:bCs/>
+          <w:sz w:val="32"/>
+          <w:szCs w:val="32"/>
+        </w:rPr>
+      </w:pPr>
+    </w:p>
+    <w:p>
+      <w:pPr>
+        <w:rPr>
+          <w:rFonts w:ascii="Arial" w:hAnsi="Arial" w:cs="Arial"/>
+          <w:b/>
+          <w:bCs/>
+          <w:sz w:val="32"/>
+          <w:szCs w:val="32"/>
+        </w:rPr>
+      </w:pPr>
+    </w:p>
+    <w:p>
+      <w:pPr>
+        <w:rPr>
+          <w:rFonts w:ascii="Arial" w:hAnsi="Arial" w:cs="Arial"/>
+          <w:b/>
+          <w:bCs/>
+          <w:sz w:val="32"/>
+          <w:szCs w:val="32"/>
+        </w:rPr>
+      </w:pPr>
+    </w:p>
+    <w:p>
+      <w:pPr>
+        <w:rPr>
+          <w:rFonts w:ascii="Arial" w:hAnsi="Arial" w:cs="Arial"/>
+          <w:b/>
+          <w:bCs/>
+          <w:sz w:val="32"/>
+          <w:szCs w:val="32"/>
+        </w:rPr>
+      </w:pPr>
+    </w:p>
+    <w:p>
+      <w:pPr>
+        <w:rPr>
+          <w:rFonts w:ascii="Arial" w:hAnsi="Arial" w:cs="Arial"/>
+          <w:b/>
+          <w:bCs/>
+          <w:sz w:val="32"/>
+          <w:szCs w:val="32"/>
+        </w:rPr>
+      </w:pPr>
+    </w:p>
+    <w:p>
+      <w:pPr>
+        <w:rPr>
+          <w:rFonts w:ascii="Arial" w:hAnsi="Arial" w:cs="Arial"/>
+          <w:b/>
+          <w:bCs/>
+          <w:sz w:val="32"/>
+          <w:szCs w:val="32"/>
+        </w:rPr>
+      </w:pPr>
+    </w:p>
+    <w:p>
+      <w:pPr>
+        <w:rPr>
+          <w:rFonts w:ascii="Arial" w:hAnsi="Arial" w:cs="Arial"/>
+          <w:b/>
+          <w:bCs/>
+          <w:sz w:val="32"/>
+          <w:szCs w:val="32"/>
+        </w:rPr>
+      </w:pPr>
+    </w:p>
+    <w:p>
+      <w:pPr>
         <w:rPr>
           <w:rFonts w:ascii="Arial" w:hAnsi="Arial" w:cs="Arial"/>
           <w:b/>
@@ -2238,6 +2964,119 @@
     </w:lvl>
   </w:abstractNum>
   <w:abstractNum w:abstractNumId="1" w15:restartNumberingAfterBreak="0">
+    <w:nsid w:val="056638F3"/>
+    <w:multiLevelType w:val="multilevel"/>
+    <w:tmpl w:val="6FF0E042"/>
+    <w:lvl w:ilvl="0">
+      <w:start w:val="1"/>
+      <w:numFmt w:val="none"/>
+      <w:lvlText w:val="3.2"/>
+      <w:lvlJc w:val="left"/>
+      <w:pPr>
+        <w:ind w:left="360" w:hanging="360"/>
+      </w:pPr>
+      <w:rPr>
+        <w:rFonts w:hint="default"/>
+      </w:rPr>
+    </w:lvl>
+    <w:lvl w:ilvl="1">
+      <w:start w:val="1"/>
+      <w:numFmt w:val="decimal"/>
+      <w:lvlText w:val="%1.%2."/>
+      <w:lvlJc w:val="left"/>
+      <w:pPr>
+        <w:ind w:left="792" w:hanging="432"/>
+      </w:pPr>
+      <w:rPr>
+        <w:rFonts w:hint="default"/>
+      </w:rPr>
+    </w:lvl>
+    <w:lvl w:ilvl="2">
+      <w:start w:val="1"/>
+      <w:numFmt w:val="decimal"/>
+      <w:lvlText w:val="%1.%2.%3."/>
+      <w:lvlJc w:val="left"/>
+      <w:pPr>
+        <w:ind w:left="1224" w:hanging="504"/>
+      </w:pPr>
+      <w:rPr>
+        <w:rFonts w:hint="default"/>
+      </w:rPr>
+    </w:lvl>
+    <w:lvl w:ilvl="3">
+      <w:start w:val="1"/>
+      <w:numFmt w:val="none"/>
+      <w:lvlText w:val="3.2"/>
+      <w:lvlJc w:val="left"/>
+      <w:pPr>
+        <w:ind w:left="1728" w:hanging="648"/>
+      </w:pPr>
+      <w:rPr>
+        <w:rFonts w:hint="default"/>
+      </w:rPr>
+    </w:lvl>
+    <w:lvl w:ilvl="4">
+      <w:start w:val="1"/>
+      <w:numFmt w:val="decimal"/>
+      <w:lvlText w:val="%1.%2.%3.%4.%5."/>
+      <w:lvlJc w:val="left"/>
+      <w:pPr>
+        <w:ind w:left="2232" w:hanging="792"/>
+      </w:pPr>
+      <w:rPr>
+        <w:rFonts w:hint="default"/>
+      </w:rPr>
+    </w:lvl>
+    <w:lvl w:ilvl="5">
+      <w:start w:val="1"/>
+      <w:numFmt w:val="decimal"/>
+      <w:lvlText w:val="%1.%2.%3.%4.%5.%6."/>
+      <w:lvlJc w:val="left"/>
+      <w:pPr>
+        <w:ind w:left="2736" w:hanging="936"/>
+      </w:pPr>
+      <w:rPr>
+        <w:rFonts w:hint="default"/>
+      </w:rPr>
+    </w:lvl>
+    <w:lvl w:ilvl="6">
+      <w:start w:val="1"/>
+      <w:numFmt w:val="decimal"/>
+      <w:lvlText w:val="%1.%2.%3.%4.%5.%6.%7."/>
+      <w:lvlJc w:val="left"/>
+      <w:pPr>
+        <w:ind w:left="3240" w:hanging="1080"/>
+      </w:pPr>
+      <w:rPr>
+        <w:rFonts w:hint="default"/>
+      </w:rPr>
+    </w:lvl>
+    <w:lvl w:ilvl="7">
+      <w:start w:val="1"/>
+      <w:numFmt w:val="decimal"/>
+      <w:lvlText w:val="%1.%2.%3.%4.%5.%6.%7.%8."/>
+      <w:lvlJc w:val="left"/>
+      <w:pPr>
+        <w:ind w:left="3744" w:hanging="1224"/>
+      </w:pPr>
+      <w:rPr>
+        <w:rFonts w:hint="default"/>
+      </w:rPr>
+    </w:lvl>
+    <w:lvl w:ilvl="8">
+      <w:start w:val="1"/>
+      <w:numFmt w:val="decimal"/>
+      <w:lvlText w:val="%1.%2.%3.%4.%5.%6.%7.%8.%9."/>
+      <w:lvlJc w:val="left"/>
+      <w:pPr>
+        <w:ind w:left="4320" w:hanging="1440"/>
+      </w:pPr>
+      <w:rPr>
+        <w:rFonts w:hint="default"/>
+      </w:rPr>
+    </w:lvl>
+  </w:abstractNum>
+  <w:abstractNum w:abstractNumId="2" w15:restartNumberingAfterBreak="0">
     <w:nsid w:val="17E14126"/>
     <w:multiLevelType w:val="multilevel"/>
     <w:tmpl w:val="5B96FF80"/>
@@ -2350,7 +3189,120 @@
       </w:rPr>
     </w:lvl>
   </w:abstractNum>
-  <w:abstractNum w:abstractNumId="2" w15:restartNumberingAfterBreak="0">
+  <w:abstractNum w:abstractNumId="3" w15:restartNumberingAfterBreak="0">
+    <w:nsid w:val="1B333921"/>
+    <w:multiLevelType w:val="multilevel"/>
+    <w:tmpl w:val="A88A2D7A"/>
+    <w:lvl w:ilvl="0">
+      <w:start w:val="1"/>
+      <w:numFmt w:val="none"/>
+      <w:lvlText w:val="2.3"/>
+      <w:lvlJc w:val="left"/>
+      <w:pPr>
+        <w:ind w:left="360" w:hanging="360"/>
+      </w:pPr>
+      <w:rPr>
+        <w:rFonts w:hint="default"/>
+      </w:rPr>
+    </w:lvl>
+    <w:lvl w:ilvl="1">
+      <w:start w:val="1"/>
+      <w:numFmt w:val="decimal"/>
+      <w:lvlText w:val="%1.%2."/>
+      <w:lvlJc w:val="left"/>
+      <w:pPr>
+        <w:ind w:left="792" w:hanging="432"/>
+      </w:pPr>
+      <w:rPr>
+        <w:rFonts w:hint="default"/>
+      </w:rPr>
+    </w:lvl>
+    <w:lvl w:ilvl="2">
+      <w:start w:val="1"/>
+      <w:numFmt w:val="decimal"/>
+      <w:lvlText w:val="%1.%2.%3."/>
+      <w:lvlJc w:val="left"/>
+      <w:pPr>
+        <w:ind w:left="1224" w:hanging="504"/>
+      </w:pPr>
+      <w:rPr>
+        <w:rFonts w:hint="default"/>
+      </w:rPr>
+    </w:lvl>
+    <w:lvl w:ilvl="3">
+      <w:start w:val="1"/>
+      <w:numFmt w:val="decimal"/>
+      <w:lvlText w:val="%1.%2.%3.%4."/>
+      <w:lvlJc w:val="left"/>
+      <w:pPr>
+        <w:ind w:left="1728" w:hanging="648"/>
+      </w:pPr>
+      <w:rPr>
+        <w:rFonts w:hint="default"/>
+      </w:rPr>
+    </w:lvl>
+    <w:lvl w:ilvl="4">
+      <w:start w:val="1"/>
+      <w:numFmt w:val="decimal"/>
+      <w:lvlText w:val="%1.%2.%3.%4.%5."/>
+      <w:lvlJc w:val="left"/>
+      <w:pPr>
+        <w:ind w:left="2232" w:hanging="792"/>
+      </w:pPr>
+      <w:rPr>
+        <w:rFonts w:hint="default"/>
+      </w:rPr>
+    </w:lvl>
+    <w:lvl w:ilvl="5">
+      <w:start w:val="1"/>
+      <w:numFmt w:val="decimal"/>
+      <w:lvlText w:val="%1.%2.%3.%4.%5.%6."/>
+      <w:lvlJc w:val="left"/>
+      <w:pPr>
+        <w:ind w:left="2736" w:hanging="936"/>
+      </w:pPr>
+      <w:rPr>
+        <w:rFonts w:hint="default"/>
+      </w:rPr>
+    </w:lvl>
+    <w:lvl w:ilvl="6">
+      <w:start w:val="1"/>
+      <w:numFmt w:val="decimal"/>
+      <w:lvlText w:val="%1.%2.%3.%4.%5.%6.%7."/>
+      <w:lvlJc w:val="left"/>
+      <w:pPr>
+        <w:ind w:left="3240" w:hanging="1080"/>
+      </w:pPr>
+      <w:rPr>
+        <w:rFonts w:hint="default"/>
+      </w:rPr>
+    </w:lvl>
+    <w:lvl w:ilvl="7">
+      <w:start w:val="1"/>
+      <w:numFmt w:val="decimal"/>
+      <w:lvlText w:val="%1.%2.%3.%4.%5.%6.%7.%8."/>
+      <w:lvlJc w:val="left"/>
+      <w:pPr>
+        <w:ind w:left="3744" w:hanging="1224"/>
+      </w:pPr>
+      <w:rPr>
+        <w:rFonts w:hint="default"/>
+      </w:rPr>
+    </w:lvl>
+    <w:lvl w:ilvl="8">
+      <w:start w:val="1"/>
+      <w:numFmt w:val="decimal"/>
+      <w:lvlText w:val="%1.%2.%3.%4.%5.%6.%7.%8.%9."/>
+      <w:lvlJc w:val="left"/>
+      <w:pPr>
+        <w:ind w:left="4320" w:hanging="1440"/>
+      </w:pPr>
+      <w:rPr>
+        <w:rFonts w:hint="default"/>
+      </w:rPr>
+    </w:lvl>
+  </w:abstractNum>
+  <w:abstractNum w:abstractNumId="4" w15:restartNumberingAfterBreak="0">
     <w:nsid w:val="21E5068F"/>
     <w:multiLevelType w:val="multilevel"/>
     <w:tmpl w:val="55227002"/>
@@ -2463,7 +3415,346 @@
       </w:rPr>
     </w:lvl>
   </w:abstractNum>
-  <w:abstractNum w:abstractNumId="3" w15:restartNumberingAfterBreak="0">
+  <w:abstractNum w:abstractNumId="5" w15:restartNumberingAfterBreak="0">
+    <w:nsid w:val="23D4281C"/>
+    <w:multiLevelType w:val="multilevel"/>
+    <w:tmpl w:val="A8183298"/>
+    <w:lvl w:ilvl="0">
+      <w:start w:val="1"/>
+      <w:numFmt w:val="decimal"/>
+      <w:lvlText w:val="%1."/>
+      <w:lvlJc w:val="left"/>
+      <w:pPr>
+        <w:ind w:left="360" w:hanging="360"/>
+      </w:pPr>
+      <w:rPr>
+        <w:rFonts w:hint="default"/>
+      </w:rPr>
+    </w:lvl>
+    <w:lvl w:ilvl="1">
+      <w:start w:val="1"/>
+      <w:numFmt w:val="decimal"/>
+      <w:lvlText w:val="%1.%2."/>
+      <w:lvlJc w:val="left"/>
+      <w:pPr>
+        <w:ind w:left="792" w:hanging="432"/>
+      </w:pPr>
+      <w:rPr>
+        <w:rFonts w:hint="default"/>
+      </w:rPr>
+    </w:lvl>
+    <w:lvl w:ilvl="2">
+      <w:start w:val="1"/>
+      <w:numFmt w:val="decimal"/>
+      <w:lvlText w:val="%1.%2.%3."/>
+      <w:lvlJc w:val="left"/>
+      <w:pPr>
+        <w:ind w:left="1224" w:hanging="504"/>
+      </w:pPr>
+      <w:rPr>
+        <w:rFonts w:hint="default"/>
+      </w:rPr>
+    </w:lvl>
+    <w:lvl w:ilvl="3">
+      <w:start w:val="1"/>
+      <w:numFmt w:val="none"/>
+      <w:lvlText w:val="3.2"/>
+      <w:lvlJc w:val="left"/>
+      <w:pPr>
+        <w:ind w:left="1728" w:hanging="648"/>
+      </w:pPr>
+      <w:rPr>
+        <w:rFonts w:hint="default"/>
+      </w:rPr>
+    </w:lvl>
+    <w:lvl w:ilvl="4">
+      <w:start w:val="1"/>
+      <w:numFmt w:val="decimal"/>
+      <w:lvlText w:val="%1.%2.%3.%4.%5."/>
+      <w:lvlJc w:val="left"/>
+      <w:pPr>
+        <w:ind w:left="2232" w:hanging="792"/>
+      </w:pPr>
+      <w:rPr>
+        <w:rFonts w:hint="default"/>
+      </w:rPr>
+    </w:lvl>
+    <w:lvl w:ilvl="5">
+      <w:start w:val="1"/>
+      <w:numFmt w:val="decimal"/>
+      <w:lvlText w:val="%1.%2.%3.%4.%5.%6."/>
+      <w:lvlJc w:val="left"/>
+      <w:pPr>
+        <w:ind w:left="2736" w:hanging="936"/>
+      </w:pPr>
+      <w:rPr>
+        <w:rFonts w:hint="default"/>
+      </w:rPr>
+    </w:lvl>
+    <w:lvl w:ilvl="6">
+      <w:start w:val="1"/>
+      <w:numFmt w:val="decimal"/>
+      <w:lvlText w:val="%1.%2.%3.%4.%5.%6.%7."/>
+      <w:lvlJc w:val="left"/>
+      <w:pPr>
+        <w:ind w:left="3240" w:hanging="1080"/>
+      </w:pPr>
+      <w:rPr>
+        <w:rFonts w:hint="default"/>
+      </w:rPr>
+    </w:lvl>
+    <w:lvl w:ilvl="7">
+      <w:start w:val="1"/>
+      <w:numFmt w:val="decimal"/>
+      <w:lvlText w:val="%1.%2.%3.%4.%5.%6.%7.%8."/>
+      <w:lvlJc w:val="left"/>
+      <w:pPr>
+        <w:ind w:left="3744" w:hanging="1224"/>
+      </w:pPr>
+      <w:rPr>
+        <w:rFonts w:hint="default"/>
+      </w:rPr>
+    </w:lvl>
+    <w:lvl w:ilvl="8">
+      <w:start w:val="1"/>
+      <w:numFmt w:val="decimal"/>
+      <w:lvlText w:val="%1.%2.%3.%4.%5.%6.%7.%8.%9."/>
+      <w:lvlJc w:val="left"/>
+      <w:pPr>
+        <w:ind w:left="4320" w:hanging="1440"/>
+      </w:pPr>
+      <w:rPr>
+        <w:rFonts w:hint="default"/>
+      </w:rPr>
+    </w:lvl>
+  </w:abstractNum>
+  <w:abstractNum w:abstractNumId="6" w15:restartNumberingAfterBreak="0">
+    <w:nsid w:val="2EF65310"/>
+    <w:multiLevelType w:val="multilevel"/>
+    <w:tmpl w:val="229E800E"/>
+    <w:lvl w:ilvl="0">
+      <w:start w:val="1"/>
+      <w:numFmt w:val="decimal"/>
+      <w:lvlText w:val="%1.1"/>
+      <w:lvlJc w:val="left"/>
+      <w:pPr>
+        <w:ind w:left="360" w:hanging="360"/>
+      </w:pPr>
+      <w:rPr>
+        <w:rFonts w:hint="default"/>
+      </w:rPr>
+    </w:lvl>
+    <w:lvl w:ilvl="1">
+      <w:start w:val="1"/>
+      <w:numFmt w:val="decimal"/>
+      <w:lvlText w:val="%1.%2."/>
+      <w:lvlJc w:val="left"/>
+      <w:pPr>
+        <w:ind w:left="792" w:hanging="432"/>
+      </w:pPr>
+      <w:rPr>
+        <w:rFonts w:hint="default"/>
+      </w:rPr>
+    </w:lvl>
+    <w:lvl w:ilvl="2">
+      <w:start w:val="1"/>
+      <w:numFmt w:val="decimal"/>
+      <w:lvlText w:val="%1.%2.%3."/>
+      <w:lvlJc w:val="left"/>
+      <w:pPr>
+        <w:ind w:left="1224" w:hanging="504"/>
+      </w:pPr>
+      <w:rPr>
+        <w:rFonts w:hint="default"/>
+      </w:rPr>
+    </w:lvl>
+    <w:lvl w:ilvl="3">
+      <w:start w:val="1"/>
+      <w:numFmt w:val="decimal"/>
+      <w:lvlText w:val="%1.%2.%3.%4."/>
+      <w:lvlJc w:val="left"/>
+      <w:pPr>
+        <w:ind w:left="1728" w:hanging="648"/>
+      </w:pPr>
+      <w:rPr>
+        <w:rFonts w:hint="default"/>
+      </w:rPr>
+    </w:lvl>
+    <w:lvl w:ilvl="4">
+      <w:start w:val="1"/>
+      <w:numFmt w:val="decimal"/>
+      <w:lvlText w:val="%1.%2.%3.%4.%5."/>
+      <w:lvlJc w:val="left"/>
+      <w:pPr>
+        <w:ind w:left="2232" w:hanging="792"/>
+      </w:pPr>
+      <w:rPr>
+        <w:rFonts w:hint="default"/>
+      </w:rPr>
+    </w:lvl>
+    <w:lvl w:ilvl="5">
+      <w:start w:val="1"/>
+      <w:numFmt w:val="decimal"/>
+      <w:lvlText w:val="%1.%2.%3.%4.%5.%6."/>
+      <w:lvlJc w:val="left"/>
+      <w:pPr>
+        <w:ind w:left="2736" w:hanging="936"/>
+      </w:pPr>
+      <w:rPr>
+        <w:rFonts w:hint="default"/>
+      </w:rPr>
+    </w:lvl>
+    <w:lvl w:ilvl="6">
+      <w:start w:val="1"/>
+      <w:numFmt w:val="decimal"/>
+      <w:lvlText w:val="%1.%2.%3.%4.%5.%6.%7."/>
+      <w:lvlJc w:val="left"/>
+      <w:pPr>
+        <w:ind w:left="3240" w:hanging="1080"/>
+      </w:pPr>
+      <w:rPr>
+        <w:rFonts w:hint="default"/>
+      </w:rPr>
+    </w:lvl>
+    <w:lvl w:ilvl="7">
+      <w:start w:val="1"/>
+      <w:numFmt w:val="decimal"/>
+      <w:lvlText w:val="%1.%2.%3.%4.%5.%6.%7.%8."/>
+      <w:lvlJc w:val="left"/>
+      <w:pPr>
+        <w:ind w:left="3744" w:hanging="1224"/>
+      </w:pPr>
+      <w:rPr>
+        <w:rFonts w:hint="default"/>
+      </w:rPr>
+    </w:lvl>
+    <w:lvl w:ilvl="8">
+      <w:start w:val="1"/>
+      <w:numFmt w:val="decimal"/>
+      <w:lvlText w:val="%1.%2.%3.%4.%5.%6.%7.%8.%9."/>
+      <w:lvlJc w:val="left"/>
+      <w:pPr>
+        <w:ind w:left="4320" w:hanging="1440"/>
+      </w:pPr>
+      <w:rPr>
+        <w:rFonts w:hint="default"/>
+      </w:rPr>
+    </w:lvl>
+  </w:abstractNum>
+  <w:abstractNum w:abstractNumId="7" w15:restartNumberingAfterBreak="0">
+    <w:nsid w:val="33172F50"/>
+    <w:multiLevelType w:val="multilevel"/>
+    <w:tmpl w:val="418AB2EA"/>
+    <w:lvl w:ilvl="0">
+      <w:start w:val="1"/>
+      <w:numFmt w:val="none"/>
+      <w:lvlText w:val="2.1"/>
+      <w:lvlJc w:val="left"/>
+      <w:pPr>
+        <w:ind w:left="360" w:hanging="360"/>
+      </w:pPr>
+      <w:rPr>
+        <w:rFonts w:hint="default"/>
+      </w:rPr>
+    </w:lvl>
+    <w:lvl w:ilvl="1">
+      <w:start w:val="1"/>
+      <w:numFmt w:val="decimal"/>
+      <w:lvlText w:val="%1.%2."/>
+      <w:lvlJc w:val="left"/>
+      <w:pPr>
+        <w:ind w:left="792" w:hanging="432"/>
+      </w:pPr>
+      <w:rPr>
+        <w:rFonts w:hint="default"/>
+      </w:rPr>
+    </w:lvl>
+    <w:lvl w:ilvl="2">
+      <w:start w:val="1"/>
+      <w:numFmt w:val="decimal"/>
+      <w:lvlText w:val="%1.%2.%3."/>
+      <w:lvlJc w:val="left"/>
+      <w:pPr>
+        <w:ind w:left="1224" w:hanging="504"/>
+      </w:pPr>
+      <w:rPr>
+        <w:rFonts w:hint="default"/>
+      </w:rPr>
+    </w:lvl>
+    <w:lvl w:ilvl="3">
+      <w:start w:val="1"/>
+      <w:numFmt w:val="decimal"/>
+      <w:lvlText w:val="%1.%2.%3.%4."/>
+      <w:lvlJc w:val="left"/>
+      <w:pPr>
+        <w:ind w:left="1728" w:hanging="648"/>
+      </w:pPr>
+      <w:rPr>
+        <w:rFonts w:hint="default"/>
+      </w:rPr>
+    </w:lvl>
+    <w:lvl w:ilvl="4">
+      <w:start w:val="1"/>
+      <w:numFmt w:val="decimal"/>
+      <w:lvlText w:val="%1.%2.%3.%4.%5."/>
+      <w:lvlJc w:val="left"/>
+      <w:pPr>
+        <w:ind w:left="2232" w:hanging="792"/>
+      </w:pPr>
+      <w:rPr>
+        <w:rFonts w:hint="default"/>
+      </w:rPr>
+    </w:lvl>
+    <w:lvl w:ilvl="5">
+      <w:start w:val="1"/>
+      <w:numFmt w:val="decimal"/>
+      <w:lvlText w:val="%1.%2.%3.%4.%5.%6."/>
+      <w:lvlJc w:val="left"/>
+      <w:pPr>
+        <w:ind w:left="2736" w:hanging="936"/>
+      </w:pPr>
+      <w:rPr>
+        <w:rFonts w:hint="default"/>
+      </w:rPr>
+    </w:lvl>
+    <w:lvl w:ilvl="6">
+      <w:start w:val="1"/>
+      <w:numFmt w:val="decimal"/>
+      <w:lvlText w:val="%1.%2.%3.%4.%5.%6.%7."/>
+      <w:lvlJc w:val="left"/>
+      <w:pPr>
+        <w:ind w:left="3240" w:hanging="1080"/>
+      </w:pPr>
+      <w:rPr>
+        <w:rFonts w:hint="default"/>
+      </w:rPr>
+    </w:lvl>
+    <w:lvl w:ilvl="7">
+      <w:start w:val="1"/>
+      <w:numFmt w:val="decimal"/>
+      <w:lvlText w:val="%1.%2.%3.%4.%5.%6.%7.%8."/>
+      <w:lvlJc w:val="left"/>
+      <w:pPr>
+        <w:ind w:left="3744" w:hanging="1224"/>
+      </w:pPr>
+      <w:rPr>
+        <w:rFonts w:hint="default"/>
+      </w:rPr>
+    </w:lvl>
+    <w:lvl w:ilvl="8">
+      <w:start w:val="1"/>
+      <w:numFmt w:val="decimal"/>
+      <w:lvlText w:val="%1.%2.%3.%4.%5.%6.%7.%8.%9."/>
+      <w:lvlJc w:val="left"/>
+      <w:pPr>
+        <w:ind w:left="4320" w:hanging="1440"/>
+      </w:pPr>
+      <w:rPr>
+        <w:rFonts w:hint="default"/>
+      </w:rPr>
+    </w:lvl>
+  </w:abstractNum>
+  <w:abstractNum w:abstractNumId="8" w15:restartNumberingAfterBreak="0">
     <w:nsid w:val="33686959"/>
     <w:multiLevelType w:val="hybridMultilevel"/>
     <w:tmpl w:val="099AB4E2"/>
@@ -2576,7 +3867,93 @@
       </w:rPr>
     </w:lvl>
   </w:abstractNum>
-  <w:abstractNum w:abstractNumId="4" w15:restartNumberingAfterBreak="0">
+  <w:abstractNum w:abstractNumId="9" w15:restartNumberingAfterBreak="0">
+    <w:nsid w:val="35C03FB2"/>
+    <w:multiLevelType w:val="hybridMultilevel"/>
+    <w:tmpl w:val="96BC0E8E"/>
+    <w:lvl w:ilvl="0" w:tplc="04090019">
+      <w:start w:val="1"/>
+      <w:numFmt w:val="lowerLetter"/>
+      <w:lvlText w:val="%1."/>
+      <w:lvlJc w:val="left"/>
+      <w:pPr>
+        <w:ind w:left="1440" w:hanging="360"/>
+      </w:pPr>
+    </w:lvl>
+    <w:lvl w:ilvl="1" w:tplc="04090019" w:tentative="1">
+      <w:start w:val="1"/>
+      <w:numFmt w:val="lowerLetter"/>
+      <w:lvlText w:val="%2."/>
+      <w:lvlJc w:val="left"/>
+      <w:pPr>
+        <w:ind w:left="2160" w:hanging="360"/>
+      </w:pPr>
+    </w:lvl>
+    <w:lvl w:ilvl="2" w:tplc="0409001B" w:tentative="1">
+      <w:start w:val="1"/>
+      <w:numFmt w:val="lowerRoman"/>
+      <w:lvlText w:val="%3."/>
+      <w:lvlJc w:val="right"/>
+      <w:pPr>
+        <w:ind w:left="2880" w:hanging="180"/>
+      </w:pPr>
+    </w:lvl>
+    <w:lvl w:ilvl="3" w:tplc="0409000F" w:tentative="1">
+      <w:start w:val="1"/>
+      <w:numFmt w:val="decimal"/>
+      <w:lvlText w:val="%4."/>
+      <w:lvlJc w:val="left"/>
+      <w:pPr>
+        <w:ind w:left="3600" w:hanging="360"/>
+      </w:pPr>
+    </w:lvl>
+    <w:lvl w:ilvl="4" w:tplc="04090019" w:tentative="1">
+      <w:start w:val="1"/>
+      <w:numFmt w:val="lowerLetter"/>
+      <w:lvlText w:val="%5."/>
+      <w:lvlJc w:val="left"/>
+      <w:pPr>
+        <w:ind w:left="4320" w:hanging="360"/>
+      </w:pPr>
+    </w:lvl>
+    <w:lvl w:ilvl="5" w:tplc="0409001B" w:tentative="1">
+      <w:start w:val="1"/>
+      <w:numFmt w:val="lowerRoman"/>
+      <w:lvlText w:val="%6."/>
+      <w:lvlJc w:val="right"/>
+      <w:pPr>
+        <w:ind w:left="5040" w:hanging="180"/>
+      </w:pPr>
+    </w:lvl>
+    <w:lvl w:ilvl="6" w:tplc="0409000F" w:tentative="1">
+      <w:start w:val="1"/>
+      <w:numFmt w:val="decimal"/>
+      <w:lvlText w:val="%7."/>
+      <w:lvlJc w:val="left"/>
+      <w:pPr>
+        <w:ind w:left="5760" w:hanging="360"/>
+      </w:pPr>
+    </w:lvl>
+    <w:lvl w:ilvl="7" w:tplc="04090019" w:tentative="1">
+      <w:start w:val="1"/>
+      <w:numFmt w:val="lowerLetter"/>
+      <w:lvlText w:val="%8."/>
+      <w:lvlJc w:val="left"/>
+      <w:pPr>
+        <w:ind w:left="6480" w:hanging="360"/>
+      </w:pPr>
+    </w:lvl>
+    <w:lvl w:ilvl="8" w:tplc="0409001B" w:tentative="1">
+      <w:start w:val="1"/>
+      <w:numFmt w:val="lowerRoman"/>
+      <w:lvlText w:val="%9."/>
+      <w:lvlJc w:val="right"/>
+      <w:pPr>
+        <w:ind w:left="7200" w:hanging="180"/>
+      </w:pPr>
+    </w:lvl>
+  </w:abstractNum>
+  <w:abstractNum w:abstractNumId="10" w15:restartNumberingAfterBreak="0">
     <w:nsid w:val="3D0D5D0C"/>
     <w:multiLevelType w:val="multilevel"/>
     <w:tmpl w:val="AB2897CA"/>
@@ -2689,7 +4066,93 @@
       </w:rPr>
     </w:lvl>
   </w:abstractNum>
-  <w:abstractNum w:abstractNumId="5" w15:restartNumberingAfterBreak="0">
+  <w:abstractNum w:abstractNumId="11" w15:restartNumberingAfterBreak="0">
+    <w:nsid w:val="40BF1EE0"/>
+    <w:multiLevelType w:val="hybridMultilevel"/>
+    <w:tmpl w:val="81B207E0"/>
+    <w:lvl w:ilvl="0" w:tplc="0409000F">
+      <w:start w:val="1"/>
+      <w:numFmt w:val="decimal"/>
+      <w:lvlText w:val="%1."/>
+      <w:lvlJc w:val="left"/>
+      <w:pPr>
+        <w:ind w:left="720" w:hanging="360"/>
+      </w:pPr>
+    </w:lvl>
+    <w:lvl w:ilvl="1" w:tplc="04090019" w:tentative="1">
+      <w:start w:val="1"/>
+      <w:numFmt w:val="lowerLetter"/>
+      <w:lvlText w:val="%2."/>
+      <w:lvlJc w:val="left"/>
+      <w:pPr>
+        <w:ind w:left="1440" w:hanging="360"/>
+      </w:pPr>
+    </w:lvl>
+    <w:lvl w:ilvl="2" w:tplc="0409001B" w:tentative="1">
+      <w:start w:val="1"/>
+      <w:numFmt w:val="lowerRoman"/>
+      <w:lvlText w:val="%3."/>
+      <w:lvlJc w:val="right"/>
+      <w:pPr>
+        <w:ind w:left="2160" w:hanging="180"/>
+      </w:pPr>
+    </w:lvl>
+    <w:lvl w:ilvl="3" w:tplc="0409000F" w:tentative="1">
+      <w:start w:val="1"/>
+      <w:numFmt w:val="decimal"/>
+      <w:lvlText w:val="%4."/>
+      <w:lvlJc w:val="left"/>
+      <w:pPr>
+        <w:ind w:left="2880" w:hanging="360"/>
+      </w:pPr>
+    </w:lvl>
+    <w:lvl w:ilvl="4" w:tplc="04090019" w:tentative="1">
+      <w:start w:val="1"/>
+      <w:numFmt w:val="lowerLetter"/>
+      <w:lvlText w:val="%5."/>
+      <w:lvlJc w:val="left"/>
+      <w:pPr>
+        <w:ind w:left="3600" w:hanging="360"/>
+      </w:pPr>
+    </w:lvl>
+    <w:lvl w:ilvl="5" w:tplc="0409001B" w:tentative="1">
+      <w:start w:val="1"/>
+      <w:numFmt w:val="lowerRoman"/>
+      <w:lvlText w:val="%6."/>
+      <w:lvlJc w:val="right"/>
+      <w:pPr>
+        <w:ind w:left="4320" w:hanging="180"/>
+      </w:pPr>
+    </w:lvl>
+    <w:lvl w:ilvl="6" w:tplc="0409000F" w:tentative="1">
+      <w:start w:val="1"/>
+      <w:numFmt w:val="decimal"/>
+      <w:lvlText w:val="%7."/>
+      <w:lvlJc w:val="left"/>
+      <w:pPr>
+        <w:ind w:left="5040" w:hanging="360"/>
+      </w:pPr>
+    </w:lvl>
+    <w:lvl w:ilvl="7" w:tplc="04090019" w:tentative="1">
+      <w:start w:val="1"/>
+      <w:numFmt w:val="lowerLetter"/>
+      <w:lvlText w:val="%8."/>
+      <w:lvlJc w:val="left"/>
+      <w:pPr>
+        <w:ind w:left="5760" w:hanging="360"/>
+      </w:pPr>
+    </w:lvl>
+    <w:lvl w:ilvl="8" w:tplc="0409001B" w:tentative="1">
+      <w:start w:val="1"/>
+      <w:numFmt w:val="lowerRoman"/>
+      <w:lvlText w:val="%9."/>
+      <w:lvlJc w:val="right"/>
+      <w:pPr>
+        <w:ind w:left="6480" w:hanging="180"/>
+      </w:pPr>
+    </w:lvl>
+  </w:abstractNum>
+  <w:abstractNum w:abstractNumId="12" w15:restartNumberingAfterBreak="0">
     <w:nsid w:val="415512B2"/>
     <w:multiLevelType w:val="multilevel"/>
     <w:tmpl w:val="5FB2B090"/>
@@ -2802,7 +4265,7 @@
       </w:rPr>
     </w:lvl>
   </w:abstractNum>
-  <w:abstractNum w:abstractNumId="6" w15:restartNumberingAfterBreak="0">
+  <w:abstractNum w:abstractNumId="13" w15:restartNumberingAfterBreak="0">
     <w:nsid w:val="46A61512"/>
     <w:multiLevelType w:val="hybridMultilevel"/>
     <w:tmpl w:val="2020BDFA"/>
@@ -2915,7 +4378,97 @@
       </w:rPr>
     </w:lvl>
   </w:abstractNum>
-  <w:abstractNum w:abstractNumId="7" w15:restartNumberingAfterBreak="0">
+  <w:abstractNum w:abstractNumId="14" w15:restartNumberingAfterBreak="0">
+    <w:nsid w:val="4B3035B3"/>
+    <w:multiLevelType w:val="hybridMultilevel"/>
+    <w:tmpl w:val="94C49B78"/>
+    <w:lvl w:ilvl="0" w:tplc="C5C6B496">
+      <w:start w:val="1"/>
+      <w:numFmt w:val="lowerLetter"/>
+      <w:lvlText w:val="%1."/>
+      <w:lvlJc w:val="left"/>
+      <w:pPr>
+        <w:ind w:left="1080" w:hanging="360"/>
+      </w:pPr>
+      <w:rPr>
+        <w:b/>
+        <w:bCs/>
+      </w:rPr>
+    </w:lvl>
+    <w:lvl w:ilvl="1" w:tplc="FFFFFFFF" w:tentative="1">
+      <w:start w:val="1"/>
+      <w:numFmt w:val="lowerLetter"/>
+      <w:lvlText w:val="%2."/>
+      <w:lvlJc w:val="left"/>
+      <w:pPr>
+        <w:ind w:left="1800" w:hanging="360"/>
+      </w:pPr>
+    </w:lvl>
+    <w:lvl w:ilvl="2" w:tplc="FFFFFFFF" w:tentative="1">
+      <w:start w:val="1"/>
+      <w:numFmt w:val="lowerRoman"/>
+      <w:lvlText w:val="%3."/>
+      <w:lvlJc w:val="right"/>
+      <w:pPr>
+        <w:ind w:left="2520" w:hanging="180"/>
+      </w:pPr>
+    </w:lvl>
+    <w:lvl w:ilvl="3" w:tplc="FFFFFFFF" w:tentative="1">
+      <w:start w:val="1"/>
+      <w:numFmt w:val="decimal"/>
+      <w:lvlText w:val="%4."/>
+      <w:lvlJc w:val="left"/>
+      <w:pPr>
+        <w:ind w:left="3240" w:hanging="360"/>
+      </w:pPr>
+    </w:lvl>
+    <w:lvl w:ilvl="4" w:tplc="FFFFFFFF" w:tentative="1">
+      <w:start w:val="1"/>
+      <w:numFmt w:val="lowerLetter"/>
+      <w:lvlText w:val="%5."/>
+      <w:lvlJc w:val="left"/>
+      <w:pPr>
+        <w:ind w:left="3960" w:hanging="360"/>
+      </w:pPr>
+    </w:lvl>
+    <w:lvl w:ilvl="5" w:tplc="FFFFFFFF" w:tentative="1">
+      <w:start w:val="1"/>
+      <w:numFmt w:val="lowerRoman"/>
+      <w:lvlText w:val="%6."/>
+      <w:lvlJc w:val="right"/>
+      <w:pPr>
+        <w:ind w:left="4680" w:hanging="180"/>
+      </w:pPr>
+    </w:lvl>
+    <w:lvl w:ilvl="6" w:tplc="FFFFFFFF" w:tentative="1">
+      <w:start w:val="1"/>
+      <w:numFmt w:val="decimal"/>
+      <w:lvlText w:val="%7."/>
+      <w:lvlJc w:val="left"/>
+      <w:pPr>
+        <w:ind w:left="5400" w:hanging="360"/>
+      </w:pPr>
+    </w:lvl>
+    <w:lvl w:ilvl="7" w:tplc="FFFFFFFF" w:tentative="1">
+      <w:start w:val="1"/>
+      <w:numFmt w:val="lowerLetter"/>
+      <w:lvlText w:val="%8."/>
+      <w:lvlJc w:val="left"/>
+      <w:pPr>
+        <w:ind w:left="6120" w:hanging="360"/>
+      </w:pPr>
+    </w:lvl>
+    <w:lvl w:ilvl="8" w:tplc="FFFFFFFF" w:tentative="1">
+      <w:start w:val="1"/>
+      <w:numFmt w:val="lowerRoman"/>
+      <w:lvlText w:val="%9."/>
+      <w:lvlJc w:val="right"/>
+      <w:pPr>
+        <w:ind w:left="6840" w:hanging="180"/>
+      </w:pPr>
+    </w:lvl>
+  </w:abstractNum>
+  <w:abstractNum w:abstractNumId="15" w15:restartNumberingAfterBreak="0">
     <w:nsid w:val="4BDA211E"/>
     <w:multiLevelType w:val="hybridMultilevel"/>
     <w:tmpl w:val="890C1AC2"/>
@@ -3028,7 +4581,97 @@
       </w:rPr>
     </w:lvl>
   </w:abstractNum>
-  <w:abstractNum w:abstractNumId="8" w15:restartNumberingAfterBreak="0">
+  <w:abstractNum w:abstractNumId="16" w15:restartNumberingAfterBreak="0">
+    <w:nsid w:val="4E9C7A14"/>
+    <w:multiLevelType w:val="hybridMultilevel"/>
+    <w:tmpl w:val="7A2437AE"/>
+    <w:lvl w:ilvl="0" w:tplc="98C8BCC6">
+      <w:start w:val="1"/>
+      <w:numFmt w:val="lowerLetter"/>
+      <w:lvlText w:val="%1."/>
+      <w:lvlJc w:val="left"/>
+      <w:pPr>
+        <w:ind w:left="720" w:hanging="360"/>
+      </w:pPr>
+      <w:rPr>
+        <w:b w:val="0"/>
+        <w:bCs w:val="0"/>
+      </w:rPr>
+    </w:lvl>
+    <w:lvl w:ilvl="1" w:tplc="04090019" w:tentative="1">
+      <w:start w:val="1"/>
+      <w:numFmt w:val="lowerLetter"/>
+      <w:lvlText w:val="%2."/>
+      <w:lvlJc w:val="left"/>
+      <w:pPr>
+        <w:ind w:left="1440" w:hanging="360"/>
+      </w:pPr>
+    </w:lvl>
+    <w:lvl w:ilvl="2" w:tplc="0409001B" w:tentative="1">
+      <w:start w:val="1"/>
+      <w:numFmt w:val="lowerRoman"/>
+      <w:lvlText w:val="%3."/>
+      <w:lvlJc w:val="right"/>
+      <w:pPr>
+        <w:ind w:left="2160" w:hanging="180"/>
+      </w:pPr>
+    </w:lvl>
+    <w:lvl w:ilvl="3" w:tplc="0409000F" w:tentative="1">
+      <w:start w:val="1"/>
+      <w:numFmt w:val="decimal"/>
+      <w:lvlText w:val="%4."/>
+      <w:lvlJc w:val="left"/>
+      <w:pPr>
+        <w:ind w:left="2880" w:hanging="360"/>
+      </w:pPr>
+    </w:lvl>
+    <w:lvl w:ilvl="4" w:tplc="04090019" w:tentative="1">
+      <w:start w:val="1"/>
+      <w:numFmt w:val="lowerLetter"/>
+      <w:lvlText w:val="%5."/>
+      <w:lvlJc w:val="left"/>
+      <w:pPr>
+        <w:ind w:left="3600" w:hanging="360"/>
+      </w:pPr>
+    </w:lvl>
+    <w:lvl w:ilvl="5" w:tplc="0409001B" w:tentative="1">
+      <w:start w:val="1"/>
+      <w:numFmt w:val="lowerRoman"/>
+      <w:lvlText w:val="%6."/>
+      <w:lvlJc w:val="right"/>
+      <w:pPr>
+        <w:ind w:left="4320" w:hanging="180"/>
+      </w:pPr>
+    </w:lvl>
+    <w:lvl w:ilvl="6" w:tplc="0409000F" w:tentative="1">
+      <w:start w:val="1"/>
+      <w:numFmt w:val="decimal"/>
+      <w:lvlText w:val="%7."/>
+      <w:lvlJc w:val="left"/>
+      <w:pPr>
+        <w:ind w:left="5040" w:hanging="360"/>
+      </w:pPr>
+    </w:lvl>
+    <w:lvl w:ilvl="7" w:tplc="04090019" w:tentative="1">
+      <w:start w:val="1"/>
+      <w:numFmt w:val="lowerLetter"/>
+      <w:lvlText w:val="%8."/>
+      <w:lvlJc w:val="left"/>
+      <w:pPr>
+        <w:ind w:left="5760" w:hanging="360"/>
+      </w:pPr>
+    </w:lvl>
+    <w:lvl w:ilvl="8" w:tplc="0409001B" w:tentative="1">
+      <w:start w:val="1"/>
+      <w:numFmt w:val="lowerRoman"/>
+      <w:lvlText w:val="%9."/>
+      <w:lvlJc w:val="right"/>
+      <w:pPr>
+        <w:ind w:left="6480" w:hanging="180"/>
+      </w:pPr>
+    </w:lvl>
+  </w:abstractNum>
+  <w:abstractNum w:abstractNumId="17" w15:restartNumberingAfterBreak="0">
     <w:nsid w:val="52901D9E"/>
     <w:multiLevelType w:val="multilevel"/>
     <w:tmpl w:val="9A62196E"/>
@@ -3143,7 +4786,7 @@
       </w:rPr>
     </w:lvl>
   </w:abstractNum>
-  <w:abstractNum w:abstractNumId="9" w15:restartNumberingAfterBreak="0">
+  <w:abstractNum w:abstractNumId="18" w15:restartNumberingAfterBreak="0">
     <w:nsid w:val="53565CE7"/>
     <w:multiLevelType w:val="multilevel"/>
     <w:tmpl w:val="0409001F"/>
@@ -3229,7 +4872,93 @@
       </w:pPr>
     </w:lvl>
   </w:abstractNum>
-  <w:abstractNum w:abstractNumId="10" w15:restartNumberingAfterBreak="0">
+  <w:abstractNum w:abstractNumId="19" w15:restartNumberingAfterBreak="0">
+    <w:nsid w:val="57593165"/>
+    <w:multiLevelType w:val="hybridMultilevel"/>
+    <w:tmpl w:val="61CC3282"/>
+    <w:lvl w:ilvl="0" w:tplc="0409000F">
+      <w:start w:val="1"/>
+      <w:numFmt w:val="decimal"/>
+      <w:lvlText w:val="%1."/>
+      <w:lvlJc w:val="left"/>
+      <w:pPr>
+        <w:ind w:left="1080" w:hanging="360"/>
+      </w:pPr>
+    </w:lvl>
+    <w:lvl w:ilvl="1" w:tplc="04090019" w:tentative="1">
+      <w:start w:val="1"/>
+      <w:numFmt w:val="lowerLetter"/>
+      <w:lvlText w:val="%2."/>
+      <w:lvlJc w:val="left"/>
+      <w:pPr>
+        <w:ind w:left="1800" w:hanging="360"/>
+      </w:pPr>
+    </w:lvl>
+    <w:lvl w:ilvl="2" w:tplc="0409001B" w:tentative="1">
+      <w:start w:val="1"/>
+      <w:numFmt w:val="lowerRoman"/>
+      <w:lvlText w:val="%3."/>
+      <w:lvlJc w:val="right"/>
+      <w:pPr>
+        <w:ind w:left="2520" w:hanging="180"/>
+      </w:pPr>
+    </w:lvl>
+    <w:lvl w:ilvl="3" w:tplc="0409000F" w:tentative="1">
+      <w:start w:val="1"/>
+      <w:numFmt w:val="decimal"/>
+      <w:lvlText w:val="%4."/>
+      <w:lvlJc w:val="left"/>
+      <w:pPr>
+        <w:ind w:left="3240" w:hanging="360"/>
+      </w:pPr>
+    </w:lvl>
+    <w:lvl w:ilvl="4" w:tplc="04090019" w:tentative="1">
+      <w:start w:val="1"/>
+      <w:numFmt w:val="lowerLetter"/>
+      <w:lvlText w:val="%5."/>
+      <w:lvlJc w:val="left"/>
+      <w:pPr>
+        <w:ind w:left="3960" w:hanging="360"/>
+      </w:pPr>
+    </w:lvl>
+    <w:lvl w:ilvl="5" w:tplc="0409001B" w:tentative="1">
+      <w:start w:val="1"/>
+      <w:numFmt w:val="lowerRoman"/>
+      <w:lvlText w:val="%6."/>
+      <w:lvlJc w:val="right"/>
+      <w:pPr>
+        <w:ind w:left="4680" w:hanging="180"/>
+      </w:pPr>
+    </w:lvl>
+    <w:lvl w:ilvl="6" w:tplc="0409000F" w:tentative="1">
+      <w:start w:val="1"/>
+      <w:numFmt w:val="decimal"/>
+      <w:lvlText w:val="%7."/>
+      <w:lvlJc w:val="left"/>
+      <w:pPr>
+        <w:ind w:left="5400" w:hanging="360"/>
+      </w:pPr>
+    </w:lvl>
+    <w:lvl w:ilvl="7" w:tplc="04090019" w:tentative="1">
+      <w:start w:val="1"/>
+      <w:numFmt w:val="lowerLetter"/>
+      <w:lvlText w:val="%8."/>
+      <w:lvlJc w:val="left"/>
+      <w:pPr>
+        <w:ind w:left="6120" w:hanging="360"/>
+      </w:pPr>
+    </w:lvl>
+    <w:lvl w:ilvl="8" w:tplc="0409001B" w:tentative="1">
+      <w:start w:val="1"/>
+      <w:numFmt w:val="lowerRoman"/>
+      <w:lvlText w:val="%9."/>
+      <w:lvlJc w:val="right"/>
+      <w:pPr>
+        <w:ind w:left="6840" w:hanging="180"/>
+      </w:pPr>
+    </w:lvl>
+  </w:abstractNum>
+  <w:abstractNum w:abstractNumId="20" w15:restartNumberingAfterBreak="0">
     <w:nsid w:val="5A6F1818"/>
     <w:multiLevelType w:val="hybridMultilevel"/>
     <w:tmpl w:val="2D2A1B7A"/>
@@ -3342,27 +5071,148 @@
       </w:rPr>
     </w:lvl>
   </w:abstractNum>
-  <w:abstractNum w:abstractNumId="11" w15:restartNumberingAfterBreak="0">
+  <w:abstractNum w:abstractNumId="21" w15:restartNumberingAfterBreak="0">
+    <w:nsid w:val="5B005317"/>
+    <w:multiLevelType w:val="multilevel"/>
+    <w:tmpl w:val="0F4AD0D6"/>
+    <w:lvl w:ilvl="0">
+      <w:start w:val="1"/>
+      <w:numFmt w:val="decimal"/>
+      <w:lvlText w:val="%1.3"/>
+      <w:lvlJc w:val="left"/>
+      <w:pPr>
+        <w:ind w:left="360" w:hanging="360"/>
+      </w:pPr>
+      <w:rPr>
+        <w:rFonts w:hint="default"/>
+      </w:rPr>
+    </w:lvl>
+    <w:lvl w:ilvl="1">
+      <w:start w:val="1"/>
+      <w:numFmt w:val="decimal"/>
+      <w:lvlText w:val="%1.5"/>
+      <w:lvlJc w:val="left"/>
+      <w:pPr>
+        <w:ind w:left="792" w:hanging="432"/>
+      </w:pPr>
+      <w:rPr>
+        <w:rFonts w:hint="default"/>
+        <w:b/>
+        <w:bCs/>
+      </w:rPr>
+    </w:lvl>
+    <w:lvl w:ilvl="2">
+      <w:start w:val="1"/>
+      <w:numFmt w:val="decimal"/>
+      <w:lvlText w:val="%1.%2.%3."/>
+      <w:lvlJc w:val="left"/>
+      <w:pPr>
+        <w:ind w:left="1224" w:hanging="504"/>
+      </w:pPr>
+      <w:rPr>
+        <w:rFonts w:hint="default"/>
+      </w:rPr>
+    </w:lvl>
+    <w:lvl w:ilvl="3">
+      <w:start w:val="1"/>
+      <w:numFmt w:val="decimal"/>
+      <w:lvlText w:val="%1.%2.%3.%4."/>
+      <w:lvlJc w:val="left"/>
+      <w:pPr>
+        <w:ind w:left="1728" w:hanging="648"/>
+      </w:pPr>
+      <w:rPr>
+        <w:rFonts w:hint="default"/>
+      </w:rPr>
+    </w:lvl>
+    <w:lvl w:ilvl="4">
+      <w:start w:val="1"/>
+      <w:numFmt w:val="decimal"/>
+      <w:lvlText w:val="%1.%2.%3.%4.%5."/>
+      <w:lvlJc w:val="left"/>
+      <w:pPr>
+        <w:ind w:left="2232" w:hanging="792"/>
+      </w:pPr>
+      <w:rPr>
+        <w:rFonts w:hint="default"/>
+      </w:rPr>
+    </w:lvl>
+    <w:lvl w:ilvl="5">
+      <w:start w:val="1"/>
+      <w:numFmt w:val="decimal"/>
+      <w:lvlText w:val="%1.%2.%3.%4.%5.%6."/>
+      <w:lvlJc w:val="left"/>
+      <w:pPr>
+        <w:ind w:left="2736" w:hanging="936"/>
+      </w:pPr>
+      <w:rPr>
+        <w:rFonts w:hint="default"/>
+      </w:rPr>
+    </w:lvl>
+    <w:lvl w:ilvl="6">
+      <w:start w:val="1"/>
+      <w:numFmt w:val="decimal"/>
+      <w:lvlText w:val="%1.%2.%3.%4.%5.%6.%7."/>
+      <w:lvlJc w:val="left"/>
+      <w:pPr>
+        <w:ind w:left="3240" w:hanging="1080"/>
+      </w:pPr>
+      <w:rPr>
+        <w:rFonts w:hint="default"/>
+      </w:rPr>
+    </w:lvl>
+    <w:lvl w:ilvl="7">
+      <w:start w:val="1"/>
+      <w:numFmt w:val="decimal"/>
+      <w:lvlText w:val="%1.%2.%3.%4.%5.%6.%7.%8."/>
+      <w:lvlJc w:val="left"/>
+      <w:pPr>
+        <w:ind w:left="3744" w:hanging="1224"/>
+      </w:pPr>
+      <w:rPr>
+        <w:rFonts w:hint="default"/>
+      </w:rPr>
+    </w:lvl>
+    <w:lvl w:ilvl="8">
+      <w:start w:val="1"/>
+      <w:numFmt w:val="decimal"/>
+      <w:lvlText w:val="%1.%2.%3.%4.%5.%6.%7.%8.%9."/>
+      <w:lvlJc w:val="left"/>
+      <w:pPr>
+        <w:ind w:left="4320" w:hanging="1440"/>
+      </w:pPr>
+      <w:rPr>
+        <w:rFonts w:hint="default"/>
+      </w:rPr>
+    </w:lvl>
+  </w:abstractNum>
+  <w:abstractNum w:abstractNumId="22" w15:restartNumberingAfterBreak="0">
     <w:nsid w:val="5D6B2DC2"/>
     <w:multiLevelType w:val="multilevel"/>
-    <w:tmpl w:val="0409001F"/>
+    <w:tmpl w:val="C9823A2E"/>
     <w:lvl w:ilvl="0">
       <w:start w:val="1"/>
-      <w:numFmt w:val="decimal"/>
-      <w:lvlText w:val="%1."/>
+      <w:numFmt w:val="none"/>
+      <w:lvlText w:val="1.2"/>
       <w:lvlJc w:val="left"/>
       <w:pPr>
         <w:ind w:left="360" w:hanging="360"/>
       </w:pPr>
+      <w:rPr>
+        <w:rFonts w:hint="default"/>
+      </w:rPr>
     </w:lvl>
     <w:lvl w:ilvl="1">
       <w:start w:val="1"/>
       <w:numFmt w:val="decimal"/>
-      <w:lvlText w:val="%1.%2."/>
-      <w:lvlJc w:val="left"/>
-      <w:pPr>
-        <w:ind w:left="432" w:hanging="432"/>
-      </w:pPr>
+      <w:lvlText w:val="%11.1"/>
+      <w:lvlJc w:val="left"/>
+      <w:pPr>
+        <w:ind w:left="792" w:hanging="432"/>
+      </w:pPr>
+      <w:rPr>
+        <w:rFonts w:hint="default"/>
+      </w:rPr>
     </w:lvl>
     <w:lvl w:ilvl="2">
       <w:start w:val="1"/>
@@ -3372,6 +5222,9 @@
       <w:pPr>
         <w:ind w:left="1224" w:hanging="504"/>
       </w:pPr>
+      <w:rPr>
+        <w:rFonts w:hint="default"/>
+      </w:rPr>
     </w:lvl>
     <w:lvl w:ilvl="3">
       <w:start w:val="1"/>
@@ -3381,6 +5234,9 @@
       <w:pPr>
         <w:ind w:left="1728" w:hanging="648"/>
       </w:pPr>
+      <w:rPr>
+        <w:rFonts w:hint="default"/>
+      </w:rPr>
     </w:lvl>
     <w:lvl w:ilvl="4">
       <w:start w:val="1"/>
@@ -3390,6 +5246,9 @@
       <w:pPr>
         <w:ind w:left="2232" w:hanging="792"/>
       </w:pPr>
+      <w:rPr>
+        <w:rFonts w:hint="default"/>
+      </w:rPr>
     </w:lvl>
     <w:lvl w:ilvl="5">
       <w:start w:val="1"/>
@@ -3399,6 +5258,9 @@
       <w:pPr>
         <w:ind w:left="2736" w:hanging="936"/>
       </w:pPr>
+      <w:rPr>
+        <w:rFonts w:hint="default"/>
+      </w:rPr>
     </w:lvl>
     <w:lvl w:ilvl="6">
       <w:start w:val="1"/>
@@ -3408,6 +5270,9 @@
       <w:pPr>
         <w:ind w:left="3240" w:hanging="1080"/>
       </w:pPr>
+      <w:rPr>
+        <w:rFonts w:hint="default"/>
+      </w:rPr>
     </w:lvl>
     <w:lvl w:ilvl="7">
       <w:start w:val="1"/>
@@ -3417,6 +5282,9 @@
       <w:pPr>
         <w:ind w:left="3744" w:hanging="1224"/>
       </w:pPr>
+      <w:rPr>
+        <w:rFonts w:hint="default"/>
+      </w:rPr>
     </w:lvl>
     <w:lvl w:ilvl="8">
       <w:start w:val="1"/>
@@ -3426,9 +5294,12 @@
       <w:pPr>
         <w:ind w:left="4320" w:hanging="1440"/>
       </w:pPr>
+      <w:rPr>
+        <w:rFonts w:hint="default"/>
+      </w:rPr>
     </w:lvl>
   </w:abstractNum>
-  <w:abstractNum w:abstractNumId="12" w15:restartNumberingAfterBreak="0">
+  <w:abstractNum w:abstractNumId="23" w15:restartNumberingAfterBreak="0">
     <w:nsid w:val="69EE0C73"/>
     <w:multiLevelType w:val="multilevel"/>
     <w:tmpl w:val="0409001F"/>
@@ -3514,11 +5385,11 @@
       </w:pPr>
     </w:lvl>
   </w:abstractNum>
-  <w:abstractNum w:abstractNumId="13" w15:restartNumberingAfterBreak="0">
-    <w:nsid w:val="7B5C3A34"/>
+  <w:abstractNum w:abstractNumId="24" w15:restartNumberingAfterBreak="0">
+    <w:nsid w:val="6B1D111D"/>
     <w:multiLevelType w:val="hybridMultilevel"/>
-    <w:tmpl w:val="E90C26C6"/>
-    <w:lvl w:ilvl="0" w:tplc="04090019">
+    <w:tmpl w:val="A2D2E02C"/>
+    <w:lvl w:ilvl="0" w:tplc="FFFFFFFF">
       <w:start w:val="1"/>
       <w:numFmt w:val="lowerLetter"/>
       <w:lvlText w:val="%1."/>
@@ -3527,7 +5398,7 @@
         <w:ind w:left="1080" w:hanging="360"/>
       </w:pPr>
     </w:lvl>
-    <w:lvl w:ilvl="1" w:tplc="04090019" w:tentative="1">
+    <w:lvl w:ilvl="1" w:tplc="FFFFFFFF" w:tentative="1">
       <w:start w:val="1"/>
       <w:numFmt w:val="lowerLetter"/>
       <w:lvlText w:val="%2."/>
@@ -3536,7 +5407,7 @@
         <w:ind w:left="1800" w:hanging="360"/>
       </w:pPr>
     </w:lvl>
-    <w:lvl w:ilvl="2" w:tplc="0409001B" w:tentative="1">
+    <w:lvl w:ilvl="2" w:tplc="FFFFFFFF" w:tentative="1">
       <w:start w:val="1"/>
       <w:numFmt w:val="lowerRoman"/>
       <w:lvlText w:val="%3."/>
@@ -3545,7 +5416,7 @@
         <w:ind w:left="2520" w:hanging="180"/>
       </w:pPr>
     </w:lvl>
-    <w:lvl w:ilvl="3" w:tplc="0409000F" w:tentative="1">
+    <w:lvl w:ilvl="3" w:tplc="FFFFFFFF" w:tentative="1">
       <w:start w:val="1"/>
       <w:numFmt w:val="decimal"/>
       <w:lvlText w:val="%4."/>
@@ -3554,7 +5425,7 @@
         <w:ind w:left="3240" w:hanging="360"/>
       </w:pPr>
     </w:lvl>
-    <w:lvl w:ilvl="4" w:tplc="04090019" w:tentative="1">
+    <w:lvl w:ilvl="4" w:tplc="FFFFFFFF" w:tentative="1">
       <w:start w:val="1"/>
       <w:numFmt w:val="lowerLetter"/>
       <w:lvlText w:val="%5."/>
@@ -3563,7 +5434,7 @@
         <w:ind w:left="3960" w:hanging="360"/>
       </w:pPr>
     </w:lvl>
-    <w:lvl w:ilvl="5" w:tplc="0409001B" w:tentative="1">
+    <w:lvl w:ilvl="5" w:tplc="FFFFFFFF" w:tentative="1">
       <w:start w:val="1"/>
       <w:numFmt w:val="lowerRoman"/>
       <w:lvlText w:val="%6."/>
@@ -3572,7 +5443,7 @@
         <w:ind w:left="4680" w:hanging="180"/>
       </w:pPr>
     </w:lvl>
-    <w:lvl w:ilvl="6" w:tplc="0409000F" w:tentative="1">
+    <w:lvl w:ilvl="6" w:tplc="FFFFFFFF" w:tentative="1">
       <w:start w:val="1"/>
       <w:numFmt w:val="decimal"/>
       <w:lvlText w:val="%7."/>
@@ -3581,7 +5452,7 @@
         <w:ind w:left="5400" w:hanging="360"/>
       </w:pPr>
     </w:lvl>
-    <w:lvl w:ilvl="7" w:tplc="04090019" w:tentative="1">
+    <w:lvl w:ilvl="7" w:tplc="FFFFFFFF" w:tentative="1">
       <w:start w:val="1"/>
       <w:numFmt w:val="lowerLetter"/>
       <w:lvlText w:val="%8."/>
@@ -3590,7 +5461,7 @@
         <w:ind w:left="6120" w:hanging="360"/>
       </w:pPr>
     </w:lvl>
-    <w:lvl w:ilvl="8" w:tplc="0409001B" w:tentative="1">
+    <w:lvl w:ilvl="8" w:tplc="FFFFFFFF" w:tentative="1">
       <w:start w:val="1"/>
       <w:numFmt w:val="lowerRoman"/>
       <w:lvlText w:val="%9."/>
@@ -3600,47 +5471,521 @@
       </w:pPr>
     </w:lvl>
   </w:abstractNum>
+  <w:abstractNum w:abstractNumId="25" w15:restartNumberingAfterBreak="0">
+    <w:nsid w:val="6B347E5A"/>
+    <w:multiLevelType w:val="multilevel"/>
+    <w:tmpl w:val="47421214"/>
+    <w:lvl w:ilvl="0">
+      <w:start w:val="1"/>
+      <w:numFmt w:val="none"/>
+      <w:lvlText w:val="Task 3.0"/>
+      <w:lvlJc w:val="left"/>
+      <w:pPr>
+        <w:ind w:left="360" w:hanging="360"/>
+      </w:pPr>
+      <w:rPr>
+        <w:rFonts w:hint="default"/>
+      </w:rPr>
+    </w:lvl>
+    <w:lvl w:ilvl="1">
+      <w:start w:val="1"/>
+      <w:numFmt w:val="decimal"/>
+      <w:lvlText w:val="%1.%2."/>
+      <w:lvlJc w:val="left"/>
+      <w:pPr>
+        <w:ind w:left="792" w:hanging="432"/>
+      </w:pPr>
+      <w:rPr>
+        <w:rFonts w:hint="default"/>
+      </w:rPr>
+    </w:lvl>
+    <w:lvl w:ilvl="2">
+      <w:start w:val="1"/>
+      <w:numFmt w:val="decimal"/>
+      <w:lvlText w:val="%1.%2.%3."/>
+      <w:lvlJc w:val="left"/>
+      <w:pPr>
+        <w:ind w:left="1224" w:hanging="504"/>
+      </w:pPr>
+      <w:rPr>
+        <w:rFonts w:hint="default"/>
+      </w:rPr>
+    </w:lvl>
+    <w:lvl w:ilvl="3">
+      <w:start w:val="1"/>
+      <w:numFmt w:val="decimal"/>
+      <w:lvlText w:val="%1.%2.%3.%4."/>
+      <w:lvlJc w:val="left"/>
+      <w:pPr>
+        <w:ind w:left="1728" w:hanging="648"/>
+      </w:pPr>
+      <w:rPr>
+        <w:rFonts w:hint="default"/>
+      </w:rPr>
+    </w:lvl>
+    <w:lvl w:ilvl="4">
+      <w:start w:val="1"/>
+      <w:numFmt w:val="decimal"/>
+      <w:lvlText w:val="%1.%2.%3.%4.%5."/>
+      <w:lvlJc w:val="left"/>
+      <w:pPr>
+        <w:ind w:left="2232" w:hanging="792"/>
+      </w:pPr>
+      <w:rPr>
+        <w:rFonts w:hint="default"/>
+      </w:rPr>
+    </w:lvl>
+    <w:lvl w:ilvl="5">
+      <w:start w:val="1"/>
+      <w:numFmt w:val="decimal"/>
+      <w:lvlText w:val="%1.%2.%3.%4.%5.%6."/>
+      <w:lvlJc w:val="left"/>
+      <w:pPr>
+        <w:ind w:left="2736" w:hanging="936"/>
+      </w:pPr>
+      <w:rPr>
+        <w:rFonts w:hint="default"/>
+      </w:rPr>
+    </w:lvl>
+    <w:lvl w:ilvl="6">
+      <w:start w:val="1"/>
+      <w:numFmt w:val="decimal"/>
+      <w:lvlText w:val="%1.%2.%3.%4.%5.%6.%7."/>
+      <w:lvlJc w:val="left"/>
+      <w:pPr>
+        <w:ind w:left="3240" w:hanging="1080"/>
+      </w:pPr>
+      <w:rPr>
+        <w:rFonts w:hint="default"/>
+      </w:rPr>
+    </w:lvl>
+    <w:lvl w:ilvl="7">
+      <w:start w:val="1"/>
+      <w:numFmt w:val="decimal"/>
+      <w:lvlText w:val="%1.%2.%3.%4.%5.%6.%7.%8."/>
+      <w:lvlJc w:val="left"/>
+      <w:pPr>
+        <w:ind w:left="3744" w:hanging="1224"/>
+      </w:pPr>
+      <w:rPr>
+        <w:rFonts w:hint="default"/>
+      </w:rPr>
+    </w:lvl>
+    <w:lvl w:ilvl="8">
+      <w:start w:val="1"/>
+      <w:numFmt w:val="decimal"/>
+      <w:lvlText w:val="%1.%2.%3.%4.%5.%6.%7.%8.%9."/>
+      <w:lvlJc w:val="left"/>
+      <w:pPr>
+        <w:ind w:left="4320" w:hanging="1440"/>
+      </w:pPr>
+      <w:rPr>
+        <w:rFonts w:hint="default"/>
+      </w:rPr>
+    </w:lvl>
+  </w:abstractNum>
+  <w:abstractNum w:abstractNumId="26" w15:restartNumberingAfterBreak="0">
+    <w:nsid w:val="71EA010F"/>
+    <w:multiLevelType w:val="multilevel"/>
+    <w:tmpl w:val="762CD5B6"/>
+    <w:lvl w:ilvl="0">
+      <w:start w:val="1"/>
+      <w:numFmt w:val="none"/>
+      <w:lvlText w:val="2.2"/>
+      <w:lvlJc w:val="left"/>
+      <w:pPr>
+        <w:ind w:left="360" w:hanging="360"/>
+      </w:pPr>
+      <w:rPr>
+        <w:rFonts w:hint="default"/>
+      </w:rPr>
+    </w:lvl>
+    <w:lvl w:ilvl="1">
+      <w:start w:val="1"/>
+      <w:numFmt w:val="decimal"/>
+      <w:lvlText w:val="%1.%2."/>
+      <w:lvlJc w:val="left"/>
+      <w:pPr>
+        <w:ind w:left="792" w:hanging="432"/>
+      </w:pPr>
+      <w:rPr>
+        <w:rFonts w:hint="default"/>
+      </w:rPr>
+    </w:lvl>
+    <w:lvl w:ilvl="2">
+      <w:start w:val="1"/>
+      <w:numFmt w:val="decimal"/>
+      <w:lvlText w:val="%1.%2.%3."/>
+      <w:lvlJc w:val="left"/>
+      <w:pPr>
+        <w:ind w:left="1224" w:hanging="504"/>
+      </w:pPr>
+      <w:rPr>
+        <w:rFonts w:hint="default"/>
+      </w:rPr>
+    </w:lvl>
+    <w:lvl w:ilvl="3">
+      <w:start w:val="1"/>
+      <w:numFmt w:val="decimal"/>
+      <w:lvlText w:val="%1.%2.%3.%4."/>
+      <w:lvlJc w:val="left"/>
+      <w:pPr>
+        <w:ind w:left="1728" w:hanging="648"/>
+      </w:pPr>
+      <w:rPr>
+        <w:rFonts w:hint="default"/>
+      </w:rPr>
+    </w:lvl>
+    <w:lvl w:ilvl="4">
+      <w:start w:val="1"/>
+      <w:numFmt w:val="decimal"/>
+      <w:lvlText w:val="%1.%2.%3.%4.%5."/>
+      <w:lvlJc w:val="left"/>
+      <w:pPr>
+        <w:ind w:left="2232" w:hanging="792"/>
+      </w:pPr>
+      <w:rPr>
+        <w:rFonts w:hint="default"/>
+      </w:rPr>
+    </w:lvl>
+    <w:lvl w:ilvl="5">
+      <w:start w:val="1"/>
+      <w:numFmt w:val="decimal"/>
+      <w:lvlText w:val="%1.%2.%3.%4.%5.%6."/>
+      <w:lvlJc w:val="left"/>
+      <w:pPr>
+        <w:ind w:left="2736" w:hanging="936"/>
+      </w:pPr>
+      <w:rPr>
+        <w:rFonts w:hint="default"/>
+      </w:rPr>
+    </w:lvl>
+    <w:lvl w:ilvl="6">
+      <w:start w:val="1"/>
+      <w:numFmt w:val="decimal"/>
+      <w:lvlText w:val="%1.%2.%3.%4.%5.%6.%7."/>
+      <w:lvlJc w:val="left"/>
+      <w:pPr>
+        <w:ind w:left="3240" w:hanging="1080"/>
+      </w:pPr>
+      <w:rPr>
+        <w:rFonts w:hint="default"/>
+      </w:rPr>
+    </w:lvl>
+    <w:lvl w:ilvl="7">
+      <w:start w:val="1"/>
+      <w:numFmt w:val="decimal"/>
+      <w:lvlText w:val="%1.%2.%3.%4.%5.%6.%7.%8."/>
+      <w:lvlJc w:val="left"/>
+      <w:pPr>
+        <w:ind w:left="3744" w:hanging="1224"/>
+      </w:pPr>
+      <w:rPr>
+        <w:rFonts w:hint="default"/>
+      </w:rPr>
+    </w:lvl>
+    <w:lvl w:ilvl="8">
+      <w:start w:val="1"/>
+      <w:numFmt w:val="decimal"/>
+      <w:lvlText w:val="%1.%2.%3.%4.%5.%6.%7.%8.%9."/>
+      <w:lvlJc w:val="left"/>
+      <w:pPr>
+        <w:ind w:left="4320" w:hanging="1440"/>
+      </w:pPr>
+      <w:rPr>
+        <w:rFonts w:hint="default"/>
+      </w:rPr>
+    </w:lvl>
+  </w:abstractNum>
+  <w:abstractNum w:abstractNumId="27" w15:restartNumberingAfterBreak="0">
+    <w:nsid w:val="7B5C3A34"/>
+    <w:multiLevelType w:val="hybridMultilevel"/>
+    <w:tmpl w:val="AEE03580"/>
+    <w:lvl w:ilvl="0" w:tplc="EEA264AE">
+      <w:start w:val="1"/>
+      <w:numFmt w:val="lowerLetter"/>
+      <w:lvlText w:val="%1."/>
+      <w:lvlJc w:val="left"/>
+      <w:pPr>
+        <w:ind w:left="1080" w:hanging="360"/>
+      </w:pPr>
+      <w:rPr>
+        <w:b w:val="0"/>
+        <w:bCs w:val="0"/>
+      </w:rPr>
+    </w:lvl>
+    <w:lvl w:ilvl="1" w:tplc="04090019" w:tentative="1">
+      <w:start w:val="1"/>
+      <w:numFmt w:val="lowerLetter"/>
+      <w:lvlText w:val="%2."/>
+      <w:lvlJc w:val="left"/>
+      <w:pPr>
+        <w:ind w:left="1800" w:hanging="360"/>
+      </w:pPr>
+    </w:lvl>
+    <w:lvl w:ilvl="2" w:tplc="0409001B" w:tentative="1">
+      <w:start w:val="1"/>
+      <w:numFmt w:val="lowerRoman"/>
+      <w:lvlText w:val="%3."/>
+      <w:lvlJc w:val="right"/>
+      <w:pPr>
+        <w:ind w:left="2520" w:hanging="180"/>
+      </w:pPr>
+    </w:lvl>
+    <w:lvl w:ilvl="3" w:tplc="0409000F" w:tentative="1">
+      <w:start w:val="1"/>
+      <w:numFmt w:val="decimal"/>
+      <w:lvlText w:val="%4."/>
+      <w:lvlJc w:val="left"/>
+      <w:pPr>
+        <w:ind w:left="3240" w:hanging="360"/>
+      </w:pPr>
+    </w:lvl>
+    <w:lvl w:ilvl="4" w:tplc="04090019" w:tentative="1">
+      <w:start w:val="1"/>
+      <w:numFmt w:val="lowerLetter"/>
+      <w:lvlText w:val="%5."/>
+      <w:lvlJc w:val="left"/>
+      <w:pPr>
+        <w:ind w:left="3960" w:hanging="360"/>
+      </w:pPr>
+    </w:lvl>
+    <w:lvl w:ilvl="5" w:tplc="0409001B" w:tentative="1">
+      <w:start w:val="1"/>
+      <w:numFmt w:val="lowerRoman"/>
+      <w:lvlText w:val="%6."/>
+      <w:lvlJc w:val="right"/>
+      <w:pPr>
+        <w:ind w:left="4680" w:hanging="180"/>
+      </w:pPr>
+    </w:lvl>
+    <w:lvl w:ilvl="6" w:tplc="0409000F" w:tentative="1">
+      <w:start w:val="1"/>
+      <w:numFmt w:val="decimal"/>
+      <w:lvlText w:val="%7."/>
+      <w:lvlJc w:val="left"/>
+      <w:pPr>
+        <w:ind w:left="5400" w:hanging="360"/>
+      </w:pPr>
+    </w:lvl>
+    <w:lvl w:ilvl="7" w:tplc="04090019" w:tentative="1">
+      <w:start w:val="1"/>
+      <w:numFmt w:val="lowerLetter"/>
+      <w:lvlText w:val="%8."/>
+      <w:lvlJc w:val="left"/>
+      <w:pPr>
+        <w:ind w:left="6120" w:hanging="360"/>
+      </w:pPr>
+    </w:lvl>
+    <w:lvl w:ilvl="8" w:tplc="0409001B" w:tentative="1">
+      <w:start w:val="1"/>
+      <w:numFmt w:val="lowerRoman"/>
+      <w:lvlText w:val="%9."/>
+      <w:lvlJc w:val="right"/>
+      <w:pPr>
+        <w:ind w:left="6840" w:hanging="180"/>
+      </w:pPr>
+    </w:lvl>
+  </w:abstractNum>
+  <w:abstractNum w:abstractNumId="28" w15:restartNumberingAfterBreak="0">
+    <w:nsid w:val="7E5D7D8A"/>
+    <w:multiLevelType w:val="multilevel"/>
+    <w:tmpl w:val="21F6340A"/>
+    <w:lvl w:ilvl="0">
+      <w:start w:val="1"/>
+      <w:numFmt w:val="decimal"/>
+      <w:lvlText w:val="%1."/>
+      <w:lvlJc w:val="left"/>
+      <w:pPr>
+        <w:ind w:left="360" w:hanging="360"/>
+      </w:pPr>
+      <w:rPr>
+        <w:rFonts w:hint="default"/>
+      </w:rPr>
+    </w:lvl>
+    <w:lvl w:ilvl="1">
+      <w:start w:val="1"/>
+      <w:numFmt w:val="none"/>
+      <w:lvlText w:val="3.1"/>
+      <w:lvlJc w:val="left"/>
+      <w:pPr>
+        <w:ind w:left="792" w:hanging="432"/>
+      </w:pPr>
+      <w:rPr>
+        <w:rFonts w:hint="default"/>
+      </w:rPr>
+    </w:lvl>
+    <w:lvl w:ilvl="2">
+      <w:start w:val="1"/>
+      <w:numFmt w:val="decimal"/>
+      <w:lvlText w:val="%1.%2.%3."/>
+      <w:lvlJc w:val="left"/>
+      <w:pPr>
+        <w:ind w:left="1224" w:hanging="504"/>
+      </w:pPr>
+      <w:rPr>
+        <w:rFonts w:hint="default"/>
+      </w:rPr>
+    </w:lvl>
+    <w:lvl w:ilvl="3">
+      <w:start w:val="1"/>
+      <w:numFmt w:val="decimal"/>
+      <w:lvlText w:val="%1.%2.%3.%4."/>
+      <w:lvlJc w:val="left"/>
+      <w:pPr>
+        <w:ind w:left="1728" w:hanging="648"/>
+      </w:pPr>
+      <w:rPr>
+        <w:rFonts w:hint="default"/>
+      </w:rPr>
+    </w:lvl>
+    <w:lvl w:ilvl="4">
+      <w:start w:val="1"/>
+      <w:numFmt w:val="decimal"/>
+      <w:lvlText w:val="%1.%2.%3.%4.%5."/>
+      <w:lvlJc w:val="left"/>
+      <w:pPr>
+        <w:ind w:left="2232" w:hanging="792"/>
+      </w:pPr>
+      <w:rPr>
+        <w:rFonts w:hint="default"/>
+      </w:rPr>
+    </w:lvl>
+    <w:lvl w:ilvl="5">
+      <w:start w:val="1"/>
+      <w:numFmt w:val="decimal"/>
+      <w:lvlText w:val="%1.%2.%3.%4.%5.%6."/>
+      <w:lvlJc w:val="left"/>
+      <w:pPr>
+        <w:ind w:left="2736" w:hanging="936"/>
+      </w:pPr>
+      <w:rPr>
+        <w:rFonts w:hint="default"/>
+      </w:rPr>
+    </w:lvl>
+    <w:lvl w:ilvl="6">
+      <w:start w:val="1"/>
+      <w:numFmt w:val="decimal"/>
+      <w:lvlText w:val="%1.%2.%3.%4.%5.%6.%7."/>
+      <w:lvlJc w:val="left"/>
+      <w:pPr>
+        <w:ind w:left="3240" w:hanging="1080"/>
+      </w:pPr>
+      <w:rPr>
+        <w:rFonts w:hint="default"/>
+      </w:rPr>
+    </w:lvl>
+    <w:lvl w:ilvl="7">
+      <w:start w:val="1"/>
+      <w:numFmt w:val="decimal"/>
+      <w:lvlText w:val="%1.%2.%3.%4.%5.%6.%7.%8."/>
+      <w:lvlJc w:val="left"/>
+      <w:pPr>
+        <w:ind w:left="3744" w:hanging="1224"/>
+      </w:pPr>
+      <w:rPr>
+        <w:rFonts w:hint="default"/>
+      </w:rPr>
+    </w:lvl>
+    <w:lvl w:ilvl="8">
+      <w:start w:val="1"/>
+      <w:numFmt w:val="decimal"/>
+      <w:lvlText w:val="%1.%2.%3.%4.%5.%6.%7.%8.%9."/>
+      <w:lvlJc w:val="left"/>
+      <w:pPr>
+        <w:ind w:left="4320" w:hanging="1440"/>
+      </w:pPr>
+      <w:rPr>
+        <w:rFonts w:hint="default"/>
+      </w:rPr>
+    </w:lvl>
+  </w:abstractNum>
   <w:num w:numId="1" w16cid:durableId="1675498408">
-    <w:abstractNumId w:val="9"/>
+    <w:abstractNumId w:val="18"/>
   </w:num>
   <w:num w:numId="2" w16cid:durableId="1439253980">
+    <w:abstractNumId w:val="10"/>
+  </w:num>
+  <w:num w:numId="3" w16cid:durableId="1642493516">
     <w:abstractNumId w:val="4"/>
   </w:num>
-  <w:num w:numId="3" w16cid:durableId="1642493516">
+  <w:num w:numId="4" w16cid:durableId="1398743008">
     <w:abstractNumId w:val="2"/>
   </w:num>
-  <w:num w:numId="4" w16cid:durableId="1398743008">
-    <w:abstractNumId w:val="1"/>
-  </w:num>
   <w:num w:numId="5" w16cid:durableId="452090994">
-    <w:abstractNumId w:val="6"/>
+    <w:abstractNumId w:val="13"/>
   </w:num>
   <w:num w:numId="6" w16cid:durableId="1938250807">
     <w:abstractNumId w:val="0"/>
   </w:num>
   <w:num w:numId="7" w16cid:durableId="346297070">
-    <w:abstractNumId w:val="13"/>
+    <w:abstractNumId w:val="27"/>
   </w:num>
   <w:num w:numId="8" w16cid:durableId="51974382">
+    <w:abstractNumId w:val="8"/>
+  </w:num>
+  <w:num w:numId="9" w16cid:durableId="155654901">
+    <w:abstractNumId w:val="20"/>
+  </w:num>
+  <w:num w:numId="10" w16cid:durableId="914584962">
+    <w:abstractNumId w:val="15"/>
+  </w:num>
+  <w:num w:numId="11" w16cid:durableId="1828209890">
+    <w:abstractNumId w:val="17"/>
+  </w:num>
+  <w:num w:numId="12" w16cid:durableId="1532105700">
+    <w:abstractNumId w:val="12"/>
+  </w:num>
+  <w:num w:numId="13" w16cid:durableId="201941691">
+    <w:abstractNumId w:val="23"/>
+  </w:num>
+  <w:num w:numId="14" w16cid:durableId="2058045249">
+    <w:abstractNumId w:val="22"/>
+  </w:num>
+  <w:num w:numId="15" w16cid:durableId="1957132017">
+    <w:abstractNumId w:val="11"/>
+  </w:num>
+  <w:num w:numId="16" w16cid:durableId="1858764176">
+    <w:abstractNumId w:val="21"/>
+  </w:num>
+  <w:num w:numId="17" w16cid:durableId="910653192">
+    <w:abstractNumId w:val="6"/>
+  </w:num>
+  <w:num w:numId="18" w16cid:durableId="1897012157">
+    <w:abstractNumId w:val="25"/>
+  </w:num>
+  <w:num w:numId="19" w16cid:durableId="1718779321">
+    <w:abstractNumId w:val="28"/>
+  </w:num>
+  <w:num w:numId="20" w16cid:durableId="636836927">
+    <w:abstractNumId w:val="5"/>
+  </w:num>
+  <w:num w:numId="21" w16cid:durableId="625769747">
+    <w:abstractNumId w:val="1"/>
+  </w:num>
+  <w:num w:numId="22" w16cid:durableId="873345735">
+    <w:abstractNumId w:val="7"/>
+  </w:num>
+  <w:num w:numId="23" w16cid:durableId="872379595">
+    <w:abstractNumId w:val="24"/>
+  </w:num>
+  <w:num w:numId="24" w16cid:durableId="1519351341">
+    <w:abstractNumId w:val="26"/>
+  </w:num>
+  <w:num w:numId="25" w16cid:durableId="1647321909">
+    <w:abstractNumId w:val="14"/>
+  </w:num>
+  <w:num w:numId="26" w16cid:durableId="1474563399">
     <w:abstractNumId w:val="3"/>
   </w:num>
-  <w:num w:numId="9" w16cid:durableId="155654901">
-    <w:abstractNumId w:val="10"/>
+  <w:num w:numId="27" w16cid:durableId="2089450759">
+    <w:abstractNumId w:val="19"/>
   </w:num>
-  <w:num w:numId="10" w16cid:durableId="914584962">
-    <w:abstractNumId w:val="7"/>
+  <w:num w:numId="28" w16cid:durableId="1336228351">
+    <w:abstractNumId w:val="9"/>
   </w:num>
-  <w:num w:numId="11" w16cid:durableId="1828209890">
-    <w:abstractNumId w:val="8"/>
-  </w:num>
-  <w:num w:numId="12" w16cid:durableId="1532105700">
-    <w:abstractNumId w:val="5"/>
-  </w:num>
-  <w:num w:numId="13" w16cid:durableId="201941691">
-    <w:abstractNumId w:val="12"/>
-  </w:num>
-  <w:num w:numId="14" w16cid:durableId="2058045249">
-    <w:abstractNumId w:val="11"/>
+  <w:num w:numId="29" w16cid:durableId="284696676">
+    <w:abstractNumId w:val="16"/>
   </w:num>
 </w:numbering>
 </file>
@@ -4561,6 +6906,22 @@
       <w:spacing w:val="5"/>
     </w:rPr>
   </w:style>
+  <w:style w:type="paragraph" w:styleId="NormalWeb">
+    <w:name w:val="Normal (Web)"/>
+    <w:basedOn w:val="Normal"/>
+    <w:uiPriority w:val="99"/>
+    <w:semiHidden/>
+    <w:unhideWhenUsed/>
+    <w:rsid w:val="00A97FA3"/>
+    <w:pPr>
+      <w:spacing w:before="100" w:beforeAutospacing="1" w:after="100" w:afterAutospacing="1" w:line="240" w:lineRule="auto"/>
+    </w:pPr>
+    <w:rPr>
+      <w:rFonts w:ascii="Times New Roman" w:eastAsia="Times New Roman" w:hAnsi="Times New Roman" w:cs="Times New Roman"/>
+      <w:kern w:val="0"/>
+      <w14:ligatures w14:val="none"/>
+    </w:rPr>
+  </w:style>
 </w:styles>
 </file>
 
@@ -4882,11 +7243,28 @@
     <b:URL>https://www.collegenp.com/article/most-common-problems-faced-by-students</b:URL>
     <b:RefOrder>1</b:RefOrder>
   </b:Source>
+  <b:Source>
+    <b:Tag>gee26</b:Tag>
+    <b:SourceType>InternetSite</b:SourceType>
+    <b:Guid>{ADC0B434-BF2A-4806-94C0-80956DE67D42}</b:Guid>
+    <b:Author>
+      <b:Author>
+        <b:Corporate>geeksforgeeks</b:Corporate>
+      </b:Author>
+    </b:Author>
+    <b:Title>geeksforgeeks</b:Title>
+    <b:Year>2026</b:Year>
+    <b:YearAccessed>2026</b:YearAccessed>
+    <b:MonthAccessed>June</b:MonthAccessed>
+    <b:DayAccessed>15</b:DayAccessed>
+    <b:URL>https://www.geeksforgeeks.org/software-engineering/functional-vs-non-functional-requirements/</b:URL>
+    <b:RefOrder>2</b:RefOrder>
+  </b:Source>
 </b:Sources>
 </file>
 
 <file path=customXml/itemProps1.xml><?xml version="1.0" encoding="utf-8"?>
-<ds:datastoreItem xmlns:ds="http://schemas.openxmlformats.org/officeDocument/2006/customXml" ds:itemID="{36454B7B-7000-476F-82CB-BDB4EFE6C59B}">
+<ds:datastoreItem xmlns:ds="http://schemas.openxmlformats.org/officeDocument/2006/customXml" ds:itemID="{3AF99174-EE36-4618-A9DD-7419BD4B8345}">
   <ds:schemaRefs>
     <ds:schemaRef ds:uri="http://schemas.openxmlformats.org/officeDocument/2006/bibliography"/>
   </ds:schemaRefs>

--- a/Student Skill Exchange SE Assohm,ent.docx
+++ b/Student Skill Exchange SE Assohm,ent.docx
@@ -1684,25 +1684,7 @@
           <w:sz w:val="32"/>
           <w:szCs w:val="32"/>
         </w:rPr>
-        <w:t xml:space="preserve">To ensure the “Student Academic Support and Skill Exchange </w:t>
-      </w:r>
-      <w:proofErr w:type="spellStart"/>
-      <w:r>
-        <w:rPr>
-          <w:rFonts w:ascii="Arial" w:hAnsi="Arial" w:cs="Arial"/>
-          <w:sz w:val="32"/>
-          <w:szCs w:val="32"/>
-        </w:rPr>
-        <w:t>Platoform</w:t>
-      </w:r>
-      <w:proofErr w:type="spellEnd"/>
-      <w:r>
-        <w:rPr>
-          <w:rFonts w:ascii="Arial" w:hAnsi="Arial" w:cs="Arial"/>
-          <w:sz w:val="32"/>
-          <w:szCs w:val="32"/>
-        </w:rPr>
-        <w:t xml:space="preserve">” meets the actual needs of its users, a combination of primary and secondary research methods was adopted to gather requirements. </w:t>
+        <w:t xml:space="preserve">To ensure the “Student Academic Support and Skill Exchange Platform” meets the actual needs of its users, a combination of primary and secondary research methods was adopted to gather requirements. </w:t>
       </w:r>
     </w:p>
     <w:p>
@@ -1954,23 +1936,37 @@
           <w:szCs w:val="32"/>
         </w:rPr>
       </w:pPr>
-      <w:proofErr w:type="spellStart"/>
-      <w:r>
-        <w:rPr>
-          <w:rFonts w:ascii="Arial" w:hAnsi="Arial" w:cs="Arial"/>
-          <w:sz w:val="32"/>
-          <w:szCs w:val="32"/>
-        </w:rPr>
-        <w:t>Accordint</w:t>
-      </w:r>
-      <w:proofErr w:type="spellEnd"/>
-      <w:r>
-        <w:rPr>
-          <w:rFonts w:ascii="Arial" w:hAnsi="Arial" w:cs="Arial"/>
-          <w:sz w:val="32"/>
-          <w:szCs w:val="32"/>
-        </w:rPr>
-        <w:t xml:space="preserve"> to </w:t>
+      <w:r>
+        <w:rPr>
+          <w:rFonts w:ascii="Arial" w:hAnsi="Arial" w:cs="Arial"/>
+          <w:sz w:val="32"/>
+          <w:szCs w:val="32"/>
+        </w:rPr>
+        <w:t>Accordin</w:t>
+      </w:r>
+      <w:r>
+        <w:rPr>
+          <w:rFonts w:ascii="Arial" w:hAnsi="Arial" w:cs="Arial"/>
+          <w:sz w:val="32"/>
+          <w:szCs w:val="32"/>
+        </w:rPr>
+        <w:t>g</w:t>
+      </w:r>
+      <w:r>
+        <w:rPr>
+          <w:rFonts w:ascii="Arial" w:hAnsi="Arial" w:cs="Arial"/>
+          <w:sz w:val="32"/>
+          <w:szCs w:val="32"/>
+        </w:rPr>
+        <w:t xml:space="preserve"> to</w:t>
+      </w:r>
+      <w:r>
+        <w:rPr>
+          <w:rFonts w:ascii="Arial" w:hAnsi="Arial" w:cs="Arial"/>
+          <w:sz w:val="32"/>
+          <w:szCs w:val="32"/>
+        </w:rPr>
+        <w:t xml:space="preserve"> </w:t>
       </w:r>
       <w:sdt>
         <w:sdtPr>
@@ -1979,7 +1975,7 @@
             <w:sz w:val="32"/>
             <w:szCs w:val="32"/>
           </w:rPr>
-          <w:id w:val="2125723613"/>
+          <w:id w:val="70704931"/>
           <w:citation/>
         </w:sdtPr>
         <w:sdtContent>
@@ -2050,15 +2046,179 @@
           <w:sz w:val="32"/>
           <w:szCs w:val="32"/>
         </w:rPr>
-        <w:t>. It involves all features and operation.</w:t>
-      </w:r>
-      <w:r>
-        <w:rPr>
-          <w:rFonts w:ascii="Arial" w:hAnsi="Arial" w:cs="Arial"/>
-          <w:sz w:val="32"/>
-          <w:szCs w:val="32"/>
-        </w:rPr>
-        <w:t xml:space="preserve"> For this system functional requirements involves the following:</w:t>
+        <w:t xml:space="preserve">, </w:t>
+      </w:r>
+      <w:r>
+        <w:rPr>
+          <w:rFonts w:ascii="Arial" w:hAnsi="Arial" w:cs="Arial"/>
+          <w:sz w:val="32"/>
+          <w:szCs w:val="32"/>
+        </w:rPr>
+        <w:t>involv</w:t>
+      </w:r>
+      <w:r>
+        <w:rPr>
+          <w:rFonts w:ascii="Arial" w:hAnsi="Arial" w:cs="Arial"/>
+          <w:sz w:val="32"/>
+          <w:szCs w:val="32"/>
+        </w:rPr>
+        <w:t>ing</w:t>
+      </w:r>
+      <w:r>
+        <w:rPr>
+          <w:rFonts w:ascii="Arial" w:hAnsi="Arial" w:cs="Arial"/>
+          <w:sz w:val="32"/>
+          <w:szCs w:val="32"/>
+        </w:rPr>
+        <w:t xml:space="preserve"> all features and operation.</w:t>
+      </w:r>
+      <w:r>
+        <w:rPr>
+          <w:rFonts w:ascii="Arial" w:hAnsi="Arial" w:cs="Arial"/>
+          <w:sz w:val="32"/>
+          <w:szCs w:val="32"/>
+        </w:rPr>
+        <w:t xml:space="preserve"> As defined by </w:t>
+      </w:r>
+      <w:sdt>
+        <w:sdtPr>
+          <w:rPr>
+            <w:rFonts w:ascii="Arial" w:hAnsi="Arial" w:cs="Arial"/>
+            <w:sz w:val="32"/>
+            <w:szCs w:val="32"/>
+          </w:rPr>
+          <w:id w:val="-1713490445"/>
+          <w:citation/>
+        </w:sdtPr>
+        <w:sdtContent>
+          <w:r>
+            <w:rPr>
+              <w:rFonts w:ascii="Arial" w:hAnsi="Arial" w:cs="Arial"/>
+              <w:sz w:val="32"/>
+              <w:szCs w:val="32"/>
+            </w:rPr>
+            <w:fldChar w:fldCharType="begin"/>
+          </w:r>
+          <w:r>
+            <w:rPr>
+              <w:rFonts w:ascii="Arial" w:hAnsi="Arial" w:cs="Arial"/>
+              <w:sz w:val="32"/>
+              <w:szCs w:val="32"/>
+              <w:lang w:val="en-GB"/>
+            </w:rPr>
+            <w:instrText xml:space="preserve"> CITATION Ste20 \l 2057 </w:instrText>
+          </w:r>
+          <w:r>
+            <w:rPr>
+              <w:rFonts w:ascii="Arial" w:hAnsi="Arial" w:cs="Arial"/>
+              <w:sz w:val="32"/>
+              <w:szCs w:val="32"/>
+            </w:rPr>
+            <w:fldChar w:fldCharType="separate"/>
+          </w:r>
+          <w:r>
+            <w:rPr>
+              <w:rFonts w:ascii="Arial" w:hAnsi="Arial" w:cs="Arial"/>
+              <w:noProof/>
+              <w:sz w:val="32"/>
+              <w:szCs w:val="32"/>
+              <w:lang w:val="en-GB"/>
+            </w:rPr>
+            <w:t>(Begelow, 2020)</w:t>
+          </w:r>
+          <w:r>
+            <w:rPr>
+              <w:rFonts w:ascii="Arial" w:hAnsi="Arial" w:cs="Arial"/>
+              <w:sz w:val="32"/>
+              <w:szCs w:val="32"/>
+            </w:rPr>
+            <w:fldChar w:fldCharType="end"/>
+          </w:r>
+        </w:sdtContent>
+      </w:sdt>
+      <w:r>
+        <w:rPr>
+          <w:rFonts w:ascii="Arial" w:hAnsi="Arial" w:cs="Arial"/>
+          <w:sz w:val="32"/>
+          <w:szCs w:val="32"/>
+        </w:rPr>
+        <w:t xml:space="preserve">, those requirements dictate the system </w:t>
+      </w:r>
+      <w:proofErr w:type="spellStart"/>
+      <w:r>
+        <w:rPr>
+          <w:rFonts w:ascii="Arial" w:hAnsi="Arial" w:cs="Arial"/>
+          <w:sz w:val="32"/>
+          <w:szCs w:val="32"/>
+        </w:rPr>
+        <w:t>behaviour</w:t>
+      </w:r>
+      <w:proofErr w:type="spellEnd"/>
+      <w:r>
+        <w:rPr>
+          <w:rFonts w:ascii="Arial" w:hAnsi="Arial" w:cs="Arial"/>
+          <w:sz w:val="32"/>
+          <w:szCs w:val="32"/>
+        </w:rPr>
+        <w:t>, involving inputs, processes and outputs.</w:t>
+      </w:r>
+    </w:p>
+    <w:p>
+      <w:pPr>
+        <w:rPr>
+          <w:rFonts w:ascii="Arial" w:hAnsi="Arial" w:cs="Arial"/>
+          <w:sz w:val="32"/>
+          <w:szCs w:val="32"/>
+        </w:rPr>
+      </w:pPr>
+    </w:p>
+    <w:p>
+      <w:pPr>
+        <w:rPr>
+          <w:rFonts w:ascii="Arial" w:hAnsi="Arial" w:cs="Arial"/>
+          <w:sz w:val="32"/>
+          <w:szCs w:val="32"/>
+        </w:rPr>
+      </w:pPr>
+      <w:r>
+        <w:rPr>
+          <w:rFonts w:ascii="Arial" w:hAnsi="Arial" w:cs="Arial"/>
+          <w:sz w:val="32"/>
+          <w:szCs w:val="32"/>
+        </w:rPr>
+        <w:t>For th</w:t>
+      </w:r>
+      <w:r>
+        <w:rPr>
+          <w:rFonts w:ascii="Arial" w:hAnsi="Arial" w:cs="Arial"/>
+          <w:sz w:val="32"/>
+          <w:szCs w:val="32"/>
+        </w:rPr>
+        <w:t>e</w:t>
+      </w:r>
+      <w:r>
+        <w:rPr>
+          <w:rFonts w:ascii="Arial" w:hAnsi="Arial" w:cs="Arial"/>
+          <w:sz w:val="32"/>
+          <w:szCs w:val="32"/>
+        </w:rPr>
+        <w:t xml:space="preserve"> system functional requirements </w:t>
+      </w:r>
+      <w:r>
+        <w:rPr>
+          <w:rFonts w:ascii="Arial" w:hAnsi="Arial" w:cs="Arial"/>
+          <w:sz w:val="32"/>
+          <w:szCs w:val="32"/>
+        </w:rPr>
+        <w:t xml:space="preserve">that have been established </w:t>
+      </w:r>
+      <w:r>
+        <w:rPr>
+          <w:rFonts w:ascii="Arial" w:hAnsi="Arial" w:cs="Arial"/>
+          <w:sz w:val="32"/>
+          <w:szCs w:val="32"/>
+        </w:rPr>
+        <w:t>involves the following:</w:t>
       </w:r>
     </w:p>
     <w:p>
@@ -2101,6 +2261,41 @@
     <w:p>
       <w:pPr>
         <w:pStyle w:val="ListParagraph"/>
+        <w:ind w:left="1080"/>
+        <w:rPr>
+          <w:rFonts w:ascii="Arial" w:hAnsi="Arial" w:cs="Arial"/>
+          <w:sz w:val="28"/>
+          <w:szCs w:val="28"/>
+        </w:rPr>
+      </w:pPr>
+      <w:r>
+        <w:rPr>
+          <w:rFonts w:ascii="Arial" w:hAnsi="Arial" w:cs="Arial"/>
+          <w:sz w:val="28"/>
+          <w:szCs w:val="28"/>
+        </w:rPr>
+        <w:t>Th</w:t>
+      </w:r>
+      <w:r>
+        <w:rPr>
+          <w:rFonts w:ascii="Arial" w:hAnsi="Arial" w:cs="Arial"/>
+          <w:sz w:val="28"/>
+          <w:szCs w:val="28"/>
+        </w:rPr>
+        <w:t>e</w:t>
+      </w:r>
+      <w:r>
+        <w:rPr>
+          <w:rFonts w:ascii="Arial" w:hAnsi="Arial" w:cs="Arial"/>
+          <w:sz w:val="28"/>
+          <w:szCs w:val="28"/>
+        </w:rPr>
+        <w:t xml:space="preserve"> system shall allow students, Tutors and Admins to register with a unique email and password which will later be used to access their respective dashboards securely.</w:t>
+      </w:r>
+    </w:p>
+    <w:p>
+      <w:pPr>
+        <w:pStyle w:val="ListParagraph"/>
         <w:numPr>
           <w:ilvl w:val="0"/>
           <w:numId w:val="25"/>
@@ -2127,6 +2322,43 @@
     <w:p>
       <w:pPr>
         <w:pStyle w:val="ListParagraph"/>
+        <w:ind w:left="1080"/>
+        <w:rPr>
+          <w:rFonts w:ascii="Arial" w:hAnsi="Arial" w:cs="Arial"/>
+          <w:sz w:val="28"/>
+          <w:szCs w:val="28"/>
+        </w:rPr>
+      </w:pPr>
+      <w:r>
+        <w:rPr>
+          <w:rFonts w:ascii="Arial" w:hAnsi="Arial" w:cs="Arial"/>
+          <w:sz w:val="28"/>
+          <w:szCs w:val="28"/>
+        </w:rPr>
+        <w:t xml:space="preserve">The system shall allow Tutors to input </w:t>
+      </w:r>
+      <w:proofErr w:type="spellStart"/>
+      <w:r>
+        <w:rPr>
+          <w:rFonts w:ascii="Arial" w:hAnsi="Arial" w:cs="Arial"/>
+          <w:sz w:val="28"/>
+          <w:szCs w:val="28"/>
+        </w:rPr>
+        <w:t>andupdate</w:t>
+      </w:r>
+      <w:proofErr w:type="spellEnd"/>
+      <w:r>
+        <w:rPr>
+          <w:rFonts w:ascii="Arial" w:hAnsi="Arial" w:cs="Arial"/>
+          <w:sz w:val="28"/>
+          <w:szCs w:val="28"/>
+        </w:rPr>
+        <w:t xml:space="preserve"> their qualification, skills and hourly rates. It will also allow students to change their profile names and profile pictures.</w:t>
+      </w:r>
+    </w:p>
+    <w:p>
+      <w:pPr>
+        <w:pStyle w:val="ListParagraph"/>
         <w:numPr>
           <w:ilvl w:val="0"/>
           <w:numId w:val="25"/>
@@ -2153,6 +2385,25 @@
     <w:p>
       <w:pPr>
         <w:pStyle w:val="ListParagraph"/>
+        <w:ind w:left="1080"/>
+        <w:rPr>
+          <w:rFonts w:ascii="Arial" w:hAnsi="Arial" w:cs="Arial"/>
+          <w:sz w:val="28"/>
+          <w:szCs w:val="28"/>
+        </w:rPr>
+      </w:pPr>
+      <w:r>
+        <w:rPr>
+          <w:rFonts w:ascii="Arial" w:hAnsi="Arial" w:cs="Arial"/>
+          <w:sz w:val="28"/>
+          <w:szCs w:val="28"/>
+        </w:rPr>
+        <w:t>The system shall allow students to search for Tutors using specific input filters for example subject and price range and display the matching profiles as output.</w:t>
+      </w:r>
+    </w:p>
+    <w:p>
+      <w:pPr>
+        <w:pStyle w:val="ListParagraph"/>
         <w:numPr>
           <w:ilvl w:val="0"/>
           <w:numId w:val="25"/>
@@ -2179,6 +2430,25 @@
     <w:p>
       <w:pPr>
         <w:pStyle w:val="ListParagraph"/>
+        <w:ind w:left="1080"/>
+        <w:rPr>
+          <w:rFonts w:ascii="Arial" w:hAnsi="Arial" w:cs="Arial"/>
+          <w:sz w:val="28"/>
+          <w:szCs w:val="28"/>
+        </w:rPr>
+      </w:pPr>
+      <w:r>
+        <w:rPr>
+          <w:rFonts w:ascii="Arial" w:hAnsi="Arial" w:cs="Arial"/>
+          <w:sz w:val="28"/>
+          <w:szCs w:val="28"/>
+        </w:rPr>
+        <w:t>The system shall enable students to send hiring request to Tutors and provide an interface for tutors to accept or reject these requests.</w:t>
+      </w:r>
+    </w:p>
+    <w:p>
+      <w:pPr>
+        <w:pStyle w:val="ListParagraph"/>
         <w:numPr>
           <w:ilvl w:val="0"/>
           <w:numId w:val="25"/>
@@ -2205,6 +2475,33 @@
     <w:p>
       <w:pPr>
         <w:pStyle w:val="ListParagraph"/>
+        <w:ind w:left="1080"/>
+        <w:rPr>
+          <w:rFonts w:ascii="Arial" w:hAnsi="Arial" w:cs="Arial"/>
+          <w:sz w:val="28"/>
+          <w:szCs w:val="28"/>
+        </w:rPr>
+      </w:pPr>
+      <w:r>
+        <w:rPr>
+          <w:rFonts w:ascii="Arial" w:hAnsi="Arial" w:cs="Arial"/>
+          <w:sz w:val="28"/>
+          <w:szCs w:val="28"/>
+        </w:rPr>
+        <w:t xml:space="preserve">The system shall provide </w:t>
+      </w:r>
+      <w:r>
+        <w:rPr>
+          <w:rFonts w:ascii="Arial" w:hAnsi="Arial" w:cs="Arial"/>
+          <w:sz w:val="28"/>
+          <w:szCs w:val="28"/>
+        </w:rPr>
+        <w:t>a real-time messaging interface which will allow students and tutors to communicate.</w:t>
+      </w:r>
+    </w:p>
+    <w:p>
+      <w:pPr>
+        <w:pStyle w:val="ListParagraph"/>
         <w:numPr>
           <w:ilvl w:val="0"/>
           <w:numId w:val="25"/>
@@ -2231,14 +2528,9 @@
     <w:p>
       <w:pPr>
         <w:pStyle w:val="ListParagraph"/>
-        <w:numPr>
-          <w:ilvl w:val="0"/>
-          <w:numId w:val="25"/>
-        </w:numPr>
-        <w:rPr>
-          <w:rFonts w:ascii="Arial" w:hAnsi="Arial" w:cs="Arial"/>
-          <w:b/>
-          <w:bCs/>
+        <w:ind w:left="1080"/>
+        <w:rPr>
+          <w:rFonts w:ascii="Arial" w:hAnsi="Arial" w:cs="Arial"/>
           <w:sz w:val="28"/>
           <w:szCs w:val="28"/>
         </w:rPr>
@@ -2246,41 +2538,12 @@
       <w:r>
         <w:rPr>
           <w:rFonts w:ascii="Arial" w:hAnsi="Arial" w:cs="Arial"/>
-          <w:b/>
-          <w:bCs/>
           <w:sz w:val="28"/>
           <w:szCs w:val="28"/>
         </w:rPr>
-        <w:t>Review and Ratings</w:t>
-      </w:r>
-    </w:p>
-    <w:p>
-      <w:pPr>
-        <w:pStyle w:val="ListParagraph"/>
-        <w:numPr>
-          <w:ilvl w:val="0"/>
-          <w:numId w:val="25"/>
-        </w:numPr>
-        <w:rPr>
-          <w:rFonts w:ascii="Arial" w:hAnsi="Arial" w:cs="Arial"/>
-          <w:b/>
-          <w:bCs/>
-          <w:sz w:val="28"/>
-          <w:szCs w:val="28"/>
-        </w:rPr>
-      </w:pPr>
-      <w:proofErr w:type="spellStart"/>
-      <w:r>
-        <w:rPr>
-          <w:rFonts w:ascii="Arial" w:hAnsi="Arial" w:cs="Arial"/>
-          <w:b/>
-          <w:bCs/>
-          <w:sz w:val="28"/>
-          <w:szCs w:val="28"/>
-        </w:rPr>
-        <w:t>Adminstration</w:t>
-      </w:r>
-      <w:proofErr w:type="spellEnd"/>
+        <w:lastRenderedPageBreak/>
+        <w:t>The system shall process payments for tutoring sessions and generate transaction history for the Tutor.</w:t>
+      </w:r>
     </w:p>
     <w:p>
       <w:pPr>
@@ -2322,6 +2585,156 @@
     <w:p>
       <w:pPr>
         <w:pStyle w:val="ListParagraph"/>
+        <w:ind w:left="360"/>
+        <w:rPr>
+          <w:rFonts w:ascii="Arial" w:hAnsi="Arial" w:cs="Arial"/>
+          <w:sz w:val="32"/>
+          <w:szCs w:val="32"/>
+        </w:rPr>
+      </w:pPr>
+      <w:r>
+        <w:rPr>
+          <w:rFonts w:ascii="Arial" w:hAnsi="Arial" w:cs="Arial"/>
+          <w:sz w:val="32"/>
+          <w:szCs w:val="32"/>
+        </w:rPr>
+        <w:t xml:space="preserve">Non-functional requirements on the other hand defines how the system performs. </w:t>
+      </w:r>
+      <w:sdt>
+        <w:sdtPr>
+          <w:rPr>
+            <w:rFonts w:ascii="Arial" w:hAnsi="Arial" w:cs="Arial"/>
+            <w:sz w:val="32"/>
+            <w:szCs w:val="32"/>
+          </w:rPr>
+          <w:id w:val="102928073"/>
+          <w:citation/>
+        </w:sdtPr>
+        <w:sdtContent>
+          <w:r>
+            <w:rPr>
+              <w:rFonts w:ascii="Arial" w:hAnsi="Arial" w:cs="Arial"/>
+              <w:sz w:val="32"/>
+              <w:szCs w:val="32"/>
+            </w:rPr>
+            <w:fldChar w:fldCharType="begin"/>
+          </w:r>
+          <w:r>
+            <w:rPr>
+              <w:rFonts w:ascii="Arial" w:hAnsi="Arial" w:cs="Arial"/>
+              <w:sz w:val="32"/>
+              <w:szCs w:val="32"/>
+              <w:lang w:val="en-GB"/>
+            </w:rPr>
+            <w:instrText xml:space="preserve"> CITATION Tpo25 \l 2057 </w:instrText>
+          </w:r>
+          <w:r>
+            <w:rPr>
+              <w:rFonts w:ascii="Arial" w:hAnsi="Arial" w:cs="Arial"/>
+              <w:sz w:val="32"/>
+              <w:szCs w:val="32"/>
+            </w:rPr>
+            <w:fldChar w:fldCharType="separate"/>
+          </w:r>
+          <w:r>
+            <w:rPr>
+              <w:rFonts w:ascii="Arial" w:hAnsi="Arial" w:cs="Arial"/>
+              <w:noProof/>
+              <w:sz w:val="32"/>
+              <w:szCs w:val="32"/>
+              <w:lang w:val="en-GB"/>
+            </w:rPr>
+            <w:t>(TpointTech, 2025)</w:t>
+          </w:r>
+          <w:r>
+            <w:rPr>
+              <w:rFonts w:ascii="Arial" w:hAnsi="Arial" w:cs="Arial"/>
+              <w:sz w:val="32"/>
+              <w:szCs w:val="32"/>
+            </w:rPr>
+            <w:fldChar w:fldCharType="end"/>
+          </w:r>
+        </w:sdtContent>
+      </w:sdt>
+      <w:r>
+        <w:rPr>
+          <w:rFonts w:ascii="Arial" w:hAnsi="Arial" w:cs="Arial"/>
+          <w:sz w:val="32"/>
+          <w:szCs w:val="32"/>
+        </w:rPr>
+        <w:t xml:space="preserve">, </w:t>
+      </w:r>
+      <w:r>
+        <w:rPr>
+          <w:rFonts w:ascii="Arial" w:hAnsi="Arial" w:cs="Arial"/>
+          <w:sz w:val="32"/>
+          <w:szCs w:val="32"/>
+        </w:rPr>
+        <w:t xml:space="preserve">Emphasizes that while functional requirements ensure the system works, non-functional requirements </w:t>
+      </w:r>
+      <w:proofErr w:type="spellStart"/>
+      <w:r>
+        <w:rPr>
+          <w:rFonts w:ascii="Arial" w:hAnsi="Arial" w:cs="Arial"/>
+          <w:sz w:val="32"/>
+          <w:szCs w:val="32"/>
+        </w:rPr>
+        <w:t>focuse</w:t>
+      </w:r>
+      <w:proofErr w:type="spellEnd"/>
+      <w:r>
+        <w:rPr>
+          <w:rFonts w:ascii="Arial" w:hAnsi="Arial" w:cs="Arial"/>
+          <w:sz w:val="32"/>
+          <w:szCs w:val="32"/>
+        </w:rPr>
+        <w:t xml:space="preserve"> on the system working effectively, reliably and securely which directly influences the overall user experience and system architecture. </w:t>
+      </w:r>
+    </w:p>
+    <w:p>
+      <w:pPr>
+        <w:pStyle w:val="ListParagraph"/>
+        <w:ind w:left="360"/>
+        <w:rPr>
+          <w:rFonts w:ascii="Arial" w:hAnsi="Arial" w:cs="Arial"/>
+          <w:sz w:val="32"/>
+          <w:szCs w:val="32"/>
+        </w:rPr>
+      </w:pPr>
+    </w:p>
+    <w:p>
+      <w:pPr>
+        <w:pStyle w:val="ListParagraph"/>
+        <w:ind w:left="360"/>
+        <w:rPr>
+          <w:rFonts w:ascii="Arial" w:hAnsi="Arial" w:cs="Arial"/>
+          <w:sz w:val="32"/>
+          <w:szCs w:val="32"/>
+        </w:rPr>
+      </w:pPr>
+      <w:r>
+        <w:rPr>
+          <w:rFonts w:ascii="Arial" w:hAnsi="Arial" w:cs="Arial"/>
+          <w:sz w:val="32"/>
+          <w:szCs w:val="32"/>
+        </w:rPr>
+        <w:t>The following are non-functional requirements that have been established for the platform:</w:t>
+      </w:r>
+    </w:p>
+    <w:p>
+      <w:pPr>
+        <w:pStyle w:val="ListParagraph"/>
+        <w:ind w:left="360"/>
+        <w:rPr>
+          <w:rFonts w:ascii="Arial" w:hAnsi="Arial" w:cs="Arial"/>
+          <w:sz w:val="32"/>
+          <w:szCs w:val="32"/>
+        </w:rPr>
+      </w:pPr>
+    </w:p>
+    <w:p>
+      <w:pPr>
+        <w:pStyle w:val="ListParagraph"/>
         <w:numPr>
           <w:ilvl w:val="0"/>
           <w:numId w:val="29"/>
@@ -2342,8 +2755,40 @@
           <w:sz w:val="32"/>
           <w:szCs w:val="32"/>
         </w:rPr>
-        <w:t>Usability</w:t>
-      </w:r>
+        <w:t>Performance</w:t>
+      </w:r>
+    </w:p>
+    <w:p>
+      <w:pPr>
+        <w:pStyle w:val="ListParagraph"/>
+        <w:rPr>
+          <w:rFonts w:ascii="Arial" w:hAnsi="Arial" w:cs="Arial"/>
+          <w:b/>
+          <w:bCs/>
+          <w:sz w:val="32"/>
+          <w:szCs w:val="32"/>
+        </w:rPr>
+      </w:pPr>
+      <w:r>
+        <w:rPr>
+          <w:rFonts w:ascii="Arial" w:hAnsi="Arial" w:cs="Arial"/>
+          <w:sz w:val="32"/>
+          <w:szCs w:val="32"/>
+        </w:rPr>
+        <w:t>The search feature and AI recommendation engine shall process queries and return results within a short period of time to ensure a seamless user experience.</w:t>
+      </w:r>
+    </w:p>
+    <w:p>
+      <w:pPr>
+        <w:pStyle w:val="ListParagraph"/>
+        <w:rPr>
+          <w:rFonts w:ascii="Arial" w:hAnsi="Arial" w:cs="Arial"/>
+          <w:b/>
+          <w:bCs/>
+          <w:sz w:val="32"/>
+          <w:szCs w:val="32"/>
+        </w:rPr>
+      </w:pPr>
     </w:p>
     <w:p>
       <w:pPr>
@@ -2374,6 +2819,52 @@
     <w:p>
       <w:pPr>
         <w:pStyle w:val="ListParagraph"/>
+        <w:rPr>
+          <w:rFonts w:ascii="Arial" w:hAnsi="Arial" w:cs="Arial"/>
+          <w:sz w:val="32"/>
+          <w:szCs w:val="32"/>
+        </w:rPr>
+      </w:pPr>
+      <w:r>
+        <w:rPr>
+          <w:rFonts w:ascii="Arial" w:hAnsi="Arial" w:cs="Arial"/>
+          <w:sz w:val="32"/>
+          <w:szCs w:val="32"/>
+        </w:rPr>
+        <w:t xml:space="preserve">All user passwords and payment details must be encrypted in the database to prevent unauthorized </w:t>
+      </w:r>
+      <w:proofErr w:type="spellStart"/>
+      <w:r>
+        <w:rPr>
+          <w:rFonts w:ascii="Arial" w:hAnsi="Arial" w:cs="Arial"/>
+          <w:sz w:val="32"/>
+          <w:szCs w:val="32"/>
+        </w:rPr>
+        <w:t>acess</w:t>
+      </w:r>
+      <w:proofErr w:type="spellEnd"/>
+      <w:r>
+        <w:rPr>
+          <w:rFonts w:ascii="Arial" w:hAnsi="Arial" w:cs="Arial"/>
+          <w:sz w:val="32"/>
+          <w:szCs w:val="32"/>
+        </w:rPr>
+        <w:t>.</w:t>
+      </w:r>
+    </w:p>
+    <w:p>
+      <w:pPr>
+        <w:pStyle w:val="ListParagraph"/>
+        <w:rPr>
+          <w:rFonts w:ascii="Arial" w:hAnsi="Arial" w:cs="Arial"/>
+          <w:sz w:val="32"/>
+          <w:szCs w:val="32"/>
+        </w:rPr>
+      </w:pPr>
+    </w:p>
+    <w:p>
+      <w:pPr>
+        <w:pStyle w:val="ListParagraph"/>
         <w:numPr>
           <w:ilvl w:val="0"/>
           <w:numId w:val="29"/>
@@ -2386,18 +2877,46 @@
           <w:szCs w:val="32"/>
         </w:rPr>
       </w:pPr>
-      <w:proofErr w:type="spellStart"/>
-      <w:r>
-        <w:rPr>
-          <w:rFonts w:ascii="Arial" w:hAnsi="Arial" w:cs="Arial"/>
-          <w:b/>
-          <w:bCs/>
-          <w:sz w:val="32"/>
-          <w:szCs w:val="32"/>
-        </w:rPr>
-        <w:t>Perfomance</w:t>
-      </w:r>
-      <w:proofErr w:type="spellEnd"/>
+      <w:r>
+        <w:rPr>
+          <w:rFonts w:ascii="Arial" w:hAnsi="Arial" w:cs="Arial"/>
+          <w:b/>
+          <w:bCs/>
+          <w:sz w:val="32"/>
+          <w:szCs w:val="32"/>
+        </w:rPr>
+        <w:t>Usability</w:t>
+      </w:r>
+    </w:p>
+    <w:p>
+      <w:pPr>
+        <w:pStyle w:val="ListParagraph"/>
+        <w:rPr>
+          <w:rFonts w:ascii="Arial" w:hAnsi="Arial" w:cs="Arial"/>
+          <w:sz w:val="32"/>
+          <w:szCs w:val="32"/>
+        </w:rPr>
+      </w:pPr>
+      <w:r>
+        <w:rPr>
+          <w:rFonts w:ascii="Arial" w:hAnsi="Arial" w:cs="Arial"/>
+          <w:sz w:val="32"/>
+          <w:szCs w:val="32"/>
+        </w:rPr>
+        <w:t xml:space="preserve">The user interface shall be responsive and user friendly. This to ensure that new user can navigate from the landing page to booking a tutor without getting lost. </w:t>
+      </w:r>
+    </w:p>
+    <w:p>
+      <w:pPr>
+        <w:pStyle w:val="ListParagraph"/>
+        <w:rPr>
+          <w:rFonts w:ascii="Arial" w:hAnsi="Arial" w:cs="Arial"/>
+          <w:b/>
+          <w:bCs/>
+          <w:sz w:val="32"/>
+          <w:szCs w:val="32"/>
+        </w:rPr>
+      </w:pPr>
     </w:p>
     <w:p>
       <w:pPr>
@@ -2427,6 +2946,97 @@
     </w:p>
     <w:p>
       <w:pPr>
+        <w:pStyle w:val="ListParagraph"/>
+        <w:rPr>
+          <w:rFonts w:ascii="Arial" w:hAnsi="Arial" w:cs="Arial"/>
+          <w:sz w:val="32"/>
+          <w:szCs w:val="32"/>
+        </w:rPr>
+      </w:pPr>
+      <w:r>
+        <w:rPr>
+          <w:rFonts w:ascii="Arial" w:hAnsi="Arial" w:cs="Arial"/>
+          <w:sz w:val="32"/>
+          <w:szCs w:val="32"/>
+        </w:rPr>
+        <w:lastRenderedPageBreak/>
+        <w:t>The web application must be available all the time. This ensures that students can access academic support at any time of the day.</w:t>
+      </w:r>
+    </w:p>
+    <w:p>
+      <w:pPr>
+        <w:pStyle w:val="ListParagraph"/>
+        <w:rPr>
+          <w:rFonts w:ascii="Arial" w:hAnsi="Arial" w:cs="Arial"/>
+          <w:sz w:val="32"/>
+          <w:szCs w:val="32"/>
+        </w:rPr>
+      </w:pPr>
+    </w:p>
+    <w:p>
+      <w:pPr>
+        <w:pStyle w:val="ListParagraph"/>
+        <w:rPr>
+          <w:rFonts w:ascii="Arial" w:hAnsi="Arial" w:cs="Arial"/>
+          <w:sz w:val="32"/>
+          <w:szCs w:val="32"/>
+        </w:rPr>
+      </w:pPr>
+    </w:p>
+    <w:p>
+      <w:pPr>
+        <w:pStyle w:val="ListParagraph"/>
+        <w:numPr>
+          <w:ilvl w:val="0"/>
+          <w:numId w:val="29"/>
+        </w:numPr>
+        <w:rPr>
+          <w:rFonts w:ascii="Arial" w:hAnsi="Arial" w:cs="Arial"/>
+          <w:b/>
+          <w:bCs/>
+          <w:sz w:val="32"/>
+          <w:szCs w:val="32"/>
+        </w:rPr>
+      </w:pPr>
+      <w:r>
+        <w:rPr>
+          <w:rFonts w:ascii="Arial" w:hAnsi="Arial" w:cs="Arial"/>
+          <w:b/>
+          <w:bCs/>
+          <w:sz w:val="32"/>
+          <w:szCs w:val="32"/>
+        </w:rPr>
+        <w:t>Scalability</w:t>
+      </w:r>
+    </w:p>
+    <w:p>
+      <w:pPr>
+        <w:ind w:left="720"/>
+        <w:rPr>
+          <w:rFonts w:ascii="Arial" w:hAnsi="Arial" w:cs="Arial"/>
+          <w:sz w:val="32"/>
+          <w:szCs w:val="32"/>
+        </w:rPr>
+      </w:pPr>
+      <w:r>
+        <w:rPr>
+          <w:rFonts w:ascii="Arial" w:hAnsi="Arial" w:cs="Arial"/>
+          <w:sz w:val="32"/>
+          <w:szCs w:val="32"/>
+        </w:rPr>
+        <w:t xml:space="preserve">The system architecture shall be designed to handle huge number of users for instance </w:t>
+      </w:r>
+      <w:r>
+        <w:rPr>
+          <w:rFonts w:ascii="Arial" w:hAnsi="Arial" w:cs="Arial"/>
+          <w:sz w:val="32"/>
+          <w:szCs w:val="32"/>
+        </w:rPr>
+        <w:t>5,000 max concurrent users without being its performance being degraded or affected in any way.</w:t>
+      </w:r>
+    </w:p>
+    <w:p>
+      <w:pPr>
         <w:rPr>
           <w:rFonts w:ascii="Arial" w:hAnsi="Arial" w:cs="Arial"/>
           <w:b/>
@@ -2503,6 +3113,72 @@
       <w:pPr>
         <w:pStyle w:val="ListParagraph"/>
         <w:ind w:left="1800"/>
+        <w:rPr>
+          <w:rFonts w:ascii="Arial" w:hAnsi="Arial" w:cs="Arial"/>
+          <w:b/>
+          <w:bCs/>
+          <w:sz w:val="32"/>
+          <w:szCs w:val="32"/>
+        </w:rPr>
+      </w:pPr>
+    </w:p>
+    <w:p>
+      <w:pPr>
+        <w:rPr>
+          <w:rFonts w:ascii="Arial" w:hAnsi="Arial" w:cs="Arial"/>
+          <w:b/>
+          <w:bCs/>
+          <w:sz w:val="32"/>
+          <w:szCs w:val="32"/>
+        </w:rPr>
+      </w:pPr>
+    </w:p>
+    <w:p>
+      <w:pPr>
+        <w:rPr>
+          <w:rFonts w:ascii="Arial" w:hAnsi="Arial" w:cs="Arial"/>
+          <w:b/>
+          <w:bCs/>
+          <w:sz w:val="32"/>
+          <w:szCs w:val="32"/>
+        </w:rPr>
+      </w:pPr>
+    </w:p>
+    <w:p>
+      <w:pPr>
+        <w:rPr>
+          <w:rFonts w:ascii="Arial" w:hAnsi="Arial" w:cs="Arial"/>
+          <w:b/>
+          <w:bCs/>
+          <w:sz w:val="32"/>
+          <w:szCs w:val="32"/>
+        </w:rPr>
+      </w:pPr>
+    </w:p>
+    <w:p>
+      <w:pPr>
+        <w:rPr>
+          <w:rFonts w:ascii="Arial" w:hAnsi="Arial" w:cs="Arial"/>
+          <w:b/>
+          <w:bCs/>
+          <w:sz w:val="32"/>
+          <w:szCs w:val="32"/>
+        </w:rPr>
+      </w:pPr>
+    </w:p>
+    <w:p>
+      <w:pPr>
+        <w:rPr>
+          <w:rFonts w:ascii="Arial" w:hAnsi="Arial" w:cs="Arial"/>
+          <w:b/>
+          <w:bCs/>
+          <w:sz w:val="32"/>
+          <w:szCs w:val="32"/>
+        </w:rPr>
+      </w:pPr>
+    </w:p>
+    <w:p>
+      <w:pPr>
         <w:rPr>
           <w:rFonts w:ascii="Arial" w:hAnsi="Arial" w:cs="Arial"/>
           <w:b/>
@@ -2557,6 +3233,7 @@
           <w:sz w:val="32"/>
           <w:szCs w:val="32"/>
         </w:rPr>
+        <w:lastRenderedPageBreak/>
         <w:t>Class Diagrams and Use Case Diagram</w:t>
       </w:r>
     </w:p>
@@ -2865,6 +3542,489 @@
         </w:rPr>
       </w:pPr>
     </w:p>
+    <w:p>
+      <w:pPr>
+        <w:rPr>
+          <w:rFonts w:ascii="Arial" w:hAnsi="Arial" w:cs="Arial"/>
+          <w:b/>
+          <w:bCs/>
+          <w:sz w:val="32"/>
+          <w:szCs w:val="32"/>
+        </w:rPr>
+      </w:pPr>
+    </w:p>
+    <w:p>
+      <w:pPr>
+        <w:rPr>
+          <w:rFonts w:ascii="Arial" w:hAnsi="Arial" w:cs="Arial"/>
+          <w:b/>
+          <w:bCs/>
+          <w:sz w:val="32"/>
+          <w:szCs w:val="32"/>
+        </w:rPr>
+      </w:pPr>
+    </w:p>
+    <w:p>
+      <w:pPr>
+        <w:rPr>
+          <w:rFonts w:ascii="Arial" w:hAnsi="Arial" w:cs="Arial"/>
+          <w:b/>
+          <w:bCs/>
+          <w:sz w:val="32"/>
+          <w:szCs w:val="32"/>
+        </w:rPr>
+      </w:pPr>
+    </w:p>
+    <w:p>
+      <w:pPr>
+        <w:rPr>
+          <w:rFonts w:ascii="Arial" w:hAnsi="Arial" w:cs="Arial"/>
+          <w:b/>
+          <w:bCs/>
+          <w:sz w:val="32"/>
+          <w:szCs w:val="32"/>
+        </w:rPr>
+      </w:pPr>
+    </w:p>
+    <w:p>
+      <w:pPr>
+        <w:rPr>
+          <w:rFonts w:ascii="Arial" w:hAnsi="Arial" w:cs="Arial"/>
+          <w:b/>
+          <w:bCs/>
+          <w:sz w:val="32"/>
+          <w:szCs w:val="32"/>
+        </w:rPr>
+      </w:pPr>
+    </w:p>
+    <w:p>
+      <w:pPr>
+        <w:rPr>
+          <w:rFonts w:ascii="Arial" w:hAnsi="Arial" w:cs="Arial"/>
+          <w:b/>
+          <w:bCs/>
+          <w:sz w:val="32"/>
+          <w:szCs w:val="32"/>
+        </w:rPr>
+      </w:pPr>
+    </w:p>
+    <w:p>
+      <w:pPr>
+        <w:rPr>
+          <w:rFonts w:ascii="Arial" w:hAnsi="Arial" w:cs="Arial"/>
+          <w:b/>
+          <w:bCs/>
+          <w:sz w:val="32"/>
+          <w:szCs w:val="32"/>
+        </w:rPr>
+      </w:pPr>
+    </w:p>
+    <w:p>
+      <w:pPr>
+        <w:rPr>
+          <w:rFonts w:ascii="Arial" w:hAnsi="Arial" w:cs="Arial"/>
+          <w:b/>
+          <w:bCs/>
+          <w:sz w:val="32"/>
+          <w:szCs w:val="32"/>
+        </w:rPr>
+      </w:pPr>
+    </w:p>
+    <w:p>
+      <w:pPr>
+        <w:rPr>
+          <w:rFonts w:ascii="Arial" w:hAnsi="Arial" w:cs="Arial"/>
+          <w:b/>
+          <w:bCs/>
+          <w:sz w:val="32"/>
+          <w:szCs w:val="32"/>
+        </w:rPr>
+      </w:pPr>
+    </w:p>
+    <w:p>
+      <w:pPr>
+        <w:rPr>
+          <w:rFonts w:ascii="Arial" w:hAnsi="Arial" w:cs="Arial"/>
+          <w:b/>
+          <w:bCs/>
+          <w:sz w:val="32"/>
+          <w:szCs w:val="32"/>
+        </w:rPr>
+      </w:pPr>
+    </w:p>
+    <w:p>
+      <w:pPr>
+        <w:rPr>
+          <w:rFonts w:ascii="Arial" w:hAnsi="Arial" w:cs="Arial"/>
+          <w:b/>
+          <w:bCs/>
+          <w:sz w:val="32"/>
+          <w:szCs w:val="32"/>
+        </w:rPr>
+      </w:pPr>
+    </w:p>
+    <w:p>
+      <w:pPr>
+        <w:rPr>
+          <w:rFonts w:ascii="Arial" w:hAnsi="Arial" w:cs="Arial"/>
+          <w:b/>
+          <w:bCs/>
+          <w:sz w:val="32"/>
+          <w:szCs w:val="32"/>
+        </w:rPr>
+      </w:pPr>
+    </w:p>
+    <w:p>
+      <w:pPr>
+        <w:rPr>
+          <w:rFonts w:ascii="Arial" w:hAnsi="Arial" w:cs="Arial"/>
+          <w:b/>
+          <w:bCs/>
+          <w:sz w:val="32"/>
+          <w:szCs w:val="32"/>
+        </w:rPr>
+      </w:pPr>
+    </w:p>
+    <w:p>
+      <w:pPr>
+        <w:rPr>
+          <w:rFonts w:ascii="Arial" w:hAnsi="Arial" w:cs="Arial"/>
+          <w:b/>
+          <w:bCs/>
+          <w:sz w:val="32"/>
+          <w:szCs w:val="32"/>
+        </w:rPr>
+      </w:pPr>
+    </w:p>
+    <w:p>
+      <w:pPr>
+        <w:rPr>
+          <w:rFonts w:ascii="Arial" w:hAnsi="Arial" w:cs="Arial"/>
+          <w:b/>
+          <w:bCs/>
+          <w:sz w:val="32"/>
+          <w:szCs w:val="32"/>
+        </w:rPr>
+      </w:pPr>
+    </w:p>
+    <w:p>
+      <w:pPr>
+        <w:rPr>
+          <w:rFonts w:ascii="Arial" w:hAnsi="Arial" w:cs="Arial"/>
+          <w:b/>
+          <w:bCs/>
+          <w:sz w:val="32"/>
+          <w:szCs w:val="32"/>
+        </w:rPr>
+      </w:pPr>
+    </w:p>
+    <w:p>
+      <w:pPr>
+        <w:rPr>
+          <w:rFonts w:ascii="Arial" w:hAnsi="Arial" w:cs="Arial"/>
+          <w:b/>
+          <w:bCs/>
+          <w:sz w:val="32"/>
+          <w:szCs w:val="32"/>
+        </w:rPr>
+      </w:pPr>
+    </w:p>
+    <w:p>
+      <w:pPr>
+        <w:rPr>
+          <w:rFonts w:ascii="Arial" w:hAnsi="Arial" w:cs="Arial"/>
+          <w:b/>
+          <w:bCs/>
+          <w:sz w:val="32"/>
+          <w:szCs w:val="32"/>
+        </w:rPr>
+      </w:pPr>
+    </w:p>
+    <w:p>
+      <w:pPr>
+        <w:rPr>
+          <w:rFonts w:ascii="Arial" w:hAnsi="Arial" w:cs="Arial"/>
+          <w:b/>
+          <w:bCs/>
+          <w:sz w:val="32"/>
+          <w:szCs w:val="32"/>
+        </w:rPr>
+      </w:pPr>
+    </w:p>
+    <w:p>
+      <w:pPr>
+        <w:rPr>
+          <w:rFonts w:ascii="Arial" w:hAnsi="Arial" w:cs="Arial"/>
+          <w:b/>
+          <w:bCs/>
+          <w:sz w:val="32"/>
+          <w:szCs w:val="32"/>
+        </w:rPr>
+      </w:pPr>
+    </w:p>
+    <w:sdt>
+      <w:sdtPr>
+        <w:id w:val="-268009904"/>
+        <w:docPartObj>
+          <w:docPartGallery w:val="Bibliographies"/>
+          <w:docPartUnique/>
+        </w:docPartObj>
+      </w:sdtPr>
+      <w:sdtEndPr>
+        <w:rPr>
+          <w:rFonts w:asciiTheme="minorHAnsi" w:eastAsiaTheme="minorHAnsi" w:hAnsiTheme="minorHAnsi" w:cstheme="minorBidi"/>
+          <w:color w:val="auto"/>
+          <w:sz w:val="24"/>
+          <w:szCs w:val="24"/>
+        </w:rPr>
+      </w:sdtEndPr>
+      <w:sdtContent>
+        <w:p>
+          <w:pPr>
+            <w:pStyle w:val="Heading1"/>
+          </w:pPr>
+          <w:r>
+            <w:t>References</w:t>
+          </w:r>
+        </w:p>
+        <w:sdt>
+          <w:sdtPr>
+            <w:id w:val="-573587230"/>
+            <w:bibliography/>
+          </w:sdtPr>
+          <w:sdtContent>
+            <w:p>
+              <w:pPr>
+                <w:pStyle w:val="Bibliography"/>
+                <w:rPr>
+                  <w:noProof/>
+                  <w:kern w:val="0"/>
+                  <w14:ligatures w14:val="none"/>
+                </w:rPr>
+              </w:pPr>
+              <w:r>
+                <w:fldChar w:fldCharType="begin"/>
+              </w:r>
+              <w:r>
+                <w:instrText xml:space="preserve"> BIBLIOGRAPHY </w:instrText>
+              </w:r>
+              <w:r>
+                <w:fldChar w:fldCharType="separate"/>
+              </w:r>
+              <w:r>
+                <w:rPr>
+                  <w:noProof/>
+                </w:rPr>
+                <w:t xml:space="preserve">Admin, 2025. </w:t>
+              </w:r>
+              <w:r>
+                <w:rPr>
+                  <w:i/>
+                  <w:iCs/>
+                  <w:noProof/>
+                </w:rPr>
+                <w:t xml:space="preserve">collegenp. </w:t>
+              </w:r>
+              <w:r>
+                <w:rPr>
+                  <w:noProof/>
+                </w:rPr>
+                <w:t xml:space="preserve">[Online] </w:t>
+              </w:r>
+              <w:r>
+                <w:rPr>
+                  <w:noProof/>
+                </w:rPr>
+                <w:br/>
+                <w:t xml:space="preserve">Available at: </w:t>
+              </w:r>
+              <w:r>
+                <w:rPr>
+                  <w:noProof/>
+                  <w:u w:val="single"/>
+                </w:rPr>
+                <w:t>https://www.collegenp.com/article/most-common-problems-faced-by-students</w:t>
+              </w:r>
+              <w:r>
+                <w:rPr>
+                  <w:noProof/>
+                </w:rPr>
+                <w:br/>
+                <w:t>[Accessed 06 June 2026].</w:t>
+              </w:r>
+            </w:p>
+            <w:p>
+              <w:pPr>
+                <w:pStyle w:val="Bibliography"/>
+                <w:rPr>
+                  <w:noProof/>
+                </w:rPr>
+              </w:pPr>
+              <w:r>
+                <w:rPr>
+                  <w:noProof/>
+                </w:rPr>
+                <w:t xml:space="preserve">Begelow, S. J., 2020. </w:t>
+              </w:r>
+              <w:r>
+                <w:rPr>
+                  <w:i/>
+                  <w:iCs/>
+                  <w:noProof/>
+                </w:rPr>
+                <w:t xml:space="preserve">TechTarget. </w:t>
+              </w:r>
+              <w:r>
+                <w:rPr>
+                  <w:noProof/>
+                </w:rPr>
+                <w:t xml:space="preserve">[Online] </w:t>
+              </w:r>
+              <w:r>
+                <w:rPr>
+                  <w:noProof/>
+                </w:rPr>
+                <w:br/>
+                <w:t xml:space="preserve">Available at: </w:t>
+              </w:r>
+              <w:r>
+                <w:rPr>
+                  <w:noProof/>
+                  <w:u w:val="single"/>
+                </w:rPr>
+                <w:t>https://www.techtarget.com/searchsoftwarequality/answer/Functional-and-nonfunctional-requirements</w:t>
+              </w:r>
+              <w:r>
+                <w:rPr>
+                  <w:noProof/>
+                </w:rPr>
+                <w:br/>
+                <w:t>[Accessed 15 June 2026].</w:t>
+              </w:r>
+            </w:p>
+            <w:p>
+              <w:pPr>
+                <w:pStyle w:val="Bibliography"/>
+                <w:rPr>
+                  <w:noProof/>
+                </w:rPr>
+              </w:pPr>
+              <w:r>
+                <w:rPr>
+                  <w:noProof/>
+                </w:rPr>
+                <w:t xml:space="preserve">geeksforgeeks, 2026. </w:t>
+              </w:r>
+              <w:r>
+                <w:rPr>
+                  <w:i/>
+                  <w:iCs/>
+                  <w:noProof/>
+                </w:rPr>
+                <w:t xml:space="preserve">geeksforgeeks. </w:t>
+              </w:r>
+              <w:r>
+                <w:rPr>
+                  <w:noProof/>
+                </w:rPr>
+                <w:t xml:space="preserve">[Online] </w:t>
+              </w:r>
+              <w:r>
+                <w:rPr>
+                  <w:noProof/>
+                </w:rPr>
+                <w:br/>
+                <w:t xml:space="preserve">Available at: </w:t>
+              </w:r>
+              <w:r>
+                <w:rPr>
+                  <w:noProof/>
+                  <w:u w:val="single"/>
+                </w:rPr>
+                <w:t>https://www.geeksforgeeks.org/software-engineering/functional-vs-non-functional-requirements/</w:t>
+              </w:r>
+              <w:r>
+                <w:rPr>
+                  <w:noProof/>
+                </w:rPr>
+                <w:br/>
+                <w:t>[Accessed 15 June 2026].</w:t>
+              </w:r>
+            </w:p>
+            <w:p>
+              <w:pPr>
+                <w:pStyle w:val="Bibliography"/>
+                <w:rPr>
+                  <w:noProof/>
+                </w:rPr>
+              </w:pPr>
+              <w:r>
+                <w:rPr>
+                  <w:noProof/>
+                </w:rPr>
+                <w:t xml:space="preserve">TpointTech, 2025. </w:t>
+              </w:r>
+              <w:r>
+                <w:rPr>
+                  <w:i/>
+                  <w:iCs/>
+                  <w:noProof/>
+                </w:rPr>
+                <w:t xml:space="preserve">Tpointtech. </w:t>
+              </w:r>
+              <w:r>
+                <w:rPr>
+                  <w:noProof/>
+                </w:rPr>
+                <w:t xml:space="preserve">[Online] </w:t>
+              </w:r>
+              <w:r>
+                <w:rPr>
+                  <w:noProof/>
+                </w:rPr>
+                <w:br/>
+                <w:t xml:space="preserve">Available at: </w:t>
+              </w:r>
+              <w:r>
+                <w:rPr>
+                  <w:noProof/>
+                  <w:u w:val="single"/>
+                </w:rPr>
+                <w:t>https://www.tpointtech.com/functional-and-non-functional-requirements-in-software-engineering</w:t>
+              </w:r>
+              <w:r>
+                <w:rPr>
+                  <w:noProof/>
+                </w:rPr>
+                <w:br/>
+                <w:t>[Accessed 15 June 2026].</w:t>
+              </w:r>
+            </w:p>
+            <w:p>
+              <w:r>
+                <w:rPr>
+                  <w:b/>
+                  <w:bCs/>
+                  <w:noProof/>
+                </w:rPr>
+                <w:fldChar w:fldCharType="end"/>
+              </w:r>
+            </w:p>
+          </w:sdtContent>
+        </w:sdt>
+      </w:sdtContent>
+    </w:sdt>
+    <w:p>
+      <w:pPr>
+        <w:rPr>
+          <w:rFonts w:ascii="Arial" w:hAnsi="Arial" w:cs="Arial"/>
+          <w:b/>
+          <w:bCs/>
+          <w:sz w:val="32"/>
+          <w:szCs w:val="32"/>
+        </w:rPr>
+      </w:pPr>
+    </w:p>
     <w:sectPr>
       <w:pgSz w:w="12240" w:h="15840"/>
       <w:pgMar w:top="1440" w:right="1440" w:bottom="1440" w:left="1440" w:header="720" w:footer="720" w:gutter="0"/>
@@ -4584,7 +5744,7 @@
   <w:abstractNum w:abstractNumId="16" w15:restartNumberingAfterBreak="0">
     <w:nsid w:val="4E9C7A14"/>
     <w:multiLevelType w:val="hybridMultilevel"/>
-    <w:tmpl w:val="7A2437AE"/>
+    <w:tmpl w:val="D1CC07D2"/>
     <w:lvl w:ilvl="0" w:tplc="98C8BCC6">
       <w:start w:val="1"/>
       <w:numFmt w:val="lowerLetter"/>
@@ -6922,6 +8082,14 @@
       <w14:ligatures w14:val="none"/>
     </w:rPr>
   </w:style>
+  <w:style w:type="paragraph" w:styleId="Bibliography">
+    <w:name w:val="Bibliography"/>
+    <w:basedOn w:val="Normal"/>
+    <w:next w:val="Normal"/>
+    <w:uiPriority w:val="37"/>
+    <w:unhideWhenUsed/>
+    <w:rsid w:val="00E27304"/>
+  </w:style>
 </w:styles>
 </file>
 
@@ -7260,11 +8428,51 @@
     <b:URL>https://www.geeksforgeeks.org/software-engineering/functional-vs-non-functional-requirements/</b:URL>
     <b:RefOrder>2</b:RefOrder>
   </b:Source>
+  <b:Source>
+    <b:Tag>Tpo25</b:Tag>
+    <b:SourceType>InternetSite</b:SourceType>
+    <b:Guid>{14996B4D-FD4D-4C35-9233-D421DA1B665E}</b:Guid>
+    <b:Title>Tpointtech</b:Title>
+    <b:Year>2025</b:Year>
+    <b:YearAccessed>2026</b:YearAccessed>
+    <b:MonthAccessed>June</b:MonthAccessed>
+    <b:DayAccessed>15</b:DayAccessed>
+    <b:URL>https://www.tpointtech.com/functional-and-non-functional-requirements-in-software-engineering</b:URL>
+    <b:Author>
+      <b:Author>
+        <b:Corporate>TpointTech</b:Corporate>
+      </b:Author>
+    </b:Author>
+    <b:RefOrder>4</b:RefOrder>
+  </b:Source>
+  <b:Source>
+    <b:Tag>Ste20</b:Tag>
+    <b:SourceType>InternetSite</b:SourceType>
+    <b:Guid>{F37A0F1D-BED2-471E-8ED5-47E629E7CECE}</b:Guid>
+    <b:Author>
+      <b:Author>
+        <b:NameList>
+          <b:Person>
+            <b:Last>Begelow</b:Last>
+            <b:First>Stephen</b:First>
+            <b:Middle>J.</b:Middle>
+          </b:Person>
+        </b:NameList>
+      </b:Author>
+    </b:Author>
+    <b:Title>TechTarget</b:Title>
+    <b:Year>2020</b:Year>
+    <b:YearAccessed>2026</b:YearAccessed>
+    <b:MonthAccessed>June</b:MonthAccessed>
+    <b:DayAccessed>15</b:DayAccessed>
+    <b:URL>https://www.techtarget.com/searchsoftwarequality/answer/Functional-and-nonfunctional-requirements</b:URL>
+    <b:RefOrder>3</b:RefOrder>
+  </b:Source>
 </b:Sources>
 </file>
 
 <file path=customXml/itemProps1.xml><?xml version="1.0" encoding="utf-8"?>
-<ds:datastoreItem xmlns:ds="http://schemas.openxmlformats.org/officeDocument/2006/customXml" ds:itemID="{3AF99174-EE36-4618-A9DD-7419BD4B8345}">
+<ds:datastoreItem xmlns:ds="http://schemas.openxmlformats.org/officeDocument/2006/customXml" ds:itemID="{B04A6B7C-F7EB-49E5-B8B1-80C8B34F2004}">
   <ds:schemaRefs>
     <ds:schemaRef ds:uri="http://schemas.openxmlformats.org/officeDocument/2006/bibliography"/>
   </ds:schemaRefs>

--- a/Student Skill Exchange SE Assohm,ent.docx
+++ b/Student Skill Exchange SE Assohm,ent.docx
@@ -285,7 +285,23 @@
           <w:sz w:val="32"/>
           <w:szCs w:val="32"/>
         </w:rPr>
-        <w:t>, poor time management, lack of communication, writing and other basic skills they don’t learn in class</w:t>
+        <w:t xml:space="preserve">, poor time management, </w:t>
+      </w:r>
+      <w:r>
+        <w:rPr>
+          <w:rFonts w:ascii="Arial" w:hAnsi="Arial" w:cs="Arial"/>
+          <w:sz w:val="32"/>
+          <w:szCs w:val="32"/>
+        </w:rPr>
+        <w:t>poor</w:t>
+      </w:r>
+      <w:r>
+        <w:rPr>
+          <w:rFonts w:ascii="Arial" w:hAnsi="Arial" w:cs="Arial"/>
+          <w:sz w:val="32"/>
+          <w:szCs w:val="32"/>
+        </w:rPr>
+        <w:t xml:space="preserve"> communication, writing and other basic skills they don’t learn in class</w:t>
       </w:r>
       <w:r>
         <w:rPr>
@@ -1124,6 +1140,19 @@
     <w:p>
       <w:pPr>
         <w:pStyle w:val="ListParagraph"/>
+        <w:ind w:left="1800"/>
+        <w:rPr>
+          <w:rFonts w:ascii="Arial" w:hAnsi="Arial" w:cs="Arial"/>
+          <w:b/>
+          <w:bCs/>
+          <w:sz w:val="32"/>
+          <w:szCs w:val="32"/>
+        </w:rPr>
+      </w:pPr>
+    </w:p>
+    <w:p>
+      <w:pPr>
+        <w:pStyle w:val="ListParagraph"/>
         <w:numPr>
           <w:ilvl w:val="0"/>
           <w:numId w:val="7"/>
@@ -1166,7 +1195,23 @@
           <w:sz w:val="32"/>
           <w:szCs w:val="32"/>
         </w:rPr>
-        <w:t>Users of the platform have internet access</w:t>
+        <w:t>Users of the platform have</w:t>
+      </w:r>
+      <w:r>
+        <w:rPr>
+          <w:rFonts w:ascii="Arial" w:hAnsi="Arial" w:cs="Arial"/>
+          <w:sz w:val="32"/>
+          <w:szCs w:val="32"/>
+        </w:rPr>
+        <w:t xml:space="preserve"> reliable</w:t>
+      </w:r>
+      <w:r>
+        <w:rPr>
+          <w:rFonts w:ascii="Arial" w:hAnsi="Arial" w:cs="Arial"/>
+          <w:sz w:val="32"/>
+          <w:szCs w:val="32"/>
+        </w:rPr>
+        <w:t xml:space="preserve"> internet access</w:t>
       </w:r>
     </w:p>
     <w:p>
@@ -1254,8 +1299,18 @@
           <w:sz w:val="32"/>
           <w:szCs w:val="32"/>
         </w:rPr>
+        <w:lastRenderedPageBreak/>
         <w:t>Tutors are willing to make money online via the platform</w:t>
       </w:r>
+    </w:p>
+    <w:p>
+      <w:pPr>
+        <w:rPr>
+          <w:rFonts w:ascii="Arial" w:hAnsi="Arial" w:cs="Arial"/>
+          <w:sz w:val="32"/>
+          <w:szCs w:val="32"/>
+        </w:rPr>
+      </w:pPr>
     </w:p>
     <w:p>
       <w:pPr>
@@ -1278,7 +1333,6 @@
           <w:sz w:val="32"/>
           <w:szCs w:val="32"/>
         </w:rPr>
-        <w:lastRenderedPageBreak/>
         <w:t>Development Methodology</w:t>
       </w:r>
     </w:p>
@@ -1458,6 +1512,7 @@
           <w:rFonts w:ascii="Arial" w:hAnsi="Arial" w:cs="Arial"/>
           <w:b/>
           <w:bCs/>
+          <w:noProof/>
           <w:sz w:val="32"/>
           <w:szCs w:val="32"/>
         </w:rPr>
@@ -1684,17 +1739,177 @@
           <w:sz w:val="32"/>
           <w:szCs w:val="32"/>
         </w:rPr>
-        <w:t xml:space="preserve">To ensure the “Student Academic Support and Skill Exchange Platform” meets the actual needs of its users, a combination of primary and secondary research methods was adopted to gather requirements. </w:t>
-      </w:r>
-    </w:p>
-    <w:p>
-      <w:pPr>
-        <w:rPr>
-          <w:rFonts w:ascii="Arial" w:hAnsi="Arial" w:cs="Arial"/>
-          <w:sz w:val="32"/>
-          <w:szCs w:val="32"/>
-        </w:rPr>
-      </w:pPr>
+        <w:t xml:space="preserve">According to </w:t>
+      </w:r>
+      <w:sdt>
+        <w:sdtPr>
+          <w:rPr>
+            <w:rFonts w:ascii="Arial" w:hAnsi="Arial" w:cs="Arial"/>
+            <w:sz w:val="32"/>
+            <w:szCs w:val="32"/>
+          </w:rPr>
+          <w:id w:val="763346043"/>
+          <w:citation/>
+        </w:sdtPr>
+        <w:sdtContent>
+          <w:r>
+            <w:rPr>
+              <w:rFonts w:ascii="Arial" w:hAnsi="Arial" w:cs="Arial"/>
+              <w:sz w:val="32"/>
+              <w:szCs w:val="32"/>
+            </w:rPr>
+            <w:fldChar w:fldCharType="begin"/>
+          </w:r>
+          <w:r>
+            <w:rPr>
+              <w:rFonts w:ascii="Arial" w:hAnsi="Arial" w:cs="Arial"/>
+              <w:sz w:val="32"/>
+              <w:szCs w:val="32"/>
+              <w:lang w:val="en-GB"/>
+            </w:rPr>
+            <w:instrText xml:space="preserve"> CITATION gee26 \l 2057 </w:instrText>
+          </w:r>
+          <w:r>
+            <w:rPr>
+              <w:rFonts w:ascii="Arial" w:hAnsi="Arial" w:cs="Arial"/>
+              <w:sz w:val="32"/>
+              <w:szCs w:val="32"/>
+            </w:rPr>
+            <w:fldChar w:fldCharType="separate"/>
+          </w:r>
+          <w:r>
+            <w:rPr>
+              <w:rFonts w:ascii="Arial" w:hAnsi="Arial" w:cs="Arial"/>
+              <w:noProof/>
+              <w:sz w:val="32"/>
+              <w:szCs w:val="32"/>
+              <w:lang w:val="en-GB"/>
+            </w:rPr>
+            <w:t>(geeksforgeeks, 2026)</w:t>
+          </w:r>
+          <w:r>
+            <w:rPr>
+              <w:rFonts w:ascii="Arial" w:hAnsi="Arial" w:cs="Arial"/>
+              <w:sz w:val="32"/>
+              <w:szCs w:val="32"/>
+            </w:rPr>
+            <w:fldChar w:fldCharType="end"/>
+          </w:r>
+        </w:sdtContent>
+      </w:sdt>
+      <w:r>
+        <w:rPr>
+          <w:rFonts w:ascii="Arial" w:hAnsi="Arial" w:cs="Arial"/>
+          <w:sz w:val="32"/>
+          <w:szCs w:val="32"/>
+        </w:rPr>
+        <w:t>,</w:t>
+      </w:r>
+      <w:r>
+        <w:rPr>
+          <w:rFonts w:ascii="Arial" w:hAnsi="Arial" w:cs="Arial"/>
+          <w:sz w:val="32"/>
+          <w:szCs w:val="32"/>
+        </w:rPr>
+        <w:t xml:space="preserve"> </w:t>
+      </w:r>
+      <w:r>
+        <w:rPr>
+          <w:rFonts w:ascii="Arial" w:hAnsi="Arial" w:cs="Arial"/>
+          <w:sz w:val="32"/>
+          <w:szCs w:val="32"/>
+        </w:rPr>
+        <w:t>g</w:t>
+      </w:r>
+      <w:r>
+        <w:rPr>
+          <w:rFonts w:ascii="Arial" w:hAnsi="Arial" w:cs="Arial"/>
+          <w:sz w:val="32"/>
+          <w:szCs w:val="32"/>
+        </w:rPr>
+        <w:t>athering requirements is</w:t>
+      </w:r>
+      <w:r>
+        <w:rPr>
+          <w:rFonts w:ascii="Arial" w:hAnsi="Arial" w:cs="Arial"/>
+          <w:sz w:val="32"/>
+          <w:szCs w:val="32"/>
+        </w:rPr>
+        <w:t xml:space="preserve"> one</w:t>
+      </w:r>
+      <w:r>
+        <w:rPr>
+          <w:rFonts w:ascii="Arial" w:hAnsi="Arial" w:cs="Arial"/>
+          <w:sz w:val="32"/>
+          <w:szCs w:val="32"/>
+        </w:rPr>
+        <w:t xml:space="preserve"> the most crucial steps in project development</w:t>
+      </w:r>
+      <w:r>
+        <w:rPr>
+          <w:rFonts w:ascii="Arial" w:hAnsi="Arial" w:cs="Arial"/>
+          <w:sz w:val="32"/>
+          <w:szCs w:val="32"/>
+        </w:rPr>
+        <w:t>. This is because it helps to understand what the project actually needs and what are the most crucial parts</w:t>
+      </w:r>
+      <w:r>
+        <w:rPr>
+          <w:rFonts w:ascii="Arial" w:hAnsi="Arial" w:cs="Arial"/>
+          <w:sz w:val="32"/>
+          <w:szCs w:val="32"/>
+        </w:rPr>
+        <w:t xml:space="preserve"> of the projects to be worked on</w:t>
+      </w:r>
+      <w:r>
+        <w:rPr>
+          <w:rFonts w:ascii="Arial" w:hAnsi="Arial" w:cs="Arial"/>
+          <w:sz w:val="32"/>
+          <w:szCs w:val="32"/>
+        </w:rPr>
+        <w:t>.</w:t>
+      </w:r>
+      <w:r>
+        <w:rPr>
+          <w:rFonts w:ascii="Arial" w:hAnsi="Arial" w:cs="Arial"/>
+          <w:sz w:val="32"/>
+          <w:szCs w:val="32"/>
+        </w:rPr>
+        <w:t xml:space="preserve"> To</w:t>
+      </w:r>
+      <w:r>
+        <w:rPr>
+          <w:rFonts w:ascii="Arial" w:hAnsi="Arial" w:cs="Arial"/>
+          <w:sz w:val="32"/>
+          <w:szCs w:val="32"/>
+        </w:rPr>
+        <w:t xml:space="preserve"> </w:t>
+      </w:r>
+      <w:r>
+        <w:rPr>
+          <w:rFonts w:ascii="Arial" w:hAnsi="Arial" w:cs="Arial"/>
+          <w:sz w:val="32"/>
+          <w:szCs w:val="32"/>
+        </w:rPr>
+        <w:t xml:space="preserve">ensure the “Student Academic Support and Skill Exchange Platform” meets the actual needs of its users, a combination of primary and secondary research methods was adopted to gather requirements. </w:t>
+      </w:r>
+    </w:p>
+    <w:p>
+      <w:pPr>
+        <w:rPr>
+          <w:rFonts w:ascii="Arial" w:hAnsi="Arial" w:cs="Arial"/>
+          <w:sz w:val="32"/>
+          <w:szCs w:val="32"/>
+        </w:rPr>
+      </w:pPr>
+      <w:r>
+        <w:rPr>
+          <w:rFonts w:ascii="Arial" w:hAnsi="Arial" w:cs="Arial"/>
+          <w:sz w:val="32"/>
+          <w:szCs w:val="32"/>
+        </w:rPr>
+        <w:t xml:space="preserve"> </w:t>
+      </w:r>
     </w:p>
     <w:p>
       <w:pPr>
@@ -1786,7 +2001,24 @@
           <w:sz w:val="32"/>
           <w:szCs w:val="32"/>
         </w:rPr>
-        <w:t xml:space="preserve">This involved going through platforms like Fiverr and </w:t>
+        <w:lastRenderedPageBreak/>
+        <w:t>This involved going through platforms like Fiverr</w:t>
+      </w:r>
+      <w:r>
+        <w:rPr>
+          <w:rFonts w:ascii="Arial" w:hAnsi="Arial" w:cs="Arial"/>
+          <w:sz w:val="32"/>
+          <w:szCs w:val="32"/>
+        </w:rPr>
+        <w:t>, Cisco Academy</w:t>
+      </w:r>
+      <w:r>
+        <w:rPr>
+          <w:rFonts w:ascii="Arial" w:hAnsi="Arial" w:cs="Arial"/>
+          <w:sz w:val="32"/>
+          <w:szCs w:val="32"/>
+        </w:rPr>
+        <w:t xml:space="preserve"> and </w:t>
       </w:r>
       <w:proofErr w:type="spellStart"/>
       <w:r>
@@ -1795,7 +2027,15 @@
           <w:sz w:val="32"/>
           <w:szCs w:val="32"/>
         </w:rPr>
-        <w:t>Preply</w:t>
+        <w:t>P</w:t>
+      </w:r>
+      <w:r>
+        <w:rPr>
+          <w:rFonts w:ascii="Arial" w:hAnsi="Arial" w:cs="Arial"/>
+          <w:sz w:val="32"/>
+          <w:szCs w:val="32"/>
+        </w:rPr>
+        <w:t>reply</w:t>
       </w:r>
       <w:proofErr w:type="spellEnd"/>
       <w:r>
@@ -1804,6 +2044,14 @@
           <w:sz w:val="32"/>
           <w:szCs w:val="32"/>
         </w:rPr>
+        <w:t xml:space="preserve"> and analyzing them in</w:t>
+      </w:r>
+      <w:r>
+        <w:rPr>
+          <w:rFonts w:ascii="Arial" w:hAnsi="Arial" w:cs="Arial"/>
+          <w:sz w:val="32"/>
+          <w:szCs w:val="32"/>
+        </w:rPr>
         <w:t xml:space="preserve"> </w:t>
       </w:r>
       <w:r>
@@ -1812,62 +2060,48 @@
           <w:sz w:val="32"/>
           <w:szCs w:val="32"/>
         </w:rPr>
-        <w:t>and analyzing</w:t>
-      </w:r>
-      <w:r>
-        <w:rPr>
-          <w:rFonts w:ascii="Arial" w:hAnsi="Arial" w:cs="Arial"/>
-          <w:sz w:val="32"/>
-          <w:szCs w:val="32"/>
-        </w:rPr>
-        <w:t xml:space="preserve"> them </w:t>
-      </w:r>
-      <w:proofErr w:type="spellStart"/>
-      <w:r>
-        <w:rPr>
-          <w:rFonts w:ascii="Arial" w:hAnsi="Arial" w:cs="Arial"/>
-          <w:sz w:val="32"/>
-          <w:szCs w:val="32"/>
-        </w:rPr>
-        <w:t>inorder</w:t>
-      </w:r>
-      <w:proofErr w:type="spellEnd"/>
-      <w:r>
-        <w:rPr>
-          <w:rFonts w:ascii="Arial" w:hAnsi="Arial" w:cs="Arial"/>
-          <w:sz w:val="32"/>
-          <w:szCs w:val="32"/>
-        </w:rPr>
-        <w:t xml:space="preserve"> to find </w:t>
-      </w:r>
-      <w:proofErr w:type="gramStart"/>
-      <w:r>
-        <w:rPr>
-          <w:rFonts w:ascii="Arial" w:hAnsi="Arial" w:cs="Arial"/>
-          <w:sz w:val="32"/>
-          <w:szCs w:val="32"/>
-        </w:rPr>
-        <w:t>industry based</w:t>
-      </w:r>
-      <w:proofErr w:type="gramEnd"/>
-      <w:r>
-        <w:rPr>
-          <w:rFonts w:ascii="Arial" w:hAnsi="Arial" w:cs="Arial"/>
-          <w:sz w:val="32"/>
-          <w:szCs w:val="32"/>
-        </w:rPr>
-        <w:t xml:space="preserve"> features. Analyzing competitors ensures that the platform includes expected functionalities such as secure payment gateways, rating systems and messaging and it helps to identify gaps in the current market that this project can fill such as the </w:t>
-      </w:r>
-      <w:proofErr w:type="spellStart"/>
-      <w:r>
-        <w:rPr>
-          <w:rFonts w:ascii="Arial" w:hAnsi="Arial" w:cs="Arial"/>
-          <w:sz w:val="32"/>
-          <w:szCs w:val="32"/>
-        </w:rPr>
-        <w:t>intergration</w:t>
-      </w:r>
-      <w:proofErr w:type="spellEnd"/>
+        <w:t>order to find industry</w:t>
+      </w:r>
+      <w:r>
+        <w:rPr>
+          <w:rFonts w:ascii="Arial" w:hAnsi="Arial" w:cs="Arial"/>
+          <w:sz w:val="32"/>
+          <w:szCs w:val="32"/>
+        </w:rPr>
+        <w:t>-</w:t>
+      </w:r>
+      <w:r>
+        <w:rPr>
+          <w:rFonts w:ascii="Arial" w:hAnsi="Arial" w:cs="Arial"/>
+          <w:sz w:val="32"/>
+          <w:szCs w:val="32"/>
+        </w:rPr>
+        <w:t>based features. Analyzing competitors ensures that the platform includes expected functionalities such as secure payment gateways, rating systems and messagin</w:t>
+      </w:r>
+      <w:r>
+        <w:rPr>
+          <w:rFonts w:ascii="Arial" w:hAnsi="Arial" w:cs="Arial"/>
+          <w:sz w:val="32"/>
+          <w:szCs w:val="32"/>
+        </w:rPr>
+        <w:t>g. This</w:t>
+      </w:r>
+      <w:r>
+        <w:rPr>
+          <w:rFonts w:ascii="Arial" w:hAnsi="Arial" w:cs="Arial"/>
+          <w:sz w:val="32"/>
+          <w:szCs w:val="32"/>
+        </w:rPr>
+        <w:t xml:space="preserve"> helps to identify gaps in the current market that this project can fill such as the </w:t>
+      </w:r>
+      <w:r>
+        <w:rPr>
+          <w:rFonts w:ascii="Arial" w:hAnsi="Arial" w:cs="Arial"/>
+          <w:sz w:val="32"/>
+          <w:szCs w:val="32"/>
+        </w:rPr>
+        <w:t>integration</w:t>
+      </w:r>
       <w:r>
         <w:rPr>
           <w:rFonts w:ascii="Arial" w:hAnsi="Arial" w:cs="Arial"/>
@@ -1924,7 +2158,6 @@
           <w:sz w:val="32"/>
           <w:szCs w:val="32"/>
         </w:rPr>
-        <w:lastRenderedPageBreak/>
         <w:t>Functional Requirements</w:t>
       </w:r>
     </w:p>
@@ -2142,25 +2375,7 @@
           <w:sz w:val="32"/>
           <w:szCs w:val="32"/>
         </w:rPr>
-        <w:t xml:space="preserve">, those requirements dictate the system </w:t>
-      </w:r>
-      <w:proofErr w:type="spellStart"/>
-      <w:r>
-        <w:rPr>
-          <w:rFonts w:ascii="Arial" w:hAnsi="Arial" w:cs="Arial"/>
-          <w:sz w:val="32"/>
-          <w:szCs w:val="32"/>
-        </w:rPr>
-        <w:t>behaviour</w:t>
-      </w:r>
-      <w:proofErr w:type="spellEnd"/>
-      <w:r>
-        <w:rPr>
-          <w:rFonts w:ascii="Arial" w:hAnsi="Arial" w:cs="Arial"/>
-          <w:sz w:val="32"/>
-          <w:szCs w:val="32"/>
-        </w:rPr>
-        <w:t>, involving inputs, processes and outputs.</w:t>
+        <w:t>, those requirements dictate the system behavior, involving inputs, processes and outputs.</w:t>
       </w:r>
     </w:p>
     <w:p>
@@ -2218,7 +2433,23 @@
           <w:sz w:val="32"/>
           <w:szCs w:val="32"/>
         </w:rPr>
-        <w:t>involves the following:</w:t>
+        <w:t>in</w:t>
+      </w:r>
+      <w:r>
+        <w:rPr>
+          <w:rFonts w:ascii="Arial" w:hAnsi="Arial" w:cs="Arial"/>
+          <w:sz w:val="32"/>
+          <w:szCs w:val="32"/>
+        </w:rPr>
+        <w:t>clude</w:t>
+      </w:r>
+      <w:r>
+        <w:rPr>
+          <w:rFonts w:ascii="Arial" w:hAnsi="Arial" w:cs="Arial"/>
+          <w:sz w:val="32"/>
+          <w:szCs w:val="32"/>
+        </w:rPr>
+        <w:t xml:space="preserve"> the following:</w:t>
       </w:r>
     </w:p>
     <w:p>
@@ -2398,6 +2629,7 @@
           <w:sz w:val="28"/>
           <w:szCs w:val="28"/>
         </w:rPr>
+        <w:lastRenderedPageBreak/>
         <w:t>The system shall allow students to search for Tutors using specific input filters for example subject and price range and display the matching profiles as output.</w:t>
       </w:r>
     </w:p>
@@ -2541,7 +2773,6 @@
           <w:sz w:val="28"/>
           <w:szCs w:val="28"/>
         </w:rPr>
-        <w:lastRenderedPageBreak/>
         <w:t>The system shall process payments for tutoring sessions and generate transaction history for the Tutor.</w:t>
       </w:r>
     </w:p>
@@ -2670,25 +2901,7 @@
           <w:sz w:val="32"/>
           <w:szCs w:val="32"/>
         </w:rPr>
-        <w:t xml:space="preserve">Emphasizes that while functional requirements ensure the system works, non-functional requirements </w:t>
-      </w:r>
-      <w:proofErr w:type="spellStart"/>
-      <w:r>
-        <w:rPr>
-          <w:rFonts w:ascii="Arial" w:hAnsi="Arial" w:cs="Arial"/>
-          <w:sz w:val="32"/>
-          <w:szCs w:val="32"/>
-        </w:rPr>
-        <w:t>focuse</w:t>
-      </w:r>
-      <w:proofErr w:type="spellEnd"/>
-      <w:r>
-        <w:rPr>
-          <w:rFonts w:ascii="Arial" w:hAnsi="Arial" w:cs="Arial"/>
-          <w:sz w:val="32"/>
-          <w:szCs w:val="32"/>
-        </w:rPr>
-        <w:t xml:space="preserve"> on the system working effectively, reliably and securely which directly influences the overall user experience and system architecture. </w:t>
+        <w:t xml:space="preserve">Emphasizes that while functional requirements ensure the system works, non-functional requirements focus on the system working effectively, reliably and securely which directly influences the overall user experience and system architecture. </w:t>
       </w:r>
     </w:p>
     <w:p>
@@ -2727,8 +2940,8 @@
         <w:ind w:left="360"/>
         <w:rPr>
           <w:rFonts w:ascii="Arial" w:hAnsi="Arial" w:cs="Arial"/>
-          <w:sz w:val="32"/>
-          <w:szCs w:val="32"/>
+          <w:sz w:val="28"/>
+          <w:szCs w:val="28"/>
         </w:rPr>
       </w:pPr>
     </w:p>
@@ -2743,17 +2956,17 @@
           <w:rFonts w:ascii="Arial" w:hAnsi="Arial" w:cs="Arial"/>
           <w:b/>
           <w:bCs/>
-          <w:sz w:val="32"/>
-          <w:szCs w:val="32"/>
-        </w:rPr>
-      </w:pPr>
-      <w:r>
-        <w:rPr>
-          <w:rFonts w:ascii="Arial" w:hAnsi="Arial" w:cs="Arial"/>
-          <w:b/>
-          <w:bCs/>
-          <w:sz w:val="32"/>
-          <w:szCs w:val="32"/>
+          <w:sz w:val="28"/>
+          <w:szCs w:val="28"/>
+        </w:rPr>
+      </w:pPr>
+      <w:r>
+        <w:rPr>
+          <w:rFonts w:ascii="Arial" w:hAnsi="Arial" w:cs="Arial"/>
+          <w:b/>
+          <w:bCs/>
+          <w:sz w:val="28"/>
+          <w:szCs w:val="28"/>
         </w:rPr>
         <w:t>Performance</w:t>
       </w:r>
@@ -2765,15 +2978,15 @@
           <w:rFonts w:ascii="Arial" w:hAnsi="Arial" w:cs="Arial"/>
           <w:b/>
           <w:bCs/>
-          <w:sz w:val="32"/>
-          <w:szCs w:val="32"/>
-        </w:rPr>
-      </w:pPr>
-      <w:r>
-        <w:rPr>
-          <w:rFonts w:ascii="Arial" w:hAnsi="Arial" w:cs="Arial"/>
-          <w:sz w:val="32"/>
-          <w:szCs w:val="32"/>
+          <w:sz w:val="28"/>
+          <w:szCs w:val="28"/>
+        </w:rPr>
+      </w:pPr>
+      <w:r>
+        <w:rPr>
+          <w:rFonts w:ascii="Arial" w:hAnsi="Arial" w:cs="Arial"/>
+          <w:sz w:val="28"/>
+          <w:szCs w:val="28"/>
         </w:rPr>
         <w:t>The search feature and AI recommendation engine shall process queries and return results within a short period of time to ensure a seamless user experience.</w:t>
       </w:r>
@@ -2785,8 +2998,8 @@
           <w:rFonts w:ascii="Arial" w:hAnsi="Arial" w:cs="Arial"/>
           <w:b/>
           <w:bCs/>
-          <w:sz w:val="32"/>
-          <w:szCs w:val="32"/>
+          <w:sz w:val="28"/>
+          <w:szCs w:val="28"/>
         </w:rPr>
       </w:pPr>
     </w:p>
@@ -2801,17 +3014,17 @@
           <w:rFonts w:ascii="Arial" w:hAnsi="Arial" w:cs="Arial"/>
           <w:b/>
           <w:bCs/>
-          <w:sz w:val="32"/>
-          <w:szCs w:val="32"/>
-        </w:rPr>
-      </w:pPr>
-      <w:r>
-        <w:rPr>
-          <w:rFonts w:ascii="Arial" w:hAnsi="Arial" w:cs="Arial"/>
-          <w:b/>
-          <w:bCs/>
-          <w:sz w:val="32"/>
-          <w:szCs w:val="32"/>
+          <w:sz w:val="28"/>
+          <w:szCs w:val="28"/>
+        </w:rPr>
+      </w:pPr>
+      <w:r>
+        <w:rPr>
+          <w:rFonts w:ascii="Arial" w:hAnsi="Arial" w:cs="Arial"/>
+          <w:b/>
+          <w:bCs/>
+          <w:sz w:val="28"/>
+          <w:szCs w:val="28"/>
         </w:rPr>
         <w:t>Security</w:t>
       </w:r>
@@ -2821,44 +3034,75 @@
         <w:pStyle w:val="ListParagraph"/>
         <w:rPr>
           <w:rFonts w:ascii="Arial" w:hAnsi="Arial" w:cs="Arial"/>
-          <w:sz w:val="32"/>
-          <w:szCs w:val="32"/>
-        </w:rPr>
-      </w:pPr>
-      <w:r>
-        <w:rPr>
-          <w:rFonts w:ascii="Arial" w:hAnsi="Arial" w:cs="Arial"/>
-          <w:sz w:val="32"/>
-          <w:szCs w:val="32"/>
-        </w:rPr>
-        <w:t xml:space="preserve">All user passwords and payment details must be encrypted in the database to prevent unauthorized </w:t>
-      </w:r>
-      <w:proofErr w:type="spellStart"/>
-      <w:r>
-        <w:rPr>
-          <w:rFonts w:ascii="Arial" w:hAnsi="Arial" w:cs="Arial"/>
-          <w:sz w:val="32"/>
-          <w:szCs w:val="32"/>
-        </w:rPr>
-        <w:t>acess</w:t>
-      </w:r>
-      <w:proofErr w:type="spellEnd"/>
-      <w:r>
-        <w:rPr>
-          <w:rFonts w:ascii="Arial" w:hAnsi="Arial" w:cs="Arial"/>
-          <w:sz w:val="32"/>
-          <w:szCs w:val="32"/>
-        </w:rPr>
-        <w:t>.</w:t>
-      </w:r>
-    </w:p>
-    <w:p>
-      <w:pPr>
-        <w:pStyle w:val="ListParagraph"/>
-        <w:rPr>
-          <w:rFonts w:ascii="Arial" w:hAnsi="Arial" w:cs="Arial"/>
-          <w:sz w:val="32"/>
-          <w:szCs w:val="32"/>
+          <w:sz w:val="28"/>
+          <w:szCs w:val="28"/>
+        </w:rPr>
+      </w:pPr>
+      <w:r>
+        <w:rPr>
+          <w:rFonts w:ascii="Arial" w:hAnsi="Arial" w:cs="Arial"/>
+          <w:sz w:val="28"/>
+          <w:szCs w:val="28"/>
+        </w:rPr>
+        <w:lastRenderedPageBreak/>
+        <w:t>All user passwords</w:t>
+      </w:r>
+      <w:r>
+        <w:rPr>
+          <w:rFonts w:ascii="Arial" w:hAnsi="Arial" w:cs="Arial"/>
+          <w:sz w:val="28"/>
+          <w:szCs w:val="28"/>
+        </w:rPr>
+        <w:t xml:space="preserve"> must be hashed</w:t>
+      </w:r>
+      <w:r>
+        <w:rPr>
+          <w:rFonts w:ascii="Arial" w:hAnsi="Arial" w:cs="Arial"/>
+          <w:sz w:val="28"/>
+          <w:szCs w:val="28"/>
+        </w:rPr>
+        <w:t xml:space="preserve"> and payment details must be encrypted in the database to prevent unauthorized ac</w:t>
+      </w:r>
+      <w:r>
+        <w:rPr>
+          <w:rFonts w:ascii="Arial" w:hAnsi="Arial" w:cs="Arial"/>
+          <w:sz w:val="28"/>
+          <w:szCs w:val="28"/>
+        </w:rPr>
+        <w:t>c</w:t>
+      </w:r>
+      <w:r>
+        <w:rPr>
+          <w:rFonts w:ascii="Arial" w:hAnsi="Arial" w:cs="Arial"/>
+          <w:sz w:val="28"/>
+          <w:szCs w:val="28"/>
+        </w:rPr>
+        <w:t>e</w:t>
+      </w:r>
+      <w:r>
+        <w:rPr>
+          <w:rFonts w:ascii="Arial" w:hAnsi="Arial" w:cs="Arial"/>
+          <w:sz w:val="28"/>
+          <w:szCs w:val="28"/>
+        </w:rPr>
+        <w:t>s</w:t>
+      </w:r>
+      <w:r>
+        <w:rPr>
+          <w:rFonts w:ascii="Arial" w:hAnsi="Arial" w:cs="Arial"/>
+          <w:sz w:val="28"/>
+          <w:szCs w:val="28"/>
+        </w:rPr>
+        <w:t>s.</w:t>
+      </w:r>
+    </w:p>
+    <w:p>
+      <w:pPr>
+        <w:pStyle w:val="ListParagraph"/>
+        <w:rPr>
+          <w:rFonts w:ascii="Arial" w:hAnsi="Arial" w:cs="Arial"/>
+          <w:sz w:val="28"/>
+          <w:szCs w:val="28"/>
         </w:rPr>
       </w:pPr>
     </w:p>
@@ -2873,17 +3117,17 @@
           <w:rFonts w:ascii="Arial" w:hAnsi="Arial" w:cs="Arial"/>
           <w:b/>
           <w:bCs/>
-          <w:sz w:val="32"/>
-          <w:szCs w:val="32"/>
-        </w:rPr>
-      </w:pPr>
-      <w:r>
-        <w:rPr>
-          <w:rFonts w:ascii="Arial" w:hAnsi="Arial" w:cs="Arial"/>
-          <w:b/>
-          <w:bCs/>
-          <w:sz w:val="32"/>
-          <w:szCs w:val="32"/>
+          <w:sz w:val="28"/>
+          <w:szCs w:val="28"/>
+        </w:rPr>
+      </w:pPr>
+      <w:r>
+        <w:rPr>
+          <w:rFonts w:ascii="Arial" w:hAnsi="Arial" w:cs="Arial"/>
+          <w:b/>
+          <w:bCs/>
+          <w:sz w:val="28"/>
+          <w:szCs w:val="28"/>
         </w:rPr>
         <w:t>Usability</w:t>
       </w:r>
@@ -2893,28 +3137,36 @@
         <w:pStyle w:val="ListParagraph"/>
         <w:rPr>
           <w:rFonts w:ascii="Arial" w:hAnsi="Arial" w:cs="Arial"/>
-          <w:sz w:val="32"/>
-          <w:szCs w:val="32"/>
-        </w:rPr>
-      </w:pPr>
-      <w:r>
-        <w:rPr>
-          <w:rFonts w:ascii="Arial" w:hAnsi="Arial" w:cs="Arial"/>
-          <w:sz w:val="32"/>
-          <w:szCs w:val="32"/>
-        </w:rPr>
-        <w:t xml:space="preserve">The user interface shall be responsive and user friendly. This to ensure that new user can navigate from the landing page to booking a tutor without getting lost. </w:t>
-      </w:r>
-    </w:p>
-    <w:p>
-      <w:pPr>
-        <w:pStyle w:val="ListParagraph"/>
-        <w:rPr>
-          <w:rFonts w:ascii="Arial" w:hAnsi="Arial" w:cs="Arial"/>
-          <w:b/>
-          <w:bCs/>
-          <w:sz w:val="32"/>
-          <w:szCs w:val="32"/>
+          <w:sz w:val="28"/>
+          <w:szCs w:val="28"/>
+        </w:rPr>
+      </w:pPr>
+      <w:r>
+        <w:rPr>
+          <w:rFonts w:ascii="Arial" w:hAnsi="Arial" w:cs="Arial"/>
+          <w:sz w:val="28"/>
+          <w:szCs w:val="28"/>
+        </w:rPr>
+        <w:t>The user interface shall be responsive and user friendly. This to ensure that new user can navigate from the landing page to booking a tutor without getting lost</w:t>
+      </w:r>
+      <w:r>
+        <w:rPr>
+          <w:rFonts w:ascii="Arial" w:hAnsi="Arial" w:cs="Arial"/>
+          <w:sz w:val="28"/>
+          <w:szCs w:val="28"/>
+        </w:rPr>
+        <w:t xml:space="preserve"> regardless of what device they are using from phone, tablet to personal computer.</w:t>
+      </w:r>
+    </w:p>
+    <w:p>
+      <w:pPr>
+        <w:pStyle w:val="ListParagraph"/>
+        <w:rPr>
+          <w:rFonts w:ascii="Arial" w:hAnsi="Arial" w:cs="Arial"/>
+          <w:b/>
+          <w:bCs/>
+          <w:sz w:val="28"/>
+          <w:szCs w:val="28"/>
         </w:rPr>
       </w:pPr>
     </w:p>
@@ -2929,17 +3181,17 @@
           <w:rFonts w:ascii="Arial" w:hAnsi="Arial" w:cs="Arial"/>
           <w:b/>
           <w:bCs/>
-          <w:sz w:val="32"/>
-          <w:szCs w:val="32"/>
-        </w:rPr>
-      </w:pPr>
-      <w:r>
-        <w:rPr>
-          <w:rFonts w:ascii="Arial" w:hAnsi="Arial" w:cs="Arial"/>
-          <w:b/>
-          <w:bCs/>
-          <w:sz w:val="32"/>
-          <w:szCs w:val="32"/>
+          <w:sz w:val="28"/>
+          <w:szCs w:val="28"/>
+        </w:rPr>
+      </w:pPr>
+      <w:r>
+        <w:rPr>
+          <w:rFonts w:ascii="Arial" w:hAnsi="Arial" w:cs="Arial"/>
+          <w:b/>
+          <w:bCs/>
+          <w:sz w:val="28"/>
+          <w:szCs w:val="28"/>
         </w:rPr>
         <w:t>Availability</w:t>
       </w:r>
@@ -2949,17 +3201,16 @@
         <w:pStyle w:val="ListParagraph"/>
         <w:rPr>
           <w:rFonts w:ascii="Arial" w:hAnsi="Arial" w:cs="Arial"/>
-          <w:sz w:val="32"/>
-          <w:szCs w:val="32"/>
-        </w:rPr>
-      </w:pPr>
-      <w:r>
-        <w:rPr>
-          <w:rFonts w:ascii="Arial" w:hAnsi="Arial" w:cs="Arial"/>
-          <w:sz w:val="32"/>
-          <w:szCs w:val="32"/>
-        </w:rPr>
-        <w:lastRenderedPageBreak/>
+          <w:sz w:val="28"/>
+          <w:szCs w:val="28"/>
+        </w:rPr>
+      </w:pPr>
+      <w:r>
+        <w:rPr>
+          <w:rFonts w:ascii="Arial" w:hAnsi="Arial" w:cs="Arial"/>
+          <w:sz w:val="28"/>
+          <w:szCs w:val="28"/>
+        </w:rPr>
         <w:t>The web application must be available all the time. This ensures that students can access academic support at any time of the day.</w:t>
       </w:r>
     </w:p>
@@ -2968,18 +3219,18 @@
         <w:pStyle w:val="ListParagraph"/>
         <w:rPr>
           <w:rFonts w:ascii="Arial" w:hAnsi="Arial" w:cs="Arial"/>
-          <w:sz w:val="32"/>
-          <w:szCs w:val="32"/>
-        </w:rPr>
-      </w:pPr>
-    </w:p>
-    <w:p>
-      <w:pPr>
-        <w:pStyle w:val="ListParagraph"/>
-        <w:rPr>
-          <w:rFonts w:ascii="Arial" w:hAnsi="Arial" w:cs="Arial"/>
-          <w:sz w:val="32"/>
-          <w:szCs w:val="32"/>
+          <w:sz w:val="28"/>
+          <w:szCs w:val="28"/>
+        </w:rPr>
+      </w:pPr>
+    </w:p>
+    <w:p>
+      <w:pPr>
+        <w:pStyle w:val="ListParagraph"/>
+        <w:rPr>
+          <w:rFonts w:ascii="Arial" w:hAnsi="Arial" w:cs="Arial"/>
+          <w:sz w:val="28"/>
+          <w:szCs w:val="28"/>
         </w:rPr>
       </w:pPr>
     </w:p>
@@ -2994,17 +3245,17 @@
           <w:rFonts w:ascii="Arial" w:hAnsi="Arial" w:cs="Arial"/>
           <w:b/>
           <w:bCs/>
-          <w:sz w:val="32"/>
-          <w:szCs w:val="32"/>
-        </w:rPr>
-      </w:pPr>
-      <w:r>
-        <w:rPr>
-          <w:rFonts w:ascii="Arial" w:hAnsi="Arial" w:cs="Arial"/>
-          <w:b/>
-          <w:bCs/>
-          <w:sz w:val="32"/>
-          <w:szCs w:val="32"/>
+          <w:sz w:val="28"/>
+          <w:szCs w:val="28"/>
+        </w:rPr>
+      </w:pPr>
+      <w:r>
+        <w:rPr>
+          <w:rFonts w:ascii="Arial" w:hAnsi="Arial" w:cs="Arial"/>
+          <w:b/>
+          <w:bCs/>
+          <w:sz w:val="28"/>
+          <w:szCs w:val="28"/>
         </w:rPr>
         <w:t>Scalability</w:t>
       </w:r>
@@ -3014,23 +3265,23 @@
         <w:ind w:left="720"/>
         <w:rPr>
           <w:rFonts w:ascii="Arial" w:hAnsi="Arial" w:cs="Arial"/>
-          <w:sz w:val="32"/>
-          <w:szCs w:val="32"/>
-        </w:rPr>
-      </w:pPr>
-      <w:r>
-        <w:rPr>
-          <w:rFonts w:ascii="Arial" w:hAnsi="Arial" w:cs="Arial"/>
-          <w:sz w:val="32"/>
-          <w:szCs w:val="32"/>
+          <w:sz w:val="28"/>
+          <w:szCs w:val="28"/>
+        </w:rPr>
+      </w:pPr>
+      <w:r>
+        <w:rPr>
+          <w:rFonts w:ascii="Arial" w:hAnsi="Arial" w:cs="Arial"/>
+          <w:sz w:val="28"/>
+          <w:szCs w:val="28"/>
         </w:rPr>
         <w:t xml:space="preserve">The system architecture shall be designed to handle huge number of users for instance </w:t>
       </w:r>
       <w:r>
         <w:rPr>
           <w:rFonts w:ascii="Arial" w:hAnsi="Arial" w:cs="Arial"/>
-          <w:sz w:val="32"/>
-          <w:szCs w:val="32"/>
+          <w:sz w:val="28"/>
+          <w:szCs w:val="28"/>
         </w:rPr>
         <w:t>5,000 max concurrent users without being its performance being degraded or affected in any way.</w:t>
       </w:r>
@@ -3041,19 +3292,19 @@
           <w:rFonts w:ascii="Arial" w:hAnsi="Arial" w:cs="Arial"/>
           <w:b/>
           <w:bCs/>
-          <w:sz w:val="32"/>
-          <w:szCs w:val="32"/>
-        </w:rPr>
-      </w:pPr>
-    </w:p>
-    <w:p>
-      <w:pPr>
-        <w:rPr>
-          <w:rFonts w:ascii="Arial" w:hAnsi="Arial" w:cs="Arial"/>
-          <w:b/>
-          <w:bCs/>
-          <w:sz w:val="32"/>
-          <w:szCs w:val="32"/>
+          <w:sz w:val="28"/>
+          <w:szCs w:val="28"/>
+        </w:rPr>
+      </w:pPr>
+    </w:p>
+    <w:p>
+      <w:pPr>
+        <w:rPr>
+          <w:rFonts w:ascii="Arial" w:hAnsi="Arial" w:cs="Arial"/>
+          <w:b/>
+          <w:bCs/>
+          <w:sz w:val="28"/>
+          <w:szCs w:val="28"/>
         </w:rPr>
       </w:pPr>
     </w:p>
@@ -3113,50 +3364,6 @@
       <w:pPr>
         <w:pStyle w:val="ListParagraph"/>
         <w:ind w:left="1800"/>
-        <w:rPr>
-          <w:rFonts w:ascii="Arial" w:hAnsi="Arial" w:cs="Arial"/>
-          <w:b/>
-          <w:bCs/>
-          <w:sz w:val="32"/>
-          <w:szCs w:val="32"/>
-        </w:rPr>
-      </w:pPr>
-    </w:p>
-    <w:p>
-      <w:pPr>
-        <w:rPr>
-          <w:rFonts w:ascii="Arial" w:hAnsi="Arial" w:cs="Arial"/>
-          <w:b/>
-          <w:bCs/>
-          <w:sz w:val="32"/>
-          <w:szCs w:val="32"/>
-        </w:rPr>
-      </w:pPr>
-    </w:p>
-    <w:p>
-      <w:pPr>
-        <w:rPr>
-          <w:rFonts w:ascii="Arial" w:hAnsi="Arial" w:cs="Arial"/>
-          <w:b/>
-          <w:bCs/>
-          <w:sz w:val="32"/>
-          <w:szCs w:val="32"/>
-        </w:rPr>
-      </w:pPr>
-    </w:p>
-    <w:p>
-      <w:pPr>
-        <w:rPr>
-          <w:rFonts w:ascii="Arial" w:hAnsi="Arial" w:cs="Arial"/>
-          <w:b/>
-          <w:bCs/>
-          <w:sz w:val="32"/>
-          <w:szCs w:val="32"/>
-        </w:rPr>
-      </w:pPr>
-    </w:p>
-    <w:p>
-      <w:pPr>
         <w:rPr>
           <w:rFonts w:ascii="Arial" w:hAnsi="Arial" w:cs="Arial"/>
           <w:b/>
@@ -3267,6 +3474,7 @@
           <w:rFonts w:ascii="Arial" w:hAnsi="Arial" w:cs="Arial"/>
           <w:b/>
           <w:bCs/>
+          <w:noProof/>
           <w:sz w:val="32"/>
           <w:szCs w:val="32"/>
         </w:rPr>
@@ -3394,7 +3602,7 @@
           <w:noProof/>
         </w:rPr>
         <w:drawing>
-          <wp:inline distT="0" distB="0" distL="0" distR="0" wp14:anchorId="0AE114D4" wp14:editId="6C4EF953">
+          <wp:inline distT="0" distB="0" distL="0" distR="0" wp14:anchorId="0AE114D4" wp14:editId="20CBC32B">
             <wp:extent cx="5943600" cy="4533265"/>
             <wp:effectExtent l="0" t="0" r="0" b="635"/>
             <wp:docPr id="1548113614" name="Picture 5"/>
@@ -3764,20 +3972,18 @@
     </w:p>
     <w:sdt>
       <w:sdtPr>
+        <w:rPr>
+          <w:rFonts w:asciiTheme="minorHAnsi" w:eastAsiaTheme="minorHAnsi" w:hAnsiTheme="minorHAnsi" w:cstheme="minorBidi"/>
+          <w:color w:val="auto"/>
+          <w:sz w:val="24"/>
+          <w:szCs w:val="24"/>
+        </w:rPr>
         <w:id w:val="-268009904"/>
         <w:docPartObj>
           <w:docPartGallery w:val="Bibliographies"/>
           <w:docPartUnique/>
         </w:docPartObj>
       </w:sdtPr>
-      <w:sdtEndPr>
-        <w:rPr>
-          <w:rFonts w:asciiTheme="minorHAnsi" w:eastAsiaTheme="minorHAnsi" w:hAnsiTheme="minorHAnsi" w:cstheme="minorBidi"/>
-          <w:color w:val="auto"/>
-          <w:sz w:val="24"/>
-          <w:szCs w:val="24"/>
-        </w:rPr>
-      </w:sdtEndPr>
       <w:sdtContent>
         <w:p>
           <w:pPr>
@@ -7753,6 +7959,7 @@
   <w:style w:type="character" w:default="1" w:styleId="DefaultParagraphFont">
     <w:name w:val="Default Paragraph Font"/>
     <w:uiPriority w:val="1"/>
+    <w:semiHidden/>
     <w:unhideWhenUsed/>
   </w:style>
   <w:style w:type="table" w:default="1" w:styleId="TableNormal">
